--- a/Практика Малленом Системс/Сопровождение информационных систем/Report/Сопровождение информационных систем.docx
+++ b/Практика Малленом Системс/Сопровождение информационных систем/Report/Сопровождение информационных систем.docx
@@ -2026,10 +2026,6 @@
     <w:p>
       <w:pPr>
         <w:pStyle w:val="a7"/>
-        <w:numPr>
-          <w:ilvl w:val="1"/>
-          <w:numId w:val="12"/>
-        </w:numPr>
         <w:spacing w:after="0" w:line="360" w:lineRule="auto"/>
         <w:ind w:left="0" w:firstLine="709"/>
         <w:contextualSpacing w:val="0"/>
@@ -2046,7 +2042,7 @@
           <w:sz w:val="28"/>
           <w:szCs w:val="28"/>
         </w:rPr>
-        <w:t xml:space="preserve"> </w:t>
+        <w:t xml:space="preserve">1.1 </w:t>
       </w:r>
       <w:r>
         <w:rPr>
@@ -2124,23 +2120,7 @@
           <w:sz w:val="28"/>
           <w:szCs w:val="28"/>
         </w:rPr>
-        <w:t xml:space="preserve">Организационная структура: </w:t>
-      </w:r>
-      <w:r>
-        <w:rPr>
-          <w:rFonts w:ascii="Times New Roman" w:hAnsi="Times New Roman" w:cs="Times New Roman"/>
-          <w:sz w:val="28"/>
-          <w:szCs w:val="28"/>
-        </w:rPr>
-        <w:t>л</w:t>
-      </w:r>
-      <w:r>
-        <w:rPr>
-          <w:rFonts w:ascii="Times New Roman" w:hAnsi="Times New Roman" w:cs="Times New Roman"/>
-          <w:sz w:val="28"/>
-          <w:szCs w:val="28"/>
-        </w:rPr>
-        <w:t xml:space="preserve">инейная, есть отделы компании и в них есть руководители. Краткая характеристика каждого отдела: </w:t>
+        <w:t xml:space="preserve">Организационная структура: линейная, есть отделы компании и в них есть руководители. Краткая характеристика каждого отдела: </w:t>
       </w:r>
     </w:p>
     <w:p>
@@ -2435,6 +2415,216 @@
     </w:p>
     <w:p>
       <w:pPr>
+        <w:pStyle w:val="a7"/>
+        <w:numPr>
+          <w:ilvl w:val="0"/>
+          <w:numId w:val="13"/>
+        </w:numPr>
+        <w:spacing w:after="0" w:line="360" w:lineRule="auto"/>
+        <w:ind w:left="0" w:firstLine="0"/>
+        <w:contextualSpacing w:val="0"/>
+        <w:jc w:val="both"/>
+        <w:rPr>
+          <w:rFonts w:ascii="Times New Roman" w:hAnsi="Times New Roman" w:cs="Times New Roman"/>
+          <w:sz w:val="28"/>
+          <w:szCs w:val="28"/>
+        </w:rPr>
+      </w:pPr>
+      <w:r>
+        <w:rPr>
+          <w:rFonts w:ascii="Times New Roman" w:hAnsi="Times New Roman" w:cs="Times New Roman"/>
+          <w:sz w:val="28"/>
+          <w:szCs w:val="28"/>
+        </w:rPr>
+        <w:t xml:space="preserve">Отдел акселерационных и образовательных программ: </w:t>
+      </w:r>
+      <w:r>
+        <w:rPr>
+          <w:rFonts w:ascii="Times New Roman" w:hAnsi="Times New Roman" w:cs="Times New Roman"/>
+          <w:sz w:val="28"/>
+          <w:szCs w:val="28"/>
+        </w:rPr>
+        <w:t>р</w:t>
+      </w:r>
+      <w:r>
+        <w:rPr>
+          <w:rFonts w:ascii="Times New Roman" w:hAnsi="Times New Roman" w:cs="Times New Roman"/>
+          <w:sz w:val="28"/>
+          <w:szCs w:val="28"/>
+        </w:rPr>
+        <w:t xml:space="preserve">азработка и проведение обучающих курсов по машинному зрению и языку программирования. </w:t>
+      </w:r>
+    </w:p>
+    <w:p>
+      <w:pPr>
+        <w:pStyle w:val="a7"/>
+        <w:numPr>
+          <w:ilvl w:val="0"/>
+          <w:numId w:val="13"/>
+        </w:numPr>
+        <w:spacing w:after="0" w:line="360" w:lineRule="auto"/>
+        <w:ind w:left="0" w:firstLine="0"/>
+        <w:contextualSpacing w:val="0"/>
+        <w:jc w:val="both"/>
+        <w:rPr>
+          <w:rFonts w:ascii="Times New Roman" w:hAnsi="Times New Roman" w:cs="Times New Roman"/>
+          <w:sz w:val="28"/>
+          <w:szCs w:val="28"/>
+        </w:rPr>
+      </w:pPr>
+      <w:r>
+        <w:rPr>
+          <w:rFonts w:ascii="Times New Roman" w:hAnsi="Times New Roman" w:cs="Times New Roman"/>
+          <w:sz w:val="28"/>
+          <w:szCs w:val="28"/>
+        </w:rPr>
+        <w:t xml:space="preserve">Отдел кадров: </w:t>
+      </w:r>
+      <w:r>
+        <w:rPr>
+          <w:rFonts w:ascii="Times New Roman" w:hAnsi="Times New Roman" w:cs="Times New Roman"/>
+          <w:sz w:val="28"/>
+          <w:szCs w:val="28"/>
+        </w:rPr>
+        <w:t>у</w:t>
+      </w:r>
+      <w:r>
+        <w:rPr>
+          <w:rFonts w:ascii="Times New Roman" w:hAnsi="Times New Roman" w:cs="Times New Roman"/>
+          <w:sz w:val="28"/>
+          <w:szCs w:val="28"/>
+        </w:rPr>
+        <w:t xml:space="preserve">правление персоналом компании, поиск, подбор, адаптация сотрудников, ведение кадрового документооборота. </w:t>
+      </w:r>
+    </w:p>
+    <w:p>
+      <w:pPr>
+        <w:pStyle w:val="a7"/>
+        <w:numPr>
+          <w:ilvl w:val="0"/>
+          <w:numId w:val="13"/>
+        </w:numPr>
+        <w:spacing w:after="0" w:line="360" w:lineRule="auto"/>
+        <w:ind w:left="0" w:firstLine="0"/>
+        <w:contextualSpacing w:val="0"/>
+        <w:jc w:val="both"/>
+        <w:rPr>
+          <w:rFonts w:ascii="Times New Roman" w:hAnsi="Times New Roman" w:cs="Times New Roman"/>
+          <w:sz w:val="28"/>
+          <w:szCs w:val="28"/>
+        </w:rPr>
+      </w:pPr>
+      <w:r>
+        <w:rPr>
+          <w:rFonts w:ascii="Times New Roman" w:hAnsi="Times New Roman" w:cs="Times New Roman"/>
+          <w:sz w:val="28"/>
+          <w:szCs w:val="28"/>
+        </w:rPr>
+        <w:t xml:space="preserve">Юридический отдел: </w:t>
+      </w:r>
+      <w:r>
+        <w:rPr>
+          <w:rFonts w:ascii="Times New Roman" w:hAnsi="Times New Roman" w:cs="Times New Roman"/>
+          <w:sz w:val="28"/>
+          <w:szCs w:val="28"/>
+        </w:rPr>
+        <w:t>о</w:t>
+      </w:r>
+      <w:r>
+        <w:rPr>
+          <w:rFonts w:ascii="Times New Roman" w:hAnsi="Times New Roman" w:cs="Times New Roman"/>
+          <w:sz w:val="28"/>
+          <w:szCs w:val="28"/>
+        </w:rPr>
+        <w:t xml:space="preserve">бработка всех документов в компании в соответствии с законодательством, взаимодействие с заказчиками и менеджерами по договору. </w:t>
+      </w:r>
+    </w:p>
+    <w:p>
+      <w:pPr>
+        <w:pStyle w:val="a7"/>
+        <w:numPr>
+          <w:ilvl w:val="0"/>
+          <w:numId w:val="13"/>
+        </w:numPr>
+        <w:spacing w:after="0" w:line="360" w:lineRule="auto"/>
+        <w:ind w:left="0" w:firstLine="0"/>
+        <w:contextualSpacing w:val="0"/>
+        <w:jc w:val="both"/>
+        <w:rPr>
+          <w:rFonts w:ascii="Times New Roman" w:hAnsi="Times New Roman" w:cs="Times New Roman"/>
+          <w:sz w:val="28"/>
+          <w:szCs w:val="28"/>
+        </w:rPr>
+      </w:pPr>
+      <w:r>
+        <w:rPr>
+          <w:rFonts w:ascii="Times New Roman" w:hAnsi="Times New Roman" w:cs="Times New Roman"/>
+          <w:sz w:val="28"/>
+          <w:szCs w:val="28"/>
+        </w:rPr>
+        <w:t xml:space="preserve">Бухгалтерия: </w:t>
+      </w:r>
+      <w:r>
+        <w:rPr>
+          <w:rFonts w:ascii="Times New Roman" w:hAnsi="Times New Roman" w:cs="Times New Roman"/>
+          <w:sz w:val="28"/>
+          <w:szCs w:val="28"/>
+        </w:rPr>
+        <w:t>в</w:t>
+      </w:r>
+      <w:r>
+        <w:rPr>
+          <w:rFonts w:ascii="Times New Roman" w:hAnsi="Times New Roman" w:cs="Times New Roman"/>
+          <w:sz w:val="28"/>
+          <w:szCs w:val="28"/>
+        </w:rPr>
+        <w:t xml:space="preserve">едение экономической деятельности предприятия, бухгалтерского учета, формирование бюджетов компании. </w:t>
+      </w:r>
+    </w:p>
+    <w:p>
+      <w:pPr>
+        <w:pStyle w:val="a7"/>
+        <w:numPr>
+          <w:ilvl w:val="0"/>
+          <w:numId w:val="13"/>
+        </w:numPr>
+        <w:spacing w:after="0" w:line="360" w:lineRule="auto"/>
+        <w:ind w:left="0" w:firstLine="0"/>
+        <w:contextualSpacing w:val="0"/>
+        <w:jc w:val="both"/>
+        <w:rPr>
+          <w:rFonts w:ascii="Times New Roman" w:hAnsi="Times New Roman" w:cs="Times New Roman"/>
+          <w:sz w:val="28"/>
+          <w:szCs w:val="28"/>
+        </w:rPr>
+      </w:pPr>
+      <w:r>
+        <w:rPr>
+          <w:rFonts w:ascii="Times New Roman" w:hAnsi="Times New Roman" w:cs="Times New Roman"/>
+          <w:sz w:val="28"/>
+          <w:szCs w:val="28"/>
+        </w:rPr>
+        <w:t xml:space="preserve">Общественно-хозяйственные рабочие: </w:t>
+      </w:r>
+      <w:r>
+        <w:rPr>
+          <w:rFonts w:ascii="Times New Roman" w:hAnsi="Times New Roman" w:cs="Times New Roman"/>
+          <w:sz w:val="28"/>
+          <w:szCs w:val="28"/>
+        </w:rPr>
+        <w:t>п</w:t>
+      </w:r>
+      <w:r>
+        <w:rPr>
+          <w:rFonts w:ascii="Times New Roman" w:hAnsi="Times New Roman" w:cs="Times New Roman"/>
+          <w:sz w:val="28"/>
+          <w:szCs w:val="28"/>
+        </w:rPr>
+        <w:t>оддержание чистоты, порядка на рабочих местах, ремонт, уборка служебных помещений.</w:t>
+      </w:r>
+    </w:p>
+    <w:p>
+      <w:pPr>
         <w:spacing w:after="0" w:line="480" w:lineRule="auto"/>
         <w:jc w:val="both"/>
         <w:rPr>
@@ -2447,31 +2637,384 @@
     <w:p>
       <w:pPr>
         <w:pStyle w:val="a7"/>
-        <w:numPr>
-          <w:ilvl w:val="1"/>
-          <w:numId w:val="12"/>
-        </w:numPr>
         <w:spacing w:after="0" w:line="360" w:lineRule="auto"/>
         <w:ind w:left="0" w:firstLine="709"/>
         <w:contextualSpacing w:val="0"/>
         <w:jc w:val="both"/>
         <w:rPr>
-          <w:rFonts w:ascii="Times New Roman" w:hAnsi="Times New Roman" w:cs="Times New Roman"/>
-          <w:sz w:val="28"/>
-          <w:szCs w:val="28"/>
-        </w:rPr>
-      </w:pPr>
-      <w:r>
-        <w:rPr>
           <w:rStyle w:val="docdata"/>
           <w:rFonts w:ascii="Times New Roman" w:hAnsi="Times New Roman" w:cs="Times New Roman"/>
+          <w:sz w:val="28"/>
+          <w:szCs w:val="28"/>
+        </w:rPr>
+      </w:pPr>
+      <w:r>
+        <w:rPr>
+          <w:rStyle w:val="docdata"/>
+          <w:rFonts w:ascii="Times New Roman" w:hAnsi="Times New Roman" w:cs="Times New Roman"/>
           <w:color w:val="1A1A1A"/>
           <w:sz w:val="28"/>
           <w:szCs w:val="28"/>
         </w:rPr>
+        <w:t xml:space="preserve">1.2 </w:t>
+      </w:r>
+      <w:r>
+        <w:rPr>
+          <w:rStyle w:val="docdata"/>
+          <w:rFonts w:ascii="Times New Roman" w:hAnsi="Times New Roman" w:cs="Times New Roman"/>
+          <w:color w:val="1A1A1A"/>
+          <w:sz w:val="28"/>
+          <w:szCs w:val="28"/>
+        </w:rPr>
+        <w:t>Роль информационных систем в работе организации</w:t>
+      </w:r>
+    </w:p>
+    <w:p>
+      <w:pPr>
+        <w:spacing w:after="0" w:line="360" w:lineRule="auto"/>
+        <w:jc w:val="both"/>
+        <w:rPr>
+          <w:rFonts w:ascii="Times New Roman" w:hAnsi="Times New Roman" w:cs="Times New Roman"/>
+          <w:sz w:val="28"/>
+          <w:szCs w:val="28"/>
+        </w:rPr>
+      </w:pPr>
+    </w:p>
+    <w:p>
+      <w:pPr>
+        <w:spacing w:after="0" w:line="360" w:lineRule="auto"/>
+        <w:ind w:firstLine="709"/>
+        <w:jc w:val="both"/>
+        <w:rPr>
+          <w:rFonts w:ascii="Times New Roman" w:hAnsi="Times New Roman" w:cs="Times New Roman"/>
+          <w:color w:val="0F1115"/>
+          <w:sz w:val="28"/>
+          <w:szCs w:val="28"/>
+          <w:shd w:val="clear" w:color="auto" w:fill="FFFFFF"/>
+        </w:rPr>
+      </w:pPr>
+      <w:r>
+        <w:rPr>
+          <w:rFonts w:ascii="Times New Roman" w:hAnsi="Times New Roman" w:cs="Times New Roman"/>
+          <w:color w:val="0F1115"/>
+          <w:sz w:val="28"/>
+          <w:szCs w:val="28"/>
+          <w:shd w:val="clear" w:color="auto" w:fill="FFFFFF"/>
+        </w:rPr>
+        <w:t xml:space="preserve">В современной деятельности ООО «Малленом Системс» информационные системы играют ключевую роль. Специфика предприятия заключается в создании интеллектуальной собственности </w:t>
+      </w:r>
+      <w:r>
+        <w:rPr>
+          <w:rFonts w:ascii="Times New Roman" w:hAnsi="Times New Roman" w:cs="Times New Roman"/>
+          <w:color w:val="0F1115"/>
+          <w:sz w:val="28"/>
+          <w:szCs w:val="28"/>
+          <w:shd w:val="clear" w:color="auto" w:fill="FFFFFF"/>
+        </w:rPr>
+        <w:t>-</w:t>
+      </w:r>
+      <w:r>
+        <w:rPr>
+          <w:rFonts w:ascii="Times New Roman" w:hAnsi="Times New Roman" w:cs="Times New Roman"/>
+          <w:color w:val="0F1115"/>
+          <w:sz w:val="28"/>
+          <w:szCs w:val="28"/>
+          <w:shd w:val="clear" w:color="auto" w:fill="FFFFFF"/>
+        </w:rPr>
+        <w:t xml:space="preserve"> программного обеспечения и алгоритмов. Следовательно, информационные системы являются одновременно и </w:t>
+      </w:r>
+      <w:r>
+        <w:rPr>
+          <w:rStyle w:val="a9"/>
+          <w:rFonts w:ascii="Times New Roman" w:hAnsi="Times New Roman" w:cs="Times New Roman"/>
+          <w:b w:val="0"/>
+          <w:bCs w:val="0"/>
+          <w:color w:val="0F1115"/>
+          <w:sz w:val="28"/>
+          <w:szCs w:val="28"/>
+          <w:shd w:val="clear" w:color="auto" w:fill="FFFFFF"/>
+        </w:rPr>
+        <w:t>инструментом</w:t>
+      </w:r>
+      <w:r>
+        <w:rPr>
+          <w:rFonts w:ascii="Times New Roman" w:hAnsi="Times New Roman" w:cs="Times New Roman"/>
+          <w:color w:val="0F1115"/>
+          <w:sz w:val="28"/>
+          <w:szCs w:val="28"/>
+          <w:shd w:val="clear" w:color="auto" w:fill="FFFFFF"/>
+        </w:rPr>
+        <w:t>, и </w:t>
+      </w:r>
+      <w:r>
+        <w:rPr>
+          <w:rStyle w:val="a9"/>
+          <w:rFonts w:ascii="Times New Roman" w:hAnsi="Times New Roman" w:cs="Times New Roman"/>
+          <w:b w:val="0"/>
+          <w:bCs w:val="0"/>
+          <w:color w:val="0F1115"/>
+          <w:sz w:val="28"/>
+          <w:szCs w:val="28"/>
+          <w:shd w:val="clear" w:color="auto" w:fill="FFFFFF"/>
+        </w:rPr>
+        <w:t>результатом</w:t>
+      </w:r>
+      <w:r>
+        <w:rPr>
+          <w:rFonts w:ascii="Times New Roman" w:hAnsi="Times New Roman" w:cs="Times New Roman"/>
+          <w:color w:val="0F1115"/>
+          <w:sz w:val="28"/>
+          <w:szCs w:val="28"/>
+          <w:shd w:val="clear" w:color="auto" w:fill="FFFFFF"/>
+        </w:rPr>
+        <w:t> деятельности организации</w:t>
+      </w:r>
+      <w:r>
+        <w:rPr>
+          <w:rFonts w:ascii="Times New Roman" w:hAnsi="Times New Roman" w:cs="Times New Roman"/>
+          <w:color w:val="0F1115"/>
+          <w:sz w:val="28"/>
+          <w:szCs w:val="28"/>
+          <w:shd w:val="clear" w:color="auto" w:fill="FFFFFF"/>
+        </w:rPr>
+        <w:t>.</w:t>
+      </w:r>
+    </w:p>
+    <w:p>
+      <w:pPr>
+        <w:spacing w:after="0" w:line="360" w:lineRule="auto"/>
+        <w:ind w:firstLine="709"/>
+        <w:jc w:val="both"/>
+        <w:rPr>
+          <w:rFonts w:ascii="Times New Roman" w:hAnsi="Times New Roman" w:cs="Times New Roman"/>
+          <w:color w:val="0F1115"/>
+          <w:sz w:val="28"/>
+          <w:szCs w:val="28"/>
+          <w:shd w:val="clear" w:color="auto" w:fill="FFFFFF"/>
+        </w:rPr>
+      </w:pPr>
+      <w:r>
+        <w:rPr>
+          <w:rFonts w:ascii="Times New Roman" w:hAnsi="Times New Roman" w:cs="Times New Roman"/>
+          <w:color w:val="0F1115"/>
+          <w:sz w:val="28"/>
+          <w:szCs w:val="28"/>
+          <w:shd w:val="clear" w:color="auto" w:fill="FFFFFF"/>
+        </w:rPr>
+        <w:lastRenderedPageBreak/>
+        <w:t xml:space="preserve">ИС обеспечивают полный цикл разработки продуктов компьютерного зрения: от моделирования сложных технологических процессов и обучения нейросетей до написания кода и тестирования готовых решений на базе оборудования </w:t>
+      </w:r>
+      <w:proofErr w:type="spellStart"/>
+      <w:r>
+        <w:rPr>
+          <w:rFonts w:ascii="Times New Roman" w:hAnsi="Times New Roman" w:cs="Times New Roman"/>
+          <w:color w:val="0F1115"/>
+          <w:sz w:val="28"/>
+          <w:szCs w:val="28"/>
+          <w:shd w:val="clear" w:color="auto" w:fill="FFFFFF"/>
+        </w:rPr>
+        <w:t>Cognex</w:t>
+      </w:r>
+      <w:proofErr w:type="spellEnd"/>
+      <w:r>
+        <w:rPr>
+          <w:rFonts w:ascii="Times New Roman" w:hAnsi="Times New Roman" w:cs="Times New Roman"/>
+          <w:color w:val="0F1115"/>
+          <w:sz w:val="28"/>
+          <w:szCs w:val="28"/>
+          <w:shd w:val="clear" w:color="auto" w:fill="FFFFFF"/>
+        </w:rPr>
+        <w:t>.</w:t>
+      </w:r>
+      <w:r>
+        <w:rPr>
+          <w:rFonts w:ascii="Times New Roman" w:hAnsi="Times New Roman" w:cs="Times New Roman"/>
+          <w:color w:val="0F1115"/>
+          <w:sz w:val="28"/>
+          <w:szCs w:val="28"/>
+          <w:shd w:val="clear" w:color="auto" w:fill="FFFFFF"/>
+        </w:rPr>
+        <w:t xml:space="preserve"> Б</w:t>
+      </w:r>
+      <w:r>
+        <w:rPr>
+          <w:rFonts w:ascii="Times New Roman" w:hAnsi="Times New Roman" w:cs="Times New Roman"/>
+          <w:color w:val="0F1115"/>
+          <w:sz w:val="28"/>
+          <w:szCs w:val="28"/>
+          <w:shd w:val="clear" w:color="auto" w:fill="FFFFFF"/>
+        </w:rPr>
+        <w:t>лагодаря высокому уровню автоматизации всех внутренних процессов, включая постановки задач (</w:t>
+      </w:r>
+      <w:r>
+        <w:rPr>
+          <w:rFonts w:ascii="Times New Roman" w:hAnsi="Times New Roman" w:cs="Times New Roman"/>
+          <w:color w:val="0F1115"/>
+          <w:sz w:val="28"/>
+          <w:szCs w:val="28"/>
+          <w:shd w:val="clear" w:color="auto" w:fill="FFFFFF"/>
+        </w:rPr>
+        <w:t>например</w:t>
+      </w:r>
+      <w:r>
+        <w:rPr>
+          <w:rFonts w:ascii="Times New Roman" w:hAnsi="Times New Roman" w:cs="Times New Roman"/>
+          <w:color w:val="0F1115"/>
+          <w:sz w:val="28"/>
+          <w:szCs w:val="28"/>
+          <w:shd w:val="clear" w:color="auto" w:fill="FFFFFF"/>
+        </w:rPr>
         <w:t xml:space="preserve"> </w:t>
       </w:r>
-      <w:r>
+      <w:proofErr w:type="spellStart"/>
+      <w:r>
+        <w:rPr>
+          <w:rFonts w:ascii="Times New Roman" w:hAnsi="Times New Roman" w:cs="Times New Roman"/>
+          <w:color w:val="0F1115"/>
+          <w:sz w:val="28"/>
+          <w:szCs w:val="28"/>
+          <w:shd w:val="clear" w:color="auto" w:fill="FFFFFF"/>
+        </w:rPr>
+        <w:t>Jira</w:t>
+      </w:r>
+      <w:proofErr w:type="spellEnd"/>
+      <w:r>
+        <w:rPr>
+          <w:rFonts w:ascii="Times New Roman" w:hAnsi="Times New Roman" w:cs="Times New Roman"/>
+          <w:color w:val="0F1115"/>
+          <w:sz w:val="28"/>
+          <w:szCs w:val="28"/>
+          <w:shd w:val="clear" w:color="auto" w:fill="FFFFFF"/>
+        </w:rPr>
+        <w:t>), компания способна выполнять контракты для нефтегазовой, металлургической и атомной отраслей</w:t>
+      </w:r>
+      <w:r>
+        <w:rPr>
+          <w:rFonts w:ascii="Times New Roman" w:hAnsi="Times New Roman" w:cs="Times New Roman"/>
+          <w:color w:val="0F1115"/>
+          <w:sz w:val="28"/>
+          <w:szCs w:val="28"/>
+          <w:shd w:val="clear" w:color="auto" w:fill="FFFFFF"/>
+        </w:rPr>
+        <w:t>.</w:t>
+      </w:r>
+    </w:p>
+    <w:p>
+      <w:pPr>
+        <w:spacing w:after="0" w:line="360" w:lineRule="auto"/>
+        <w:ind w:firstLine="709"/>
+        <w:jc w:val="both"/>
+        <w:rPr>
+          <w:rFonts w:ascii="Times New Roman" w:hAnsi="Times New Roman" w:cs="Times New Roman"/>
+          <w:color w:val="0F1115"/>
+          <w:sz w:val="28"/>
+          <w:szCs w:val="28"/>
+          <w:shd w:val="clear" w:color="auto" w:fill="FFFFFF"/>
+        </w:rPr>
+      </w:pPr>
+      <w:r>
+        <w:rPr>
+          <w:rFonts w:ascii="Times New Roman" w:hAnsi="Times New Roman" w:cs="Times New Roman"/>
+          <w:color w:val="0F1115"/>
+          <w:sz w:val="28"/>
+          <w:szCs w:val="28"/>
+          <w:shd w:val="clear" w:color="auto" w:fill="FFFFFF"/>
+        </w:rPr>
+        <w:t xml:space="preserve">Кроме того, информационные технологии лежат в основе взаимодействия с заказчиком: готовые системы технического зрения «Малленом Системс» (например, </w:t>
+      </w:r>
+      <w:r>
+        <w:rPr>
+          <w:rFonts w:ascii="Times New Roman" w:hAnsi="Times New Roman" w:cs="Times New Roman"/>
+          <w:color w:val="0F1115"/>
+          <w:sz w:val="28"/>
+          <w:szCs w:val="28"/>
+          <w:shd w:val="clear" w:color="auto" w:fill="FFFFFF"/>
+        </w:rPr>
+        <w:t>«</w:t>
+      </w:r>
+      <w:r>
+        <w:rPr>
+          <w:rFonts w:ascii="Times New Roman" w:hAnsi="Times New Roman" w:cs="Times New Roman"/>
+          <w:color w:val="0F1115"/>
+          <w:sz w:val="28"/>
+          <w:szCs w:val="28"/>
+          <w:shd w:val="clear" w:color="auto" w:fill="FFFFFF"/>
+        </w:rPr>
+        <w:t>Дорожный пристав», «</w:t>
+      </w:r>
+      <w:proofErr w:type="spellStart"/>
+      <w:r>
+        <w:rPr>
+          <w:rFonts w:ascii="Times New Roman" w:hAnsi="Times New Roman" w:cs="Times New Roman"/>
+          <w:color w:val="0F1115"/>
+          <w:sz w:val="28"/>
+          <w:szCs w:val="28"/>
+          <w:shd w:val="clear" w:color="auto" w:fill="FFFFFF"/>
+        </w:rPr>
+        <w:t>Автомаршал</w:t>
+      </w:r>
+      <w:proofErr w:type="spellEnd"/>
+      <w:r>
+        <w:rPr>
+          <w:rFonts w:ascii="Times New Roman" w:hAnsi="Times New Roman" w:cs="Times New Roman"/>
+          <w:color w:val="0F1115"/>
+          <w:sz w:val="28"/>
+          <w:szCs w:val="28"/>
+          <w:shd w:val="clear" w:color="auto" w:fill="FFFFFF"/>
+        </w:rPr>
+        <w:t xml:space="preserve">», «Арсис») сами являются </w:t>
+      </w:r>
+      <w:proofErr w:type="spellStart"/>
+      <w:r>
+        <w:rPr>
+          <w:rFonts w:ascii="Times New Roman" w:hAnsi="Times New Roman" w:cs="Times New Roman"/>
+          <w:color w:val="0F1115"/>
+          <w:sz w:val="28"/>
+          <w:szCs w:val="28"/>
+          <w:shd w:val="clear" w:color="auto" w:fill="FFFFFF"/>
+        </w:rPr>
+        <w:t>высокоинтегрированными</w:t>
+      </w:r>
+      <w:proofErr w:type="spellEnd"/>
+      <w:r>
+        <w:rPr>
+          <w:rFonts w:ascii="Times New Roman" w:hAnsi="Times New Roman" w:cs="Times New Roman"/>
+          <w:color w:val="0F1115"/>
+          <w:sz w:val="28"/>
+          <w:szCs w:val="28"/>
+          <w:shd w:val="clear" w:color="auto" w:fill="FFFFFF"/>
+        </w:rPr>
+        <w:t xml:space="preserve"> ИС, которые собирают данные с камер, анализируют их, интегрируются с весами и транспортными системами</w:t>
+      </w:r>
+      <w:r>
+        <w:rPr>
+          <w:rFonts w:ascii="Times New Roman" w:hAnsi="Times New Roman" w:cs="Times New Roman"/>
+          <w:color w:val="0F1115"/>
+          <w:sz w:val="28"/>
+          <w:szCs w:val="28"/>
+          <w:shd w:val="clear" w:color="auto" w:fill="FFFFFF"/>
+        </w:rPr>
+        <w:t>.</w:t>
+      </w:r>
+    </w:p>
+    <w:p>
+      <w:pPr>
+        <w:spacing w:after="0" w:line="480" w:lineRule="auto"/>
+        <w:jc w:val="both"/>
+        <w:rPr>
+          <w:rFonts w:ascii="Times New Roman" w:hAnsi="Times New Roman" w:cs="Times New Roman"/>
+          <w:color w:val="0F1115"/>
+          <w:sz w:val="28"/>
+          <w:szCs w:val="28"/>
+          <w:shd w:val="clear" w:color="auto" w:fill="FFFFFF"/>
+        </w:rPr>
+      </w:pPr>
+    </w:p>
+    <w:p>
+      <w:pPr>
+        <w:spacing w:after="0" w:line="360" w:lineRule="auto"/>
+        <w:ind w:firstLine="709"/>
+        <w:jc w:val="both"/>
         <w:rPr>
           <w:rStyle w:val="docdata"/>
           <w:rFonts w:ascii="Times New Roman" w:hAnsi="Times New Roman" w:cs="Times New Roman"/>
@@ -2479,8 +3022,67 @@
           <w:sz w:val="28"/>
           <w:szCs w:val="28"/>
         </w:rPr>
-        <w:t>Роль информационных систем (ИС) в работе организации</w:t>
-      </w:r>
+      </w:pPr>
+      <w:r>
+        <w:rPr>
+          <w:rFonts w:ascii="Times New Roman" w:hAnsi="Times New Roman" w:cs="Times New Roman"/>
+          <w:color w:val="0F1115"/>
+          <w:sz w:val="28"/>
+          <w:szCs w:val="28"/>
+          <w:shd w:val="clear" w:color="auto" w:fill="FFFFFF"/>
+        </w:rPr>
+        <w:t xml:space="preserve">1.3 </w:t>
+      </w:r>
+      <w:r>
+        <w:rPr>
+          <w:rStyle w:val="docdata"/>
+          <w:rFonts w:ascii="Times New Roman" w:hAnsi="Times New Roman" w:cs="Times New Roman"/>
+          <w:color w:val="1A1A1A"/>
+          <w:sz w:val="28"/>
+          <w:szCs w:val="28"/>
+        </w:rPr>
+        <w:t>Перечень используемых ИС</w:t>
+      </w:r>
+    </w:p>
+    <w:p>
+      <w:pPr>
+        <w:spacing w:after="0" w:line="360" w:lineRule="auto"/>
+        <w:ind w:firstLine="709"/>
+        <w:jc w:val="both"/>
+        <w:rPr>
+          <w:rStyle w:val="docdata"/>
+          <w:rFonts w:ascii="Times New Roman" w:hAnsi="Times New Roman" w:cs="Times New Roman"/>
+          <w:color w:val="1A1A1A"/>
+          <w:sz w:val="28"/>
+          <w:szCs w:val="28"/>
+        </w:rPr>
+      </w:pPr>
+    </w:p>
+    <w:p>
+      <w:pPr>
+        <w:spacing w:after="0" w:line="360" w:lineRule="auto"/>
+        <w:ind w:firstLine="709"/>
+        <w:jc w:val="both"/>
+        <w:rPr>
+          <w:rStyle w:val="docdata"/>
+          <w:rFonts w:ascii="Times New Roman" w:hAnsi="Times New Roman" w:cs="Times New Roman"/>
+          <w:color w:val="1A1A1A"/>
+          <w:sz w:val="28"/>
+          <w:szCs w:val="28"/>
+        </w:rPr>
+      </w:pPr>
+    </w:p>
+    <w:p>
+      <w:pPr>
+        <w:spacing w:after="0" w:line="360" w:lineRule="auto"/>
+        <w:ind w:firstLine="709"/>
+        <w:jc w:val="both"/>
+        <w:rPr>
+          <w:rFonts w:ascii="Times New Roman" w:hAnsi="Times New Roman" w:cs="Times New Roman"/>
+          <w:sz w:val="28"/>
+          <w:szCs w:val="28"/>
+        </w:rPr>
+      </w:pPr>
     </w:p>
     <w:p>
       <w:pPr>
@@ -2685,6 +3287,7 @@
         <w:docPartUnique/>
       </w:docPartObj>
     </w:sdtPr>
+    <w:sdtEndPr/>
     <w:sdtContent>
       <w:p>
         <w:pPr>
@@ -4663,6 +5266,17 @@
       <w:lang w:eastAsia="ru-RU"/>
     </w:rPr>
   </w:style>
+  <w:style w:type="character" w:styleId="a9">
+    <w:name w:val="Strong"/>
+    <w:basedOn w:val="a0"/>
+    <w:uiPriority w:val="22"/>
+    <w:qFormat/>
+    <w:rsid w:val="00081EC2"/>
+    <w:rPr>
+      <w:b/>
+      <w:bCs/>
+    </w:rPr>
+  </w:style>
 </w:styles>
 </file>
 

--- a/Практика Малленом Системс/Сопровождение информационных систем/Report/Сопровождение информационных систем.docx
+++ b/Практика Малленом Системс/Сопровождение информационных систем/Report/Сопровождение информационных систем.docx
@@ -1838,12 +1838,8 @@
     <w:p>
       <w:pPr>
         <w:pStyle w:val="a7"/>
-        <w:numPr>
-          <w:ilvl w:val="0"/>
-          <w:numId w:val="12"/>
-        </w:numPr>
         <w:spacing w:after="0" w:line="360" w:lineRule="auto"/>
-        <w:ind w:left="0" w:firstLine="425"/>
+        <w:ind w:left="0"/>
         <w:contextualSpacing w:val="0"/>
         <w:jc w:val="center"/>
         <w:rPr>
@@ -1862,12 +1858,22 @@
           <w:lang w:eastAsia="ru-RU"/>
         </w:rPr>
         <w:lastRenderedPageBreak/>
+        <w:t xml:space="preserve">1 </w:t>
+      </w:r>
+      <w:r>
+        <w:rPr>
+          <w:rFonts w:ascii="Times New Roman" w:eastAsia="Times New Roman" w:hAnsi="Times New Roman" w:cs="Times New Roman"/>
+          <w:color w:val="000000"/>
+          <w:sz w:val="28"/>
+          <w:szCs w:val="28"/>
+          <w:lang w:eastAsia="ru-RU"/>
+        </w:rPr>
         <w:t>ОБЩАЯ ХАРАКТЕРИСТИКА ПРЕДПРИЯТИЯ</w:t>
       </w:r>
     </w:p>
     <w:p>
       <w:pPr>
-        <w:spacing w:after="0" w:line="360" w:lineRule="auto"/>
+        <w:spacing w:after="0" w:line="240" w:lineRule="auto"/>
         <w:jc w:val="center"/>
         <w:rPr>
           <w:rFonts w:ascii="Times New Roman" w:eastAsia="Times New Roman" w:hAnsi="Times New Roman" w:cs="Times New Roman"/>
@@ -3043,6 +3049,853 @@
         </w:rPr>
         <w:t>Перечень используемых ИС</w:t>
       </w:r>
+    </w:p>
+    <w:p>
+      <w:pPr>
+        <w:spacing w:after="0" w:line="360" w:lineRule="auto"/>
+        <w:ind w:firstLine="709"/>
+        <w:jc w:val="both"/>
+        <w:rPr>
+          <w:rStyle w:val="docdata"/>
+          <w:rFonts w:ascii="Times New Roman" w:hAnsi="Times New Roman" w:cs="Times New Roman"/>
+          <w:color w:val="1A1A1A"/>
+          <w:sz w:val="28"/>
+          <w:szCs w:val="28"/>
+        </w:rPr>
+      </w:pPr>
+    </w:p>
+    <w:p>
+      <w:pPr>
+        <w:pStyle w:val="ds-markdown-paragraph"/>
+        <w:shd w:val="clear" w:color="auto" w:fill="FFFFFF"/>
+        <w:spacing w:before="0" w:beforeAutospacing="0" w:after="0" w:afterAutospacing="0" w:line="360" w:lineRule="auto"/>
+        <w:ind w:firstLine="709"/>
+        <w:jc w:val="both"/>
+        <w:rPr>
+          <w:color w:val="0F1115"/>
+          <w:sz w:val="28"/>
+          <w:szCs w:val="28"/>
+        </w:rPr>
+      </w:pPr>
+      <w:r>
+        <w:rPr>
+          <w:color w:val="0F1115"/>
+          <w:sz w:val="28"/>
+          <w:szCs w:val="28"/>
+        </w:rPr>
+        <w:t>В деятельности ООО «Малленом Системс» используются следующие информационные системы:</w:t>
+      </w:r>
+    </w:p>
+    <w:p>
+      <w:pPr>
+        <w:pStyle w:val="ds-markdown-paragraph"/>
+        <w:numPr>
+          <w:ilvl w:val="0"/>
+          <w:numId w:val="14"/>
+        </w:numPr>
+        <w:shd w:val="clear" w:color="auto" w:fill="FFFFFF"/>
+        <w:spacing w:before="0" w:beforeAutospacing="0" w:after="0" w:afterAutospacing="0" w:line="360" w:lineRule="auto"/>
+        <w:ind w:left="0" w:firstLine="0"/>
+        <w:jc w:val="both"/>
+        <w:rPr>
+          <w:color w:val="0F1115"/>
+          <w:sz w:val="28"/>
+          <w:szCs w:val="28"/>
+        </w:rPr>
+      </w:pPr>
+      <w:r>
+        <w:rPr>
+          <w:color w:val="0F1115"/>
+          <w:sz w:val="28"/>
+          <w:szCs w:val="28"/>
+        </w:rPr>
+        <w:t xml:space="preserve">Специализированное программное обеспечение собственной разработки для задач компьютерного зрения и </w:t>
+      </w:r>
+      <w:proofErr w:type="spellStart"/>
+      <w:r>
+        <w:rPr>
+          <w:color w:val="0F1115"/>
+          <w:sz w:val="28"/>
+          <w:szCs w:val="28"/>
+        </w:rPr>
+        <w:t>видеоаналитики</w:t>
+      </w:r>
+      <w:proofErr w:type="spellEnd"/>
+      <w:r>
+        <w:rPr>
+          <w:color w:val="0F1115"/>
+          <w:sz w:val="28"/>
+          <w:szCs w:val="28"/>
+        </w:rPr>
+        <w:t xml:space="preserve"> («</w:t>
+      </w:r>
+      <w:proofErr w:type="spellStart"/>
+      <w:r>
+        <w:rPr>
+          <w:color w:val="0F1115"/>
+          <w:sz w:val="28"/>
+          <w:szCs w:val="28"/>
+        </w:rPr>
+        <w:t>Автомаршал</w:t>
+      </w:r>
+      <w:proofErr w:type="spellEnd"/>
+      <w:r>
+        <w:rPr>
+          <w:color w:val="0F1115"/>
+          <w:sz w:val="28"/>
+          <w:szCs w:val="28"/>
+        </w:rPr>
+        <w:t>», «Дорожный пристав», «Арсис», «</w:t>
+      </w:r>
+      <w:proofErr w:type="spellStart"/>
+      <w:r>
+        <w:rPr>
+          <w:color w:val="0F1115"/>
+          <w:sz w:val="28"/>
+          <w:szCs w:val="28"/>
+        </w:rPr>
+        <w:t>Висконт.Фарма</w:t>
+      </w:r>
+      <w:proofErr w:type="spellEnd"/>
+      <w:r>
+        <w:rPr>
+          <w:color w:val="0F1115"/>
+          <w:sz w:val="28"/>
+          <w:szCs w:val="28"/>
+        </w:rPr>
+        <w:t xml:space="preserve">» и </w:t>
+      </w:r>
+      <w:proofErr w:type="spellStart"/>
+      <w:r>
+        <w:rPr>
+          <w:color w:val="0F1115"/>
+          <w:sz w:val="28"/>
+          <w:szCs w:val="28"/>
+        </w:rPr>
+        <w:t>др</w:t>
+      </w:r>
+      <w:proofErr w:type="spellEnd"/>
+      <w:r>
+        <w:rPr>
+          <w:color w:val="0F1115"/>
+          <w:sz w:val="28"/>
+          <w:szCs w:val="28"/>
+        </w:rPr>
+        <w:t>).</w:t>
+      </w:r>
+    </w:p>
+    <w:p>
+      <w:pPr>
+        <w:pStyle w:val="ds-markdown-paragraph"/>
+        <w:numPr>
+          <w:ilvl w:val="0"/>
+          <w:numId w:val="14"/>
+        </w:numPr>
+        <w:shd w:val="clear" w:color="auto" w:fill="FFFFFF"/>
+        <w:spacing w:before="0" w:beforeAutospacing="0" w:after="0" w:afterAutospacing="0" w:line="360" w:lineRule="auto"/>
+        <w:ind w:left="0" w:firstLine="0"/>
+        <w:jc w:val="both"/>
+        <w:rPr>
+          <w:color w:val="0F1115"/>
+          <w:sz w:val="28"/>
+          <w:szCs w:val="28"/>
+        </w:rPr>
+      </w:pPr>
+      <w:r>
+        <w:rPr>
+          <w:color w:val="0F1115"/>
+          <w:sz w:val="28"/>
+          <w:szCs w:val="28"/>
+        </w:rPr>
+        <w:t xml:space="preserve">Системы для управления проектами и задачами (например </w:t>
+      </w:r>
+      <w:proofErr w:type="spellStart"/>
+      <w:r>
+        <w:rPr>
+          <w:color w:val="0F1115"/>
+          <w:sz w:val="28"/>
+          <w:szCs w:val="28"/>
+        </w:rPr>
+        <w:t>Jira</w:t>
+      </w:r>
+      <w:proofErr w:type="spellEnd"/>
+      <w:r>
+        <w:rPr>
+          <w:color w:val="0F1115"/>
+          <w:sz w:val="28"/>
+          <w:szCs w:val="28"/>
+        </w:rPr>
+        <w:t xml:space="preserve">) </w:t>
+      </w:r>
+      <w:r>
+        <w:rPr>
+          <w:color w:val="0F1115"/>
+          <w:sz w:val="28"/>
+          <w:szCs w:val="28"/>
+        </w:rPr>
+        <w:t>-</w:t>
+      </w:r>
+      <w:r>
+        <w:rPr>
+          <w:color w:val="0F1115"/>
+          <w:sz w:val="28"/>
+          <w:szCs w:val="28"/>
+        </w:rPr>
+        <w:t xml:space="preserve"> для отслеживания хода разработки.</w:t>
+      </w:r>
+    </w:p>
+    <w:p>
+      <w:pPr>
+        <w:pStyle w:val="ds-markdown-paragraph"/>
+        <w:numPr>
+          <w:ilvl w:val="0"/>
+          <w:numId w:val="14"/>
+        </w:numPr>
+        <w:shd w:val="clear" w:color="auto" w:fill="FFFFFF"/>
+        <w:spacing w:before="0" w:beforeAutospacing="0" w:after="0" w:afterAutospacing="0" w:line="360" w:lineRule="auto"/>
+        <w:ind w:left="0" w:firstLine="0"/>
+        <w:jc w:val="both"/>
+        <w:rPr>
+          <w:color w:val="0F1115"/>
+          <w:sz w:val="28"/>
+          <w:szCs w:val="28"/>
+        </w:rPr>
+      </w:pPr>
+      <w:r>
+        <w:rPr>
+          <w:color w:val="0F1115"/>
+          <w:sz w:val="28"/>
+          <w:szCs w:val="28"/>
+        </w:rPr>
+        <w:t>Системы документооборота и бухгалтерского учёта для ведения финансовой и кадровой деятельности.</w:t>
+      </w:r>
+    </w:p>
+    <w:p>
+      <w:pPr>
+        <w:pStyle w:val="ds-markdown-paragraph"/>
+        <w:numPr>
+          <w:ilvl w:val="0"/>
+          <w:numId w:val="14"/>
+        </w:numPr>
+        <w:shd w:val="clear" w:color="auto" w:fill="FFFFFF"/>
+        <w:spacing w:before="0" w:beforeAutospacing="0" w:after="0" w:afterAutospacing="0" w:line="360" w:lineRule="auto"/>
+        <w:ind w:left="0" w:firstLine="0"/>
+        <w:jc w:val="both"/>
+        <w:rPr>
+          <w:color w:val="0F1115"/>
+          <w:sz w:val="28"/>
+          <w:szCs w:val="28"/>
+        </w:rPr>
+      </w:pPr>
+      <w:r>
+        <w:rPr>
+          <w:color w:val="0F1115"/>
+          <w:sz w:val="28"/>
+          <w:szCs w:val="28"/>
+        </w:rPr>
+        <w:t>Инструментальные среды разработки (IDE), системы контроля версий (</w:t>
+      </w:r>
+      <w:proofErr w:type="spellStart"/>
+      <w:r>
+        <w:rPr>
+          <w:color w:val="0F1115"/>
+          <w:sz w:val="28"/>
+          <w:szCs w:val="28"/>
+        </w:rPr>
+        <w:t>Git</w:t>
+      </w:r>
+      <w:proofErr w:type="spellEnd"/>
+      <w:r>
+        <w:rPr>
+          <w:color w:val="0F1115"/>
+          <w:sz w:val="28"/>
+          <w:szCs w:val="28"/>
+        </w:rPr>
+        <w:t xml:space="preserve">) и библиотеки машинного обучения (в том числе </w:t>
+      </w:r>
+      <w:proofErr w:type="spellStart"/>
+      <w:r>
+        <w:rPr>
+          <w:color w:val="0F1115"/>
+          <w:sz w:val="28"/>
+          <w:szCs w:val="28"/>
+        </w:rPr>
+        <w:t>Cognex</w:t>
+      </w:r>
+      <w:proofErr w:type="spellEnd"/>
+      <w:r>
+        <w:rPr>
+          <w:color w:val="0F1115"/>
+          <w:sz w:val="28"/>
+          <w:szCs w:val="28"/>
+        </w:rPr>
+        <w:t>).</w:t>
+      </w:r>
+    </w:p>
+    <w:p>
+      <w:pPr>
+        <w:pStyle w:val="ds-markdown-paragraph"/>
+        <w:shd w:val="clear" w:color="auto" w:fill="FFFFFF"/>
+        <w:spacing w:before="0" w:beforeAutospacing="0" w:after="0" w:afterAutospacing="0" w:line="360" w:lineRule="auto"/>
+        <w:jc w:val="both"/>
+        <w:rPr>
+          <w:color w:val="0F1115"/>
+          <w:sz w:val="28"/>
+          <w:szCs w:val="28"/>
+        </w:rPr>
+      </w:pPr>
+    </w:p>
+    <w:p>
+      <w:pPr>
+        <w:pStyle w:val="ds-markdown-paragraph"/>
+        <w:shd w:val="clear" w:color="auto" w:fill="FFFFFF"/>
+        <w:spacing w:before="0" w:beforeAutospacing="0" w:after="0" w:afterAutospacing="0" w:line="360" w:lineRule="auto"/>
+        <w:jc w:val="both"/>
+        <w:rPr>
+          <w:color w:val="0F1115"/>
+          <w:sz w:val="28"/>
+          <w:szCs w:val="28"/>
+        </w:rPr>
+      </w:pPr>
+    </w:p>
+    <w:p>
+      <w:pPr>
+        <w:pStyle w:val="ds-markdown-paragraph"/>
+        <w:shd w:val="clear" w:color="auto" w:fill="FFFFFF"/>
+        <w:spacing w:before="0" w:beforeAutospacing="0" w:after="0" w:afterAutospacing="0" w:line="360" w:lineRule="auto"/>
+        <w:jc w:val="center"/>
+        <w:rPr>
+          <w:color w:val="0F1115"/>
+          <w:sz w:val="28"/>
+          <w:szCs w:val="28"/>
+        </w:rPr>
+      </w:pPr>
+      <w:r>
+        <w:rPr>
+          <w:rStyle w:val="docdata"/>
+          <w:rFonts w:eastAsia="Calibri"/>
+          <w:color w:val="000000"/>
+          <w:sz w:val="28"/>
+          <w:szCs w:val="28"/>
+        </w:rPr>
+        <w:lastRenderedPageBreak/>
+        <w:t>2 СОПРОВОЖДЕНИЕ ИНФОРМАЦИОННЫХ СИСТЕМ</w:t>
+      </w:r>
+    </w:p>
+    <w:p>
+      <w:pPr>
+        <w:pStyle w:val="ds-markdown-paragraph"/>
+        <w:shd w:val="clear" w:color="auto" w:fill="FFFFFF"/>
+        <w:spacing w:before="0" w:beforeAutospacing="0" w:after="0" w:afterAutospacing="0"/>
+        <w:jc w:val="both"/>
+        <w:rPr>
+          <w:color w:val="0F1115"/>
+          <w:sz w:val="28"/>
+          <w:szCs w:val="28"/>
+        </w:rPr>
+      </w:pPr>
+    </w:p>
+    <w:p>
+      <w:pPr>
+        <w:pStyle w:val="ds-markdown-paragraph"/>
+        <w:numPr>
+          <w:ilvl w:val="0"/>
+          <w:numId w:val="16"/>
+        </w:numPr>
+        <w:shd w:val="clear" w:color="auto" w:fill="FFFFFF"/>
+        <w:spacing w:before="0" w:beforeAutospacing="0" w:after="0" w:afterAutospacing="0" w:line="360" w:lineRule="auto"/>
+        <w:ind w:left="0" w:firstLine="0"/>
+        <w:jc w:val="both"/>
+        <w:rPr>
+          <w:color w:val="0F1115"/>
+          <w:sz w:val="28"/>
+          <w:szCs w:val="28"/>
+        </w:rPr>
+      </w:pPr>
+      <w:r>
+        <w:rPr>
+          <w:color w:val="0F1115"/>
+          <w:sz w:val="28"/>
+          <w:szCs w:val="28"/>
+        </w:rPr>
+        <w:t>Цели и задачи сопровождения ИС</w:t>
+      </w:r>
+    </w:p>
+    <w:p>
+      <w:pPr>
+        <w:pStyle w:val="ds-markdown-paragraph"/>
+        <w:shd w:val="clear" w:color="auto" w:fill="FFFFFF"/>
+        <w:spacing w:before="0" w:beforeAutospacing="0" w:after="0" w:afterAutospacing="0" w:line="360" w:lineRule="auto"/>
+        <w:jc w:val="both"/>
+        <w:rPr>
+          <w:color w:val="0F1115"/>
+          <w:sz w:val="28"/>
+          <w:szCs w:val="28"/>
+        </w:rPr>
+      </w:pPr>
+    </w:p>
+    <w:p>
+      <w:pPr>
+        <w:pStyle w:val="ds-markdown-paragraph"/>
+        <w:shd w:val="clear" w:color="auto" w:fill="FFFFFF"/>
+        <w:spacing w:before="0" w:beforeAutospacing="0" w:after="0" w:afterAutospacing="0" w:line="360" w:lineRule="auto"/>
+        <w:ind w:firstLine="709"/>
+        <w:jc w:val="both"/>
+        <w:rPr>
+          <w:color w:val="0F1115"/>
+          <w:sz w:val="28"/>
+          <w:szCs w:val="28"/>
+          <w:shd w:val="clear" w:color="auto" w:fill="FFFFFF"/>
+        </w:rPr>
+      </w:pPr>
+      <w:r>
+        <w:rPr>
+          <w:rStyle w:val="a9"/>
+          <w:rFonts w:eastAsia="Calibri"/>
+          <w:b w:val="0"/>
+          <w:bCs w:val="0"/>
+          <w:color w:val="0F1115"/>
+          <w:sz w:val="28"/>
+          <w:szCs w:val="28"/>
+          <w:shd w:val="clear" w:color="auto" w:fill="FFFFFF"/>
+        </w:rPr>
+        <w:t>Основная цель сопровождения информационных систем</w:t>
+      </w:r>
+      <w:r>
+        <w:rPr>
+          <w:color w:val="0F1115"/>
+          <w:sz w:val="28"/>
+          <w:szCs w:val="28"/>
+          <w:shd w:val="clear" w:color="auto" w:fill="FFFFFF"/>
+        </w:rPr>
+        <w:t> </w:t>
+      </w:r>
+      <w:r>
+        <w:rPr>
+          <w:color w:val="0F1115"/>
+          <w:sz w:val="28"/>
+          <w:szCs w:val="28"/>
+          <w:shd w:val="clear" w:color="auto" w:fill="FFFFFF"/>
+        </w:rPr>
+        <w:t>-</w:t>
+      </w:r>
+      <w:r>
+        <w:rPr>
+          <w:color w:val="0F1115"/>
+          <w:sz w:val="28"/>
+          <w:szCs w:val="28"/>
+          <w:shd w:val="clear" w:color="auto" w:fill="FFFFFF"/>
+        </w:rPr>
+        <w:t xml:space="preserve"> обеспечение бесперебойной, стабильной и эффективной работы ИС на протяжении всего периода ее эксплуатации</w:t>
+      </w:r>
+      <w:r>
+        <w:rPr>
+          <w:color w:val="0F1115"/>
+          <w:sz w:val="28"/>
+          <w:szCs w:val="28"/>
+          <w:shd w:val="clear" w:color="auto" w:fill="FFFFFF"/>
+        </w:rPr>
+        <w:t>.</w:t>
+      </w:r>
+    </w:p>
+    <w:p>
+      <w:pPr>
+        <w:pStyle w:val="ds-markdown-paragraph"/>
+        <w:shd w:val="clear" w:color="auto" w:fill="FFFFFF"/>
+        <w:spacing w:before="0" w:beforeAutospacing="0" w:after="0" w:afterAutospacing="0" w:line="360" w:lineRule="auto"/>
+        <w:ind w:firstLine="709"/>
+        <w:jc w:val="both"/>
+        <w:rPr>
+          <w:color w:val="0F1115"/>
+          <w:sz w:val="28"/>
+          <w:szCs w:val="28"/>
+          <w:shd w:val="clear" w:color="auto" w:fill="FFFFFF"/>
+        </w:rPr>
+      </w:pPr>
+      <w:r>
+        <w:rPr>
+          <w:color w:val="0F1115"/>
+          <w:sz w:val="28"/>
+          <w:szCs w:val="28"/>
+          <w:shd w:val="clear" w:color="auto" w:fill="FFFFFF"/>
+        </w:rPr>
+        <w:t>Задачи:</w:t>
+      </w:r>
+    </w:p>
+    <w:p>
+      <w:pPr>
+        <w:pStyle w:val="ds-markdown-paragraph"/>
+        <w:numPr>
+          <w:ilvl w:val="0"/>
+          <w:numId w:val="17"/>
+        </w:numPr>
+        <w:shd w:val="clear" w:color="auto" w:fill="FFFFFF"/>
+        <w:spacing w:before="0" w:beforeAutospacing="0" w:after="0" w:afterAutospacing="0" w:line="360" w:lineRule="auto"/>
+        <w:ind w:left="0" w:firstLine="709"/>
+        <w:jc w:val="both"/>
+        <w:rPr>
+          <w:color w:val="0F1115"/>
+          <w:sz w:val="28"/>
+          <w:szCs w:val="28"/>
+        </w:rPr>
+      </w:pPr>
+      <w:r>
+        <w:rPr>
+          <w:rStyle w:val="a9"/>
+          <w:b w:val="0"/>
+          <w:bCs w:val="0"/>
+          <w:color w:val="0F1115"/>
+          <w:sz w:val="28"/>
+          <w:szCs w:val="28"/>
+        </w:rPr>
+        <w:t>Поддержание работоспособности</w:t>
+      </w:r>
+      <w:r>
+        <w:rPr>
+          <w:color w:val="0F1115"/>
+          <w:sz w:val="28"/>
+          <w:szCs w:val="28"/>
+        </w:rPr>
+        <w:t> </w:t>
+      </w:r>
+      <w:r>
+        <w:rPr>
+          <w:color w:val="0F1115"/>
+          <w:sz w:val="28"/>
+          <w:szCs w:val="28"/>
+        </w:rPr>
+        <w:t xml:space="preserve">- </w:t>
+      </w:r>
+      <w:r>
+        <w:rPr>
+          <w:color w:val="0F1115"/>
+          <w:sz w:val="28"/>
+          <w:szCs w:val="28"/>
+        </w:rPr>
+        <w:t>обеспечение стабильного функционирования системы, устранение сбоев и отказов, мониторинг производительности.</w:t>
+      </w:r>
+    </w:p>
+    <w:p>
+      <w:pPr>
+        <w:pStyle w:val="ds-markdown-paragraph"/>
+        <w:numPr>
+          <w:ilvl w:val="0"/>
+          <w:numId w:val="17"/>
+        </w:numPr>
+        <w:shd w:val="clear" w:color="auto" w:fill="FFFFFF"/>
+        <w:spacing w:before="0" w:beforeAutospacing="0" w:after="0" w:afterAutospacing="0" w:line="360" w:lineRule="auto"/>
+        <w:ind w:left="0" w:firstLine="709"/>
+        <w:jc w:val="both"/>
+        <w:rPr>
+          <w:color w:val="0F1115"/>
+          <w:sz w:val="28"/>
+          <w:szCs w:val="28"/>
+        </w:rPr>
+      </w:pPr>
+      <w:r>
+        <w:rPr>
+          <w:rStyle w:val="a9"/>
+          <w:b w:val="0"/>
+          <w:bCs w:val="0"/>
+          <w:color w:val="0F1115"/>
+          <w:sz w:val="28"/>
+          <w:szCs w:val="28"/>
+        </w:rPr>
+        <w:t>Устранение ошибок</w:t>
+      </w:r>
+      <w:r>
+        <w:rPr>
+          <w:b/>
+          <w:bCs/>
+          <w:color w:val="0F1115"/>
+          <w:sz w:val="28"/>
+          <w:szCs w:val="28"/>
+        </w:rPr>
+        <w:t> </w:t>
+      </w:r>
+      <w:r>
+        <w:rPr>
+          <w:color w:val="0F1115"/>
+          <w:sz w:val="28"/>
+          <w:szCs w:val="28"/>
+        </w:rPr>
+        <w:t>-</w:t>
+      </w:r>
+      <w:r>
+        <w:rPr>
+          <w:color w:val="0F1115"/>
+          <w:sz w:val="28"/>
+          <w:szCs w:val="28"/>
+        </w:rPr>
+        <w:t xml:space="preserve"> выявление, анализ и исправление дефектов в программном обеспечении, которые могут возникнуть в процессе эксплуатации.</w:t>
+      </w:r>
+    </w:p>
+    <w:p>
+      <w:pPr>
+        <w:pStyle w:val="ds-markdown-paragraph"/>
+        <w:numPr>
+          <w:ilvl w:val="0"/>
+          <w:numId w:val="17"/>
+        </w:numPr>
+        <w:shd w:val="clear" w:color="auto" w:fill="FFFFFF"/>
+        <w:spacing w:before="0" w:beforeAutospacing="0" w:after="0" w:afterAutospacing="0" w:line="360" w:lineRule="auto"/>
+        <w:ind w:left="0" w:firstLine="709"/>
+        <w:jc w:val="both"/>
+        <w:rPr>
+          <w:color w:val="0F1115"/>
+          <w:sz w:val="28"/>
+          <w:szCs w:val="28"/>
+        </w:rPr>
+      </w:pPr>
+      <w:r>
+        <w:rPr>
+          <w:rStyle w:val="a9"/>
+          <w:b w:val="0"/>
+          <w:bCs w:val="0"/>
+          <w:color w:val="0F1115"/>
+          <w:sz w:val="28"/>
+          <w:szCs w:val="28"/>
+        </w:rPr>
+        <w:t>Адаптация к изменениям</w:t>
+      </w:r>
+      <w:r>
+        <w:rPr>
+          <w:color w:val="0F1115"/>
+          <w:sz w:val="28"/>
+          <w:szCs w:val="28"/>
+        </w:rPr>
+        <w:t> </w:t>
+      </w:r>
+      <w:r>
+        <w:rPr>
+          <w:color w:val="0F1115"/>
+          <w:sz w:val="28"/>
+          <w:szCs w:val="28"/>
+        </w:rPr>
+        <w:t>-</w:t>
+      </w:r>
+      <w:r>
+        <w:rPr>
+          <w:color w:val="0F1115"/>
+          <w:sz w:val="28"/>
+          <w:szCs w:val="28"/>
+        </w:rPr>
+        <w:t xml:space="preserve"> доработка системы под новые требования бизнеса, изменения законодательства или внешних условий </w:t>
+      </w:r>
+      <w:proofErr w:type="gramStart"/>
+      <w:r>
+        <w:rPr>
+          <w:color w:val="0F1115"/>
+          <w:sz w:val="28"/>
+          <w:szCs w:val="28"/>
+        </w:rPr>
+        <w:t>работы .</w:t>
+      </w:r>
+      <w:proofErr w:type="gramEnd"/>
+    </w:p>
+    <w:p>
+      <w:pPr>
+        <w:pStyle w:val="ds-markdown-paragraph"/>
+        <w:numPr>
+          <w:ilvl w:val="0"/>
+          <w:numId w:val="17"/>
+        </w:numPr>
+        <w:shd w:val="clear" w:color="auto" w:fill="FFFFFF"/>
+        <w:spacing w:before="0" w:beforeAutospacing="0" w:after="0" w:afterAutospacing="0" w:line="360" w:lineRule="auto"/>
+        <w:ind w:left="0" w:firstLine="709"/>
+        <w:jc w:val="both"/>
+        <w:rPr>
+          <w:color w:val="0F1115"/>
+          <w:sz w:val="28"/>
+          <w:szCs w:val="28"/>
+        </w:rPr>
+      </w:pPr>
+      <w:r>
+        <w:rPr>
+          <w:rStyle w:val="a9"/>
+          <w:b w:val="0"/>
+          <w:bCs w:val="0"/>
+          <w:color w:val="0F1115"/>
+          <w:sz w:val="28"/>
+          <w:szCs w:val="28"/>
+        </w:rPr>
+        <w:t>Обновление и модернизация</w:t>
+      </w:r>
+      <w:r>
+        <w:rPr>
+          <w:color w:val="0F1115"/>
+          <w:sz w:val="28"/>
+          <w:szCs w:val="28"/>
+        </w:rPr>
+        <w:t> </w:t>
+      </w:r>
+      <w:r>
+        <w:rPr>
+          <w:color w:val="0F1115"/>
+          <w:sz w:val="28"/>
+          <w:szCs w:val="28"/>
+        </w:rPr>
+        <w:t>-</w:t>
+      </w:r>
+      <w:r>
+        <w:rPr>
+          <w:color w:val="0F1115"/>
+          <w:sz w:val="28"/>
+          <w:szCs w:val="28"/>
+        </w:rPr>
+        <w:t xml:space="preserve"> установка обновлений, патчей безопасности, а также развитие системы с добавлением новой </w:t>
+      </w:r>
+      <w:proofErr w:type="gramStart"/>
+      <w:r>
+        <w:rPr>
+          <w:color w:val="0F1115"/>
+          <w:sz w:val="28"/>
+          <w:szCs w:val="28"/>
+        </w:rPr>
+        <w:t>функциональности .</w:t>
+      </w:r>
+      <w:proofErr w:type="gramEnd"/>
+    </w:p>
+    <w:p>
+      <w:pPr>
+        <w:pStyle w:val="ds-markdown-paragraph"/>
+        <w:numPr>
+          <w:ilvl w:val="0"/>
+          <w:numId w:val="17"/>
+        </w:numPr>
+        <w:shd w:val="clear" w:color="auto" w:fill="FFFFFF"/>
+        <w:spacing w:before="0" w:beforeAutospacing="0" w:after="0" w:afterAutospacing="0" w:line="360" w:lineRule="auto"/>
+        <w:ind w:left="0" w:firstLine="709"/>
+        <w:jc w:val="both"/>
+        <w:rPr>
+          <w:color w:val="0F1115"/>
+          <w:sz w:val="28"/>
+          <w:szCs w:val="28"/>
+        </w:rPr>
+      </w:pPr>
+      <w:r>
+        <w:rPr>
+          <w:rStyle w:val="a9"/>
+          <w:b w:val="0"/>
+          <w:bCs w:val="0"/>
+          <w:color w:val="0F1115"/>
+          <w:sz w:val="28"/>
+          <w:szCs w:val="28"/>
+        </w:rPr>
+        <w:t>Обеспечение сохранности данных</w:t>
+      </w:r>
+      <w:r>
+        <w:rPr>
+          <w:color w:val="0F1115"/>
+          <w:sz w:val="28"/>
+          <w:szCs w:val="28"/>
+        </w:rPr>
+        <w:t xml:space="preserve"> — регулярное резервное копирование и организация системы восстановления данных на случай </w:t>
+      </w:r>
+      <w:proofErr w:type="gramStart"/>
+      <w:r>
+        <w:rPr>
+          <w:color w:val="0F1115"/>
+          <w:sz w:val="28"/>
+          <w:szCs w:val="28"/>
+        </w:rPr>
+        <w:t>сбоя .</w:t>
+      </w:r>
+      <w:proofErr w:type="gramEnd"/>
+    </w:p>
+    <w:p>
+      <w:pPr>
+        <w:pStyle w:val="ds-markdown-paragraph"/>
+        <w:numPr>
+          <w:ilvl w:val="0"/>
+          <w:numId w:val="17"/>
+        </w:numPr>
+        <w:shd w:val="clear" w:color="auto" w:fill="FFFFFF"/>
+        <w:spacing w:before="0" w:beforeAutospacing="0" w:after="0" w:afterAutospacing="0" w:line="360" w:lineRule="auto"/>
+        <w:ind w:left="0" w:firstLine="709"/>
+        <w:jc w:val="both"/>
+        <w:rPr>
+          <w:color w:val="0F1115"/>
+          <w:sz w:val="28"/>
+          <w:szCs w:val="28"/>
+        </w:rPr>
+      </w:pPr>
+      <w:r>
+        <w:rPr>
+          <w:rStyle w:val="a9"/>
+          <w:b w:val="0"/>
+          <w:bCs w:val="0"/>
+          <w:color w:val="0F1115"/>
+          <w:sz w:val="28"/>
+          <w:szCs w:val="28"/>
+        </w:rPr>
+        <w:t>Поддержка пользователей</w:t>
+      </w:r>
+      <w:r>
+        <w:rPr>
+          <w:color w:val="0F1115"/>
+          <w:sz w:val="28"/>
+          <w:szCs w:val="28"/>
+        </w:rPr>
+        <w:t> — консультирование, обучение сотрудников работе с системой и оперативное решение возникающих у них вопросов</w:t>
+      </w:r>
+    </w:p>
+    <w:p>
+      <w:pPr>
+        <w:pStyle w:val="ds-markdown-paragraph"/>
+        <w:shd w:val="clear" w:color="auto" w:fill="FFFFFF"/>
+        <w:spacing w:before="0" w:beforeAutospacing="0" w:after="0" w:afterAutospacing="0" w:line="360" w:lineRule="auto"/>
+        <w:ind w:firstLine="709"/>
+        <w:jc w:val="both"/>
+        <w:rPr>
+          <w:color w:val="0F1115"/>
+          <w:sz w:val="28"/>
+          <w:szCs w:val="28"/>
+          <w:shd w:val="clear" w:color="auto" w:fill="FFFFFF"/>
+        </w:rPr>
+      </w:pPr>
+    </w:p>
+    <w:p>
+      <w:pPr>
+        <w:pStyle w:val="ds-markdown-paragraph"/>
+        <w:shd w:val="clear" w:color="auto" w:fill="FFFFFF"/>
+        <w:spacing w:before="0" w:beforeAutospacing="0" w:after="0" w:afterAutospacing="0" w:line="360" w:lineRule="auto"/>
+        <w:ind w:firstLine="709"/>
+        <w:jc w:val="both"/>
+        <w:rPr>
+          <w:color w:val="0F1115"/>
+          <w:sz w:val="28"/>
+          <w:szCs w:val="28"/>
+        </w:rPr>
+      </w:pPr>
+    </w:p>
+    <w:p>
+      <w:pPr>
+        <w:pStyle w:val="ds-markdown-paragraph"/>
+        <w:shd w:val="clear" w:color="auto" w:fill="FFFFFF"/>
+        <w:spacing w:before="0" w:beforeAutospacing="0" w:after="0" w:afterAutospacing="0" w:line="360" w:lineRule="auto"/>
+        <w:ind w:left="720"/>
+        <w:jc w:val="both"/>
+        <w:rPr>
+          <w:color w:val="0F1115"/>
+          <w:sz w:val="28"/>
+          <w:szCs w:val="28"/>
+        </w:rPr>
+      </w:pPr>
+    </w:p>
+    <w:p>
+      <w:pPr>
+        <w:spacing w:after="0" w:line="360" w:lineRule="auto"/>
+        <w:ind w:firstLine="709"/>
+        <w:jc w:val="both"/>
+        <w:rPr>
+          <w:rStyle w:val="docdata"/>
+          <w:rFonts w:ascii="Times New Roman" w:hAnsi="Times New Roman" w:cs="Times New Roman"/>
+          <w:color w:val="1A1A1A"/>
+          <w:sz w:val="28"/>
+          <w:szCs w:val="28"/>
+        </w:rPr>
+      </w:pPr>
     </w:p>
     <w:p>
       <w:pPr>
@@ -4190,6 +5043,119 @@
     </w:lvl>
   </w:abstractNum>
   <w:abstractNum w:abstractNumId="8" w15:restartNumberingAfterBreak="0">
+    <w:nsid w:val="461679C0"/>
+    <w:multiLevelType w:val="multilevel"/>
+    <w:tmpl w:val="31A02708"/>
+    <w:lvl w:ilvl="0">
+      <w:start w:val="1"/>
+      <w:numFmt w:val="decimal"/>
+      <w:lvlText w:val="%1."/>
+      <w:lvlJc w:val="left"/>
+      <w:pPr>
+        <w:tabs>
+          <w:tab w:val="num" w:pos="720"/>
+        </w:tabs>
+        <w:ind w:left="720" w:hanging="360"/>
+      </w:pPr>
+    </w:lvl>
+    <w:lvl w:ilvl="1" w:tentative="1">
+      <w:start w:val="1"/>
+      <w:numFmt w:val="decimal"/>
+      <w:lvlText w:val="%2."/>
+      <w:lvlJc w:val="left"/>
+      <w:pPr>
+        <w:tabs>
+          <w:tab w:val="num" w:pos="1440"/>
+        </w:tabs>
+        <w:ind w:left="1440" w:hanging="360"/>
+      </w:pPr>
+    </w:lvl>
+    <w:lvl w:ilvl="2" w:tentative="1">
+      <w:start w:val="1"/>
+      <w:numFmt w:val="decimal"/>
+      <w:lvlText w:val="%3."/>
+      <w:lvlJc w:val="left"/>
+      <w:pPr>
+        <w:tabs>
+          <w:tab w:val="num" w:pos="2160"/>
+        </w:tabs>
+        <w:ind w:left="2160" w:hanging="360"/>
+      </w:pPr>
+    </w:lvl>
+    <w:lvl w:ilvl="3" w:tentative="1">
+      <w:start w:val="1"/>
+      <w:numFmt w:val="decimal"/>
+      <w:lvlText w:val="%4."/>
+      <w:lvlJc w:val="left"/>
+      <w:pPr>
+        <w:tabs>
+          <w:tab w:val="num" w:pos="2880"/>
+        </w:tabs>
+        <w:ind w:left="2880" w:hanging="360"/>
+      </w:pPr>
+    </w:lvl>
+    <w:lvl w:ilvl="4" w:tentative="1">
+      <w:start w:val="1"/>
+      <w:numFmt w:val="decimal"/>
+      <w:lvlText w:val="%5."/>
+      <w:lvlJc w:val="left"/>
+      <w:pPr>
+        <w:tabs>
+          <w:tab w:val="num" w:pos="3600"/>
+        </w:tabs>
+        <w:ind w:left="3600" w:hanging="360"/>
+      </w:pPr>
+    </w:lvl>
+    <w:lvl w:ilvl="5" w:tentative="1">
+      <w:start w:val="1"/>
+      <w:numFmt w:val="decimal"/>
+      <w:lvlText w:val="%6."/>
+      <w:lvlJc w:val="left"/>
+      <w:pPr>
+        <w:tabs>
+          <w:tab w:val="num" w:pos="4320"/>
+        </w:tabs>
+        <w:ind w:left="4320" w:hanging="360"/>
+      </w:pPr>
+    </w:lvl>
+    <w:lvl w:ilvl="6" w:tentative="1">
+      <w:start w:val="1"/>
+      <w:numFmt w:val="decimal"/>
+      <w:lvlText w:val="%7."/>
+      <w:lvlJc w:val="left"/>
+      <w:pPr>
+        <w:tabs>
+          <w:tab w:val="num" w:pos="5040"/>
+        </w:tabs>
+        <w:ind w:left="5040" w:hanging="360"/>
+      </w:pPr>
+    </w:lvl>
+    <w:lvl w:ilvl="7" w:tentative="1">
+      <w:start w:val="1"/>
+      <w:numFmt w:val="decimal"/>
+      <w:lvlText w:val="%8."/>
+      <w:lvlJc w:val="left"/>
+      <w:pPr>
+        <w:tabs>
+          <w:tab w:val="num" w:pos="5760"/>
+        </w:tabs>
+        <w:ind w:left="5760" w:hanging="360"/>
+      </w:pPr>
+    </w:lvl>
+    <w:lvl w:ilvl="8" w:tentative="1">
+      <w:start w:val="1"/>
+      <w:numFmt w:val="decimal"/>
+      <w:lvlText w:val="%9."/>
+      <w:lvlJc w:val="left"/>
+      <w:pPr>
+        <w:tabs>
+          <w:tab w:val="num" w:pos="6480"/>
+        </w:tabs>
+        <w:ind w:left="6480" w:hanging="360"/>
+      </w:pPr>
+    </w:lvl>
+  </w:abstractNum>
+  <w:abstractNum w:abstractNumId="9" w15:restartNumberingAfterBreak="0">
     <w:nsid w:val="465E5476"/>
     <w:multiLevelType w:val="multilevel"/>
     <w:tmpl w:val="DCE83912"/>
@@ -4302,7 +5268,7 @@
       </w:pPr>
     </w:lvl>
   </w:abstractNum>
-  <w:abstractNum w:abstractNumId="9" w15:restartNumberingAfterBreak="0">
+  <w:abstractNum w:abstractNumId="10" w15:restartNumberingAfterBreak="0">
     <w:nsid w:val="54B869F0"/>
     <w:multiLevelType w:val="hybridMultilevel"/>
     <w:tmpl w:val="BC7EDDE2"/>
@@ -4391,7 +5357,7 @@
       </w:pPr>
     </w:lvl>
   </w:abstractNum>
-  <w:abstractNum w:abstractNumId="10" w15:restartNumberingAfterBreak="0">
+  <w:abstractNum w:abstractNumId="11" w15:restartNumberingAfterBreak="0">
     <w:nsid w:val="5FA45E2D"/>
     <w:multiLevelType w:val="multilevel"/>
     <w:tmpl w:val="839A2574"/>
@@ -4514,17 +5480,17 @@
       </w:rPr>
     </w:lvl>
   </w:abstractNum>
-  <w:abstractNum w:abstractNumId="11" w15:restartNumberingAfterBreak="0">
-    <w:nsid w:val="6E8F2527"/>
+  <w:abstractNum w:abstractNumId="12" w15:restartNumberingAfterBreak="0">
+    <w:nsid w:val="62FA5DD3"/>
     <w:multiLevelType w:val="hybridMultilevel"/>
-    <w:tmpl w:val="15CEF678"/>
-    <w:lvl w:ilvl="0" w:tplc="97B2F25A">
+    <w:tmpl w:val="91BAF7E4"/>
+    <w:lvl w:ilvl="0" w:tplc="BC9088F4">
       <w:start w:val="1"/>
       <w:numFmt w:val="decimal"/>
       <w:lvlText w:val="%1"/>
       <w:lvlJc w:val="left"/>
       <w:pPr>
-        <w:ind w:left="720" w:hanging="360"/>
+        <w:ind w:left="785" w:hanging="360"/>
       </w:pPr>
       <w:rPr>
         <w:rFonts w:hint="default"/>
@@ -4538,7 +5504,7 @@
       <w:lvlText w:val="%2."/>
       <w:lvlJc w:val="left"/>
       <w:pPr>
-        <w:ind w:left="1440" w:hanging="360"/>
+        <w:ind w:left="1505" w:hanging="360"/>
       </w:pPr>
     </w:lvl>
     <w:lvl w:ilvl="2" w:tplc="0419001B" w:tentative="1">
@@ -4547,7 +5513,7 @@
       <w:lvlText w:val="%3."/>
       <w:lvlJc w:val="right"/>
       <w:pPr>
-        <w:ind w:left="2160" w:hanging="180"/>
+        <w:ind w:left="2225" w:hanging="180"/>
       </w:pPr>
     </w:lvl>
     <w:lvl w:ilvl="3" w:tplc="0419000F" w:tentative="1">
@@ -4556,7 +5522,7 @@
       <w:lvlText w:val="%4."/>
       <w:lvlJc w:val="left"/>
       <w:pPr>
-        <w:ind w:left="2880" w:hanging="360"/>
+        <w:ind w:left="2945" w:hanging="360"/>
       </w:pPr>
     </w:lvl>
     <w:lvl w:ilvl="4" w:tplc="04190019" w:tentative="1">
@@ -4565,7 +5531,7 @@
       <w:lvlText w:val="%5."/>
       <w:lvlJc w:val="left"/>
       <w:pPr>
-        <w:ind w:left="3600" w:hanging="360"/>
+        <w:ind w:left="3665" w:hanging="360"/>
       </w:pPr>
     </w:lvl>
     <w:lvl w:ilvl="5" w:tplc="0419001B" w:tentative="1">
@@ -4574,7 +5540,7 @@
       <w:lvlText w:val="%6."/>
       <w:lvlJc w:val="right"/>
       <w:pPr>
-        <w:ind w:left="4320" w:hanging="180"/>
+        <w:ind w:left="4385" w:hanging="180"/>
       </w:pPr>
     </w:lvl>
     <w:lvl w:ilvl="6" w:tplc="0419000F" w:tentative="1">
@@ -4583,7 +5549,7 @@
       <w:lvlText w:val="%7."/>
       <w:lvlJc w:val="left"/>
       <w:pPr>
-        <w:ind w:left="5040" w:hanging="360"/>
+        <w:ind w:left="5105" w:hanging="360"/>
       </w:pPr>
     </w:lvl>
     <w:lvl w:ilvl="7" w:tplc="04190019" w:tentative="1">
@@ -4592,7 +5558,7 @@
       <w:lvlText w:val="%8."/>
       <w:lvlJc w:val="left"/>
       <w:pPr>
-        <w:ind w:left="5760" w:hanging="360"/>
+        <w:ind w:left="5825" w:hanging="360"/>
       </w:pPr>
     </w:lvl>
     <w:lvl w:ilvl="8" w:tplc="0419001B" w:tentative="1">
@@ -4601,11 +5567,215 @@
       <w:lvlText w:val="%9."/>
       <w:lvlJc w:val="right"/>
       <w:pPr>
+        <w:ind w:left="6545" w:hanging="180"/>
+      </w:pPr>
+    </w:lvl>
+  </w:abstractNum>
+  <w:abstractNum w:abstractNumId="13" w15:restartNumberingAfterBreak="0">
+    <w:nsid w:val="6E8F2527"/>
+    <w:multiLevelType w:val="hybridMultilevel"/>
+    <w:tmpl w:val="15CEF678"/>
+    <w:lvl w:ilvl="0" w:tplc="97B2F25A">
+      <w:start w:val="1"/>
+      <w:numFmt w:val="decimal"/>
+      <w:lvlText w:val="%1"/>
+      <w:lvlJc w:val="left"/>
+      <w:pPr>
+        <w:ind w:left="720" w:hanging="360"/>
+      </w:pPr>
+      <w:rPr>
+        <w:rFonts w:hint="default"/>
+        <w:color w:val="000000"/>
+        <w:sz w:val="28"/>
+      </w:rPr>
+    </w:lvl>
+    <w:lvl w:ilvl="1" w:tplc="04190019" w:tentative="1">
+      <w:start w:val="1"/>
+      <w:numFmt w:val="lowerLetter"/>
+      <w:lvlText w:val="%2."/>
+      <w:lvlJc w:val="left"/>
+      <w:pPr>
+        <w:ind w:left="1440" w:hanging="360"/>
+      </w:pPr>
+    </w:lvl>
+    <w:lvl w:ilvl="2" w:tplc="0419001B" w:tentative="1">
+      <w:start w:val="1"/>
+      <w:numFmt w:val="lowerRoman"/>
+      <w:lvlText w:val="%3."/>
+      <w:lvlJc w:val="right"/>
+      <w:pPr>
+        <w:ind w:left="2160" w:hanging="180"/>
+      </w:pPr>
+    </w:lvl>
+    <w:lvl w:ilvl="3" w:tplc="0419000F" w:tentative="1">
+      <w:start w:val="1"/>
+      <w:numFmt w:val="decimal"/>
+      <w:lvlText w:val="%4."/>
+      <w:lvlJc w:val="left"/>
+      <w:pPr>
+        <w:ind w:left="2880" w:hanging="360"/>
+      </w:pPr>
+    </w:lvl>
+    <w:lvl w:ilvl="4" w:tplc="04190019" w:tentative="1">
+      <w:start w:val="1"/>
+      <w:numFmt w:val="lowerLetter"/>
+      <w:lvlText w:val="%5."/>
+      <w:lvlJc w:val="left"/>
+      <w:pPr>
+        <w:ind w:left="3600" w:hanging="360"/>
+      </w:pPr>
+    </w:lvl>
+    <w:lvl w:ilvl="5" w:tplc="0419001B" w:tentative="1">
+      <w:start w:val="1"/>
+      <w:numFmt w:val="lowerRoman"/>
+      <w:lvlText w:val="%6."/>
+      <w:lvlJc w:val="right"/>
+      <w:pPr>
+        <w:ind w:left="4320" w:hanging="180"/>
+      </w:pPr>
+    </w:lvl>
+    <w:lvl w:ilvl="6" w:tplc="0419000F" w:tentative="1">
+      <w:start w:val="1"/>
+      <w:numFmt w:val="decimal"/>
+      <w:lvlText w:val="%7."/>
+      <w:lvlJc w:val="left"/>
+      <w:pPr>
+        <w:ind w:left="5040" w:hanging="360"/>
+      </w:pPr>
+    </w:lvl>
+    <w:lvl w:ilvl="7" w:tplc="04190019" w:tentative="1">
+      <w:start w:val="1"/>
+      <w:numFmt w:val="lowerLetter"/>
+      <w:lvlText w:val="%8."/>
+      <w:lvlJc w:val="left"/>
+      <w:pPr>
+        <w:ind w:left="5760" w:hanging="360"/>
+      </w:pPr>
+    </w:lvl>
+    <w:lvl w:ilvl="8" w:tplc="0419001B" w:tentative="1">
+      <w:start w:val="1"/>
+      <w:numFmt w:val="lowerRoman"/>
+      <w:lvlText w:val="%9."/>
+      <w:lvlJc w:val="right"/>
+      <w:pPr>
         <w:ind w:left="6480" w:hanging="180"/>
       </w:pPr>
     </w:lvl>
   </w:abstractNum>
-  <w:abstractNum w:abstractNumId="12" w15:restartNumberingAfterBreak="0">
+  <w:abstractNum w:abstractNumId="14" w15:restartNumberingAfterBreak="0">
+    <w:nsid w:val="759C33BC"/>
+    <w:multiLevelType w:val="hybridMultilevel"/>
+    <w:tmpl w:val="E7BCBF2A"/>
+    <w:lvl w:ilvl="0" w:tplc="04190001">
+      <w:start w:val="1"/>
+      <w:numFmt w:val="bullet"/>
+      <w:lvlText w:val=""/>
+      <w:lvlJc w:val="left"/>
+      <w:pPr>
+        <w:ind w:left="720" w:hanging="360"/>
+      </w:pPr>
+      <w:rPr>
+        <w:rFonts w:ascii="Symbol" w:hAnsi="Symbol" w:hint="default"/>
+      </w:rPr>
+    </w:lvl>
+    <w:lvl w:ilvl="1" w:tplc="04190003" w:tentative="1">
+      <w:start w:val="1"/>
+      <w:numFmt w:val="bullet"/>
+      <w:lvlText w:val="o"/>
+      <w:lvlJc w:val="left"/>
+      <w:pPr>
+        <w:ind w:left="1440" w:hanging="360"/>
+      </w:pPr>
+      <w:rPr>
+        <w:rFonts w:ascii="Courier New" w:hAnsi="Courier New" w:cs="Courier New" w:hint="default"/>
+      </w:rPr>
+    </w:lvl>
+    <w:lvl w:ilvl="2" w:tplc="04190005" w:tentative="1">
+      <w:start w:val="1"/>
+      <w:numFmt w:val="bullet"/>
+      <w:lvlText w:val=""/>
+      <w:lvlJc w:val="left"/>
+      <w:pPr>
+        <w:ind w:left="2160" w:hanging="360"/>
+      </w:pPr>
+      <w:rPr>
+        <w:rFonts w:ascii="Wingdings" w:hAnsi="Wingdings" w:hint="default"/>
+      </w:rPr>
+    </w:lvl>
+    <w:lvl w:ilvl="3" w:tplc="04190001" w:tentative="1">
+      <w:start w:val="1"/>
+      <w:numFmt w:val="bullet"/>
+      <w:lvlText w:val=""/>
+      <w:lvlJc w:val="left"/>
+      <w:pPr>
+        <w:ind w:left="2880" w:hanging="360"/>
+      </w:pPr>
+      <w:rPr>
+        <w:rFonts w:ascii="Symbol" w:hAnsi="Symbol" w:hint="default"/>
+      </w:rPr>
+    </w:lvl>
+    <w:lvl w:ilvl="4" w:tplc="04190003" w:tentative="1">
+      <w:start w:val="1"/>
+      <w:numFmt w:val="bullet"/>
+      <w:lvlText w:val="o"/>
+      <w:lvlJc w:val="left"/>
+      <w:pPr>
+        <w:ind w:left="3600" w:hanging="360"/>
+      </w:pPr>
+      <w:rPr>
+        <w:rFonts w:ascii="Courier New" w:hAnsi="Courier New" w:cs="Courier New" w:hint="default"/>
+      </w:rPr>
+    </w:lvl>
+    <w:lvl w:ilvl="5" w:tplc="04190005" w:tentative="1">
+      <w:start w:val="1"/>
+      <w:numFmt w:val="bullet"/>
+      <w:lvlText w:val=""/>
+      <w:lvlJc w:val="left"/>
+      <w:pPr>
+        <w:ind w:left="4320" w:hanging="360"/>
+      </w:pPr>
+      <w:rPr>
+        <w:rFonts w:ascii="Wingdings" w:hAnsi="Wingdings" w:hint="default"/>
+      </w:rPr>
+    </w:lvl>
+    <w:lvl w:ilvl="6" w:tplc="04190001" w:tentative="1">
+      <w:start w:val="1"/>
+      <w:numFmt w:val="bullet"/>
+      <w:lvlText w:val=""/>
+      <w:lvlJc w:val="left"/>
+      <w:pPr>
+        <w:ind w:left="5040" w:hanging="360"/>
+      </w:pPr>
+      <w:rPr>
+        <w:rFonts w:ascii="Symbol" w:hAnsi="Symbol" w:hint="default"/>
+      </w:rPr>
+    </w:lvl>
+    <w:lvl w:ilvl="7" w:tplc="04190003" w:tentative="1">
+      <w:start w:val="1"/>
+      <w:numFmt w:val="bullet"/>
+      <w:lvlText w:val="o"/>
+      <w:lvlJc w:val="left"/>
+      <w:pPr>
+        <w:ind w:left="5760" w:hanging="360"/>
+      </w:pPr>
+      <w:rPr>
+        <w:rFonts w:ascii="Courier New" w:hAnsi="Courier New" w:cs="Courier New" w:hint="default"/>
+      </w:rPr>
+    </w:lvl>
+    <w:lvl w:ilvl="8" w:tplc="04190005" w:tentative="1">
+      <w:start w:val="1"/>
+      <w:numFmt w:val="bullet"/>
+      <w:lvlText w:val=""/>
+      <w:lvlJc w:val="left"/>
+      <w:pPr>
+        <w:ind w:left="6480" w:hanging="360"/>
+      </w:pPr>
+      <w:rPr>
+        <w:rFonts w:ascii="Wingdings" w:hAnsi="Wingdings" w:hint="default"/>
+      </w:rPr>
+    </w:lvl>
+  </w:abstractNum>
+  <w:abstractNum w:abstractNumId="15" w15:restartNumberingAfterBreak="0">
     <w:nsid w:val="7A597D4B"/>
     <w:multiLevelType w:val="hybridMultilevel"/>
     <w:tmpl w:val="E2B01EF0"/>
@@ -4688,6 +5858,119 @@
       <w:lvlJc w:val="right"/>
       <w:pPr>
         <w:ind w:left="6840" w:hanging="180"/>
+      </w:pPr>
+    </w:lvl>
+  </w:abstractNum>
+  <w:abstractNum w:abstractNumId="16" w15:restartNumberingAfterBreak="0">
+    <w:nsid w:val="7C105374"/>
+    <w:multiLevelType w:val="multilevel"/>
+    <w:tmpl w:val="ABD49040"/>
+    <w:lvl w:ilvl="0">
+      <w:start w:val="1"/>
+      <w:numFmt w:val="decimal"/>
+      <w:lvlText w:val="%1."/>
+      <w:lvlJc w:val="left"/>
+      <w:pPr>
+        <w:tabs>
+          <w:tab w:val="num" w:pos="720"/>
+        </w:tabs>
+        <w:ind w:left="720" w:hanging="360"/>
+      </w:pPr>
+    </w:lvl>
+    <w:lvl w:ilvl="1" w:tentative="1">
+      <w:start w:val="1"/>
+      <w:numFmt w:val="decimal"/>
+      <w:lvlText w:val="%2."/>
+      <w:lvlJc w:val="left"/>
+      <w:pPr>
+        <w:tabs>
+          <w:tab w:val="num" w:pos="1440"/>
+        </w:tabs>
+        <w:ind w:left="1440" w:hanging="360"/>
+      </w:pPr>
+    </w:lvl>
+    <w:lvl w:ilvl="2" w:tentative="1">
+      <w:start w:val="1"/>
+      <w:numFmt w:val="decimal"/>
+      <w:lvlText w:val="%3."/>
+      <w:lvlJc w:val="left"/>
+      <w:pPr>
+        <w:tabs>
+          <w:tab w:val="num" w:pos="2160"/>
+        </w:tabs>
+        <w:ind w:left="2160" w:hanging="360"/>
+      </w:pPr>
+    </w:lvl>
+    <w:lvl w:ilvl="3" w:tentative="1">
+      <w:start w:val="1"/>
+      <w:numFmt w:val="decimal"/>
+      <w:lvlText w:val="%4."/>
+      <w:lvlJc w:val="left"/>
+      <w:pPr>
+        <w:tabs>
+          <w:tab w:val="num" w:pos="2880"/>
+        </w:tabs>
+        <w:ind w:left="2880" w:hanging="360"/>
+      </w:pPr>
+    </w:lvl>
+    <w:lvl w:ilvl="4" w:tentative="1">
+      <w:start w:val="1"/>
+      <w:numFmt w:val="decimal"/>
+      <w:lvlText w:val="%5."/>
+      <w:lvlJc w:val="left"/>
+      <w:pPr>
+        <w:tabs>
+          <w:tab w:val="num" w:pos="3600"/>
+        </w:tabs>
+        <w:ind w:left="3600" w:hanging="360"/>
+      </w:pPr>
+    </w:lvl>
+    <w:lvl w:ilvl="5" w:tentative="1">
+      <w:start w:val="1"/>
+      <w:numFmt w:val="decimal"/>
+      <w:lvlText w:val="%6."/>
+      <w:lvlJc w:val="left"/>
+      <w:pPr>
+        <w:tabs>
+          <w:tab w:val="num" w:pos="4320"/>
+        </w:tabs>
+        <w:ind w:left="4320" w:hanging="360"/>
+      </w:pPr>
+    </w:lvl>
+    <w:lvl w:ilvl="6" w:tentative="1">
+      <w:start w:val="1"/>
+      <w:numFmt w:val="decimal"/>
+      <w:lvlText w:val="%7."/>
+      <w:lvlJc w:val="left"/>
+      <w:pPr>
+        <w:tabs>
+          <w:tab w:val="num" w:pos="5040"/>
+        </w:tabs>
+        <w:ind w:left="5040" w:hanging="360"/>
+      </w:pPr>
+    </w:lvl>
+    <w:lvl w:ilvl="7" w:tentative="1">
+      <w:start w:val="1"/>
+      <w:numFmt w:val="decimal"/>
+      <w:lvlText w:val="%8."/>
+      <w:lvlJc w:val="left"/>
+      <w:pPr>
+        <w:tabs>
+          <w:tab w:val="num" w:pos="5760"/>
+        </w:tabs>
+        <w:ind w:left="5760" w:hanging="360"/>
+      </w:pPr>
+    </w:lvl>
+    <w:lvl w:ilvl="8" w:tentative="1">
+      <w:start w:val="1"/>
+      <w:numFmt w:val="decimal"/>
+      <w:lvlText w:val="%9."/>
+      <w:lvlJc w:val="left"/>
+      <w:pPr>
+        <w:tabs>
+          <w:tab w:val="num" w:pos="6480"/>
+        </w:tabs>
+        <w:ind w:left="6480" w:hanging="360"/>
       </w:pPr>
     </w:lvl>
   </w:abstractNum>
@@ -4704,7 +5987,7 @@
     <w:abstractNumId w:val="4"/>
   </w:num>
   <w:num w:numId="5">
-    <w:abstractNumId w:val="12"/>
+    <w:abstractNumId w:val="15"/>
   </w:num>
   <w:num w:numId="6">
     <w:abstractNumId w:val="2"/>
@@ -4716,19 +5999,31 @@
     <w:abstractNumId w:val="1"/>
   </w:num>
   <w:num w:numId="9">
-    <w:abstractNumId w:val="11"/>
+    <w:abstractNumId w:val="13"/>
   </w:num>
   <w:num w:numId="10">
-    <w:abstractNumId w:val="8"/>
+    <w:abstractNumId w:val="9"/>
   </w:num>
   <w:num w:numId="11">
     <w:abstractNumId w:val="7"/>
   </w:num>
   <w:num w:numId="12">
+    <w:abstractNumId w:val="11"/>
+  </w:num>
+  <w:num w:numId="13">
     <w:abstractNumId w:val="10"/>
   </w:num>
-  <w:num w:numId="13">
-    <w:abstractNumId w:val="9"/>
+  <w:num w:numId="14">
+    <w:abstractNumId w:val="8"/>
+  </w:num>
+  <w:num w:numId="15">
+    <w:abstractNumId w:val="12"/>
+  </w:num>
+  <w:num w:numId="16">
+    <w:abstractNumId w:val="14"/>
+  </w:num>
+  <w:num w:numId="17">
+    <w:abstractNumId w:val="16"/>
   </w:num>
 </w:numbering>
 </file>
@@ -5277,6 +6572,20 @@
       <w:bCs/>
     </w:rPr>
   </w:style>
+  <w:style w:type="paragraph" w:customStyle="1" w:styleId="ds-markdown-paragraph">
+    <w:name w:val="ds-markdown-paragraph"/>
+    <w:basedOn w:val="a"/>
+    <w:rsid w:val="002D00AC"/>
+    <w:pPr>
+      <w:spacing w:before="100" w:beforeAutospacing="1" w:after="100" w:afterAutospacing="1" w:line="240" w:lineRule="auto"/>
+    </w:pPr>
+    <w:rPr>
+      <w:rFonts w:ascii="Times New Roman" w:eastAsia="Times New Roman" w:hAnsi="Times New Roman" w:cs="Times New Roman"/>
+      <w:sz w:val="24"/>
+      <w:szCs w:val="24"/>
+      <w:lang w:eastAsia="ru-RU"/>
+    </w:rPr>
+  </w:style>
 </w:styles>
 </file>
 

--- a/Практика Малленом Системс/Сопровождение информационных систем/Report/Сопровождение информационных систем.docx
+++ b/Практика Малленом Системс/Сопровождение информационных систем/Report/Сопровождение информационных систем.docx
@@ -29,21 +29,7 @@
         <w:rPr>
           <w:rFonts w:ascii="Times New Roman" w:hAnsi="Times New Roman" w:cs="Times New Roman"/>
         </w:rPr>
-        <w:t xml:space="preserve">«Череповецкий </w:t>
-      </w:r>
-      <w:proofErr w:type="spellStart"/>
-      <w:r>
-        <w:rPr>
-          <w:rFonts w:ascii="Times New Roman" w:hAnsi="Times New Roman" w:cs="Times New Roman"/>
-        </w:rPr>
-        <w:t>лесомеханический</w:t>
-      </w:r>
-      <w:proofErr w:type="spellEnd"/>
-      <w:r>
-        <w:rPr>
-          <w:rFonts w:ascii="Times New Roman" w:hAnsi="Times New Roman" w:cs="Times New Roman"/>
-        </w:rPr>
-        <w:t xml:space="preserve"> техникум им. В.П. Чкалова»</w:t>
+        <w:t>«Череповецкий лесомеханический техникум им. В.П. Чкалова»</w:t>
       </w:r>
     </w:p>
     <w:p>
@@ -594,21 +580,7 @@
         <w:rPr>
           <w:rFonts w:ascii="Times New Roman" w:hAnsi="Times New Roman" w:cs="Times New Roman"/>
         </w:rPr>
-        <w:t xml:space="preserve">техникума: </w:t>
-      </w:r>
-      <w:proofErr w:type="spellStart"/>
-      <w:r>
-        <w:rPr>
-          <w:rFonts w:ascii="Times New Roman" w:hAnsi="Times New Roman" w:cs="Times New Roman"/>
-        </w:rPr>
-        <w:t>Материкова</w:t>
-      </w:r>
-      <w:proofErr w:type="spellEnd"/>
-      <w:r>
-        <w:rPr>
-          <w:rFonts w:ascii="Times New Roman" w:hAnsi="Times New Roman" w:cs="Times New Roman"/>
-        </w:rPr>
-        <w:t xml:space="preserve"> А.А.</w:t>
+        <w:t>техникума: Материкова А.А.</w:t>
       </w:r>
     </w:p>
     <w:p>
@@ -693,14 +665,12 @@
           <w:rFonts w:ascii="Times New Roman" w:hAnsi="Times New Roman" w:cs="Times New Roman"/>
         </w:rPr>
       </w:pPr>
-      <w:proofErr w:type="spellStart"/>
       <w:r>
         <w:rPr>
           <w:rFonts w:ascii="Times New Roman" w:hAnsi="Times New Roman" w:cs="Times New Roman"/>
         </w:rPr>
         <w:t>г.Череповец</w:t>
       </w:r>
-      <w:proofErr w:type="spellEnd"/>
     </w:p>
     <w:p>
       <w:pPr>
@@ -1435,23 +1405,13 @@
         </w:rPr>
         <w:t xml:space="preserve">Руководитель практики: </w:t>
       </w:r>
-      <w:proofErr w:type="spellStart"/>
-      <w:r>
-        <w:rPr>
-          <w:rFonts w:ascii="Times New Roman" w:hAnsi="Times New Roman" w:cs="Times New Roman"/>
-          <w:sz w:val="28"/>
-          <w:szCs w:val="28"/>
-        </w:rPr>
-        <w:t>Соминина</w:t>
-      </w:r>
-      <w:proofErr w:type="spellEnd"/>
-      <w:r>
-        <w:rPr>
-          <w:rFonts w:ascii="Times New Roman" w:hAnsi="Times New Roman" w:cs="Times New Roman"/>
-          <w:sz w:val="28"/>
-          <w:szCs w:val="28"/>
-        </w:rPr>
-        <w:t xml:space="preserve"> Татьяна Леонидовна</w:t>
+      <w:r>
+        <w:rPr>
+          <w:rFonts w:ascii="Times New Roman" w:hAnsi="Times New Roman" w:cs="Times New Roman"/>
+          <w:sz w:val="28"/>
+          <w:szCs w:val="28"/>
+        </w:rPr>
+        <w:t>Соминина Татьяна Леонидовна</w:t>
       </w:r>
     </w:p>
     <w:p>
@@ -1900,25 +1860,7 @@
           <w:sz w:val="28"/>
           <w:szCs w:val="28"/>
         </w:rPr>
-        <w:t xml:space="preserve">«Малленом Системс» - ведущая российская компания в области разработки и внедрения систем компьютерного зрения, промышленной </w:t>
-      </w:r>
-      <w:proofErr w:type="spellStart"/>
-      <w:r>
-        <w:rPr>
-          <w:rFonts w:ascii="Times New Roman" w:hAnsi="Times New Roman" w:cs="Times New Roman"/>
-          <w:sz w:val="28"/>
-          <w:szCs w:val="28"/>
-        </w:rPr>
-        <w:t>видеоаналитики</w:t>
-      </w:r>
-      <w:proofErr w:type="spellEnd"/>
-      <w:r>
-        <w:rPr>
-          <w:rFonts w:ascii="Times New Roman" w:hAnsi="Times New Roman" w:cs="Times New Roman"/>
-          <w:sz w:val="28"/>
-          <w:szCs w:val="28"/>
-        </w:rPr>
-        <w:t xml:space="preserve"> и интеллектуальной обработки данных, основанная в 2011 году. </w:t>
+        <w:t xml:space="preserve">«Малленом Системс» - ведущая российская компания в области разработки и внедрения систем компьютерного зрения, промышленной видеоаналитики и интеллектуальной обработки данных, основанная в 2011 году. </w:t>
       </w:r>
     </w:p>
     <w:p>
@@ -1938,25 +1880,7 @@
           <w:sz w:val="28"/>
           <w:szCs w:val="28"/>
         </w:rPr>
-        <w:t xml:space="preserve">Компания поставляет как готовые программные продукты и программно-аппаратные комплексы (ПАК), так и ведет заказную разработку систем </w:t>
-      </w:r>
-      <w:proofErr w:type="spellStart"/>
-      <w:r>
-        <w:rPr>
-          <w:rFonts w:ascii="Times New Roman" w:hAnsi="Times New Roman" w:cs="Times New Roman"/>
-          <w:sz w:val="28"/>
-          <w:szCs w:val="28"/>
-        </w:rPr>
-        <w:t>видеоаналитики</w:t>
-      </w:r>
-      <w:proofErr w:type="spellEnd"/>
-      <w:r>
-        <w:rPr>
-          <w:rFonts w:ascii="Times New Roman" w:hAnsi="Times New Roman" w:cs="Times New Roman"/>
-          <w:sz w:val="28"/>
-          <w:szCs w:val="28"/>
-        </w:rPr>
-        <w:t xml:space="preserve"> под требования заказчика. </w:t>
+        <w:t xml:space="preserve">Компания поставляет как готовые программные продукты и программно-аппаратные комплексы (ПАК), так и ведет заказную разработку систем видеоаналитики под требования заказчика. </w:t>
       </w:r>
     </w:p>
     <w:p>
@@ -1976,25 +1900,7 @@
           <w:sz w:val="28"/>
           <w:szCs w:val="28"/>
         </w:rPr>
-        <w:t xml:space="preserve">Основные цели компании – это открытие новых возможностей для бизнеса, которые создают системы </w:t>
-      </w:r>
-      <w:proofErr w:type="spellStart"/>
-      <w:r>
-        <w:rPr>
-          <w:rFonts w:ascii="Times New Roman" w:hAnsi="Times New Roman" w:cs="Times New Roman"/>
-          <w:sz w:val="28"/>
-          <w:szCs w:val="28"/>
-        </w:rPr>
-        <w:t>видеоаналитики</w:t>
-      </w:r>
-      <w:proofErr w:type="spellEnd"/>
-      <w:r>
-        <w:rPr>
-          <w:rFonts w:ascii="Times New Roman" w:hAnsi="Times New Roman" w:cs="Times New Roman"/>
-          <w:sz w:val="28"/>
-          <w:szCs w:val="28"/>
-        </w:rPr>
-        <w:t xml:space="preserve"> и интеллектуальной обработки данных, тем самым повышая безопасность и эффективность технологических процессов в широком спектре отраслей. </w:t>
+        <w:t xml:space="preserve">Основные цели компании – это открытие новых возможностей для бизнеса, которые создают системы видеоаналитики и интеллектуальной обработки данных, тем самым повышая безопасность и эффективность технологических процессов в широком спектре отраслей. </w:t>
       </w:r>
     </w:p>
     <w:p>
@@ -2398,25 +2304,7 @@
           <w:sz w:val="28"/>
           <w:szCs w:val="28"/>
         </w:rPr>
-        <w:t xml:space="preserve">ехническая поддержка пользователей и </w:t>
-      </w:r>
-      <w:proofErr w:type="spellStart"/>
-      <w:r>
-        <w:rPr>
-          <w:rFonts w:ascii="Times New Roman" w:hAnsi="Times New Roman" w:cs="Times New Roman"/>
-          <w:sz w:val="28"/>
-          <w:szCs w:val="28"/>
-        </w:rPr>
-        <w:t>тестировка</w:t>
-      </w:r>
-      <w:proofErr w:type="spellEnd"/>
-      <w:r>
-        <w:rPr>
-          <w:rFonts w:ascii="Times New Roman" w:hAnsi="Times New Roman" w:cs="Times New Roman"/>
-          <w:sz w:val="28"/>
-          <w:szCs w:val="28"/>
-        </w:rPr>
-        <w:t xml:space="preserve"> ПО на выявление ошибок и проблем.</w:t>
+        <w:t>ехническая поддержка пользователей и тестировка ПО на выявление ошибок и проблем.</w:t>
       </w:r>
     </w:p>
     <w:p>
@@ -2808,29 +2696,7 @@
           <w:shd w:val="clear" w:color="auto" w:fill="FFFFFF"/>
         </w:rPr>
         <w:lastRenderedPageBreak/>
-        <w:t xml:space="preserve">ИС обеспечивают полный цикл разработки продуктов компьютерного зрения: от моделирования сложных технологических процессов и обучения нейросетей до написания кода и тестирования готовых решений на базе оборудования </w:t>
-      </w:r>
-      <w:proofErr w:type="spellStart"/>
-      <w:r>
-        <w:rPr>
-          <w:rFonts w:ascii="Times New Roman" w:hAnsi="Times New Roman" w:cs="Times New Roman"/>
-          <w:color w:val="0F1115"/>
-          <w:sz w:val="28"/>
-          <w:szCs w:val="28"/>
-          <w:shd w:val="clear" w:color="auto" w:fill="FFFFFF"/>
-        </w:rPr>
-        <w:t>Cognex</w:t>
-      </w:r>
-      <w:proofErr w:type="spellEnd"/>
-      <w:r>
-        <w:rPr>
-          <w:rFonts w:ascii="Times New Roman" w:hAnsi="Times New Roman" w:cs="Times New Roman"/>
-          <w:color w:val="0F1115"/>
-          <w:sz w:val="28"/>
-          <w:szCs w:val="28"/>
-          <w:shd w:val="clear" w:color="auto" w:fill="FFFFFF"/>
-        </w:rPr>
-        <w:t>.</w:t>
+        <w:t>ИС обеспечивают полный цикл разработки продуктов компьютерного зрения: от моделирования сложных технологических процессов и обучения нейросетей до написания кода и тестирования готовых решений на базе оборудования Cognex.</w:t>
       </w:r>
       <w:r>
         <w:rPr>
@@ -2870,29 +2736,7 @@
           <w:szCs w:val="28"/>
           <w:shd w:val="clear" w:color="auto" w:fill="FFFFFF"/>
         </w:rPr>
-        <w:t xml:space="preserve"> </w:t>
-      </w:r>
-      <w:proofErr w:type="spellStart"/>
-      <w:r>
-        <w:rPr>
-          <w:rFonts w:ascii="Times New Roman" w:hAnsi="Times New Roman" w:cs="Times New Roman"/>
-          <w:color w:val="0F1115"/>
-          <w:sz w:val="28"/>
-          <w:szCs w:val="28"/>
-          <w:shd w:val="clear" w:color="auto" w:fill="FFFFFF"/>
-        </w:rPr>
-        <w:t>Jira</w:t>
-      </w:r>
-      <w:proofErr w:type="spellEnd"/>
-      <w:r>
-        <w:rPr>
-          <w:rFonts w:ascii="Times New Roman" w:hAnsi="Times New Roman" w:cs="Times New Roman"/>
-          <w:color w:val="0F1115"/>
-          <w:sz w:val="28"/>
-          <w:szCs w:val="28"/>
-          <w:shd w:val="clear" w:color="auto" w:fill="FFFFFF"/>
-        </w:rPr>
-        <w:t>), компания способна выполнять контракты для нефтегазовой, металлургической и атомной отраслей</w:t>
+        <w:t xml:space="preserve"> Jira), компания способна выполнять контракты для нефтегазовой, металлургической и атомной отраслей</w:t>
       </w:r>
       <w:r>
         <w:rPr>
@@ -2946,51 +2790,7 @@
           <w:szCs w:val="28"/>
           <w:shd w:val="clear" w:color="auto" w:fill="FFFFFF"/>
         </w:rPr>
-        <w:t>Дорожный пристав», «</w:t>
-      </w:r>
-      <w:proofErr w:type="spellStart"/>
-      <w:r>
-        <w:rPr>
-          <w:rFonts w:ascii="Times New Roman" w:hAnsi="Times New Roman" w:cs="Times New Roman"/>
-          <w:color w:val="0F1115"/>
-          <w:sz w:val="28"/>
-          <w:szCs w:val="28"/>
-          <w:shd w:val="clear" w:color="auto" w:fill="FFFFFF"/>
-        </w:rPr>
-        <w:t>Автомаршал</w:t>
-      </w:r>
-      <w:proofErr w:type="spellEnd"/>
-      <w:r>
-        <w:rPr>
-          <w:rFonts w:ascii="Times New Roman" w:hAnsi="Times New Roman" w:cs="Times New Roman"/>
-          <w:color w:val="0F1115"/>
-          <w:sz w:val="28"/>
-          <w:szCs w:val="28"/>
-          <w:shd w:val="clear" w:color="auto" w:fill="FFFFFF"/>
-        </w:rPr>
-        <w:t xml:space="preserve">», «Арсис») сами являются </w:t>
-      </w:r>
-      <w:proofErr w:type="spellStart"/>
-      <w:r>
-        <w:rPr>
-          <w:rFonts w:ascii="Times New Roman" w:hAnsi="Times New Roman" w:cs="Times New Roman"/>
-          <w:color w:val="0F1115"/>
-          <w:sz w:val="28"/>
-          <w:szCs w:val="28"/>
-          <w:shd w:val="clear" w:color="auto" w:fill="FFFFFF"/>
-        </w:rPr>
-        <w:t>высокоинтегрированными</w:t>
-      </w:r>
-      <w:proofErr w:type="spellEnd"/>
-      <w:r>
-        <w:rPr>
-          <w:rFonts w:ascii="Times New Roman" w:hAnsi="Times New Roman" w:cs="Times New Roman"/>
-          <w:color w:val="0F1115"/>
-          <w:sz w:val="28"/>
-          <w:szCs w:val="28"/>
-          <w:shd w:val="clear" w:color="auto" w:fill="FFFFFF"/>
-        </w:rPr>
-        <w:t xml:space="preserve"> ИС, которые собирают данные с камер, анализируют их, интегрируются с весами и транспортными системами</w:t>
+        <w:t>Дорожный пристав», «Автомаршал», «Арсис») сами являются высокоинтегрированными ИС, которые собирают данные с камер, анализируют их, интегрируются с весами и транспортными системами</w:t>
       </w:r>
       <w:r>
         <w:rPr>
@@ -3109,79 +2909,7 @@
           <w:sz w:val="28"/>
           <w:szCs w:val="28"/>
         </w:rPr>
-        <w:t xml:space="preserve">Специализированное программное обеспечение собственной разработки для задач компьютерного зрения и </w:t>
-      </w:r>
-      <w:proofErr w:type="spellStart"/>
-      <w:r>
-        <w:rPr>
-          <w:color w:val="0F1115"/>
-          <w:sz w:val="28"/>
-          <w:szCs w:val="28"/>
-        </w:rPr>
-        <w:t>видеоаналитики</w:t>
-      </w:r>
-      <w:proofErr w:type="spellEnd"/>
-      <w:r>
-        <w:rPr>
-          <w:color w:val="0F1115"/>
-          <w:sz w:val="28"/>
-          <w:szCs w:val="28"/>
-        </w:rPr>
-        <w:t xml:space="preserve"> («</w:t>
-      </w:r>
-      <w:proofErr w:type="spellStart"/>
-      <w:r>
-        <w:rPr>
-          <w:color w:val="0F1115"/>
-          <w:sz w:val="28"/>
-          <w:szCs w:val="28"/>
-        </w:rPr>
-        <w:t>Автомаршал</w:t>
-      </w:r>
-      <w:proofErr w:type="spellEnd"/>
-      <w:r>
-        <w:rPr>
-          <w:color w:val="0F1115"/>
-          <w:sz w:val="28"/>
-          <w:szCs w:val="28"/>
-        </w:rPr>
-        <w:t>», «Дорожный пристав», «Арсис», «</w:t>
-      </w:r>
-      <w:proofErr w:type="spellStart"/>
-      <w:r>
-        <w:rPr>
-          <w:color w:val="0F1115"/>
-          <w:sz w:val="28"/>
-          <w:szCs w:val="28"/>
-        </w:rPr>
-        <w:t>Висконт.Фарма</w:t>
-      </w:r>
-      <w:proofErr w:type="spellEnd"/>
-      <w:r>
-        <w:rPr>
-          <w:color w:val="0F1115"/>
-          <w:sz w:val="28"/>
-          <w:szCs w:val="28"/>
-        </w:rPr>
-        <w:t xml:space="preserve">» и </w:t>
-      </w:r>
-      <w:proofErr w:type="spellStart"/>
-      <w:r>
-        <w:rPr>
-          <w:color w:val="0F1115"/>
-          <w:sz w:val="28"/>
-          <w:szCs w:val="28"/>
-        </w:rPr>
-        <w:t>др</w:t>
-      </w:r>
-      <w:proofErr w:type="spellEnd"/>
-      <w:r>
-        <w:rPr>
-          <w:color w:val="0F1115"/>
-          <w:sz w:val="28"/>
-          <w:szCs w:val="28"/>
-        </w:rPr>
-        <w:t>).</w:t>
+        <w:t>Специализированное программное обеспечение собственной разработки для задач компьютерного зрения и видеоаналитики («Автомаршал», «Дорожный пристав», «Арсис», «Висконт.Фарма» и др).</w:t>
       </w:r>
     </w:p>
     <w:p>
@@ -3207,25 +2935,7 @@
           <w:sz w:val="28"/>
           <w:szCs w:val="28"/>
         </w:rPr>
-        <w:t xml:space="preserve">Системы для управления проектами и задачами (например </w:t>
-      </w:r>
-      <w:proofErr w:type="spellStart"/>
-      <w:r>
-        <w:rPr>
-          <w:color w:val="0F1115"/>
-          <w:sz w:val="28"/>
-          <w:szCs w:val="28"/>
-        </w:rPr>
-        <w:t>Jira</w:t>
-      </w:r>
-      <w:proofErr w:type="spellEnd"/>
-      <w:r>
-        <w:rPr>
-          <w:color w:val="0F1115"/>
-          <w:sz w:val="28"/>
-          <w:szCs w:val="28"/>
-        </w:rPr>
-        <w:t xml:space="preserve">) </w:t>
+        <w:t xml:space="preserve">Системы для управления проектами и задачами (например Jira) </w:t>
       </w:r>
       <w:r>
         <w:rPr>
@@ -3293,43 +3003,7 @@
           <w:sz w:val="28"/>
           <w:szCs w:val="28"/>
         </w:rPr>
-        <w:t>Инструментальные среды разработки (IDE), системы контроля версий (</w:t>
-      </w:r>
-      <w:proofErr w:type="spellStart"/>
-      <w:r>
-        <w:rPr>
-          <w:color w:val="0F1115"/>
-          <w:sz w:val="28"/>
-          <w:szCs w:val="28"/>
-        </w:rPr>
-        <w:t>Git</w:t>
-      </w:r>
-      <w:proofErr w:type="spellEnd"/>
-      <w:r>
-        <w:rPr>
-          <w:color w:val="0F1115"/>
-          <w:sz w:val="28"/>
-          <w:szCs w:val="28"/>
-        </w:rPr>
-        <w:t xml:space="preserve">) и библиотеки машинного обучения (в том числе </w:t>
-      </w:r>
-      <w:proofErr w:type="spellStart"/>
-      <w:r>
-        <w:rPr>
-          <w:color w:val="0F1115"/>
-          <w:sz w:val="28"/>
-          <w:szCs w:val="28"/>
-        </w:rPr>
-        <w:t>Cognex</w:t>
-      </w:r>
-      <w:proofErr w:type="spellEnd"/>
-      <w:r>
-        <w:rPr>
-          <w:color w:val="0F1115"/>
-          <w:sz w:val="28"/>
-          <w:szCs w:val="28"/>
-        </w:rPr>
-        <w:t>).</w:t>
+        <w:t>Инструментальные среды разработки (IDE), системы контроля версий (Git) и библиотеки машинного обучения (в том числе Cognex).</w:t>
       </w:r>
     </w:p>
     <w:p>
@@ -3902,6 +3576,1630 @@
         <w:spacing w:after="0" w:line="360" w:lineRule="auto"/>
         <w:ind w:firstLine="709"/>
         <w:jc w:val="both"/>
+        <w:rPr>
+          <w:rStyle w:val="docdata"/>
+          <w:rFonts w:ascii="Times New Roman" w:hAnsi="Times New Roman" w:cs="Times New Roman"/>
+          <w:color w:val="1A1A1A"/>
+          <w:sz w:val="28"/>
+          <w:szCs w:val="28"/>
+        </w:rPr>
+      </w:pPr>
+    </w:p>
+    <w:p>
+      <w:pPr>
+        <w:spacing w:after="0" w:line="360" w:lineRule="auto"/>
+        <w:ind w:firstLine="709"/>
+        <w:jc w:val="center"/>
+        <w:rPr>
+          <w:rStyle w:val="docdata"/>
+          <w:rFonts w:ascii="Times New Roman" w:hAnsi="Times New Roman" w:cs="Times New Roman"/>
+          <w:color w:val="1A1A1A"/>
+          <w:sz w:val="28"/>
+          <w:szCs w:val="28"/>
+        </w:rPr>
+      </w:pPr>
+      <w:r>
+        <w:rPr>
+          <w:rStyle w:val="docdata"/>
+          <w:rFonts w:ascii="Times New Roman" w:hAnsi="Times New Roman" w:cs="Times New Roman"/>
+          <w:color w:val="1A1A1A"/>
+          <w:sz w:val="28"/>
+          <w:szCs w:val="28"/>
+        </w:rPr>
+        <w:lastRenderedPageBreak/>
+        <w:t>Теоретическая часть (временное оформление)</w:t>
+      </w:r>
+    </w:p>
+    <w:p>
+      <w:pPr>
+        <w:pStyle w:val="3"/>
+        <w:shd w:val="clear" w:color="auto" w:fill="FFFFFF"/>
+        <w:spacing w:before="0" w:beforeAutospacing="0" w:after="0" w:afterAutospacing="0" w:line="360" w:lineRule="auto"/>
+        <w:jc w:val="both"/>
+        <w:rPr>
+          <w:b w:val="0"/>
+          <w:bCs w:val="0"/>
+          <w:color w:val="0F1115"/>
+          <w:sz w:val="28"/>
+          <w:szCs w:val="28"/>
+        </w:rPr>
+      </w:pPr>
+      <w:r>
+        <w:rPr>
+          <w:b w:val="0"/>
+          <w:bCs w:val="0"/>
+          <w:color w:val="0F1115"/>
+          <w:sz w:val="28"/>
+          <w:szCs w:val="28"/>
+        </w:rPr>
+        <w:t>1. Bitrix24</w:t>
+      </w:r>
+    </w:p>
+    <w:p>
+      <w:pPr>
+        <w:pStyle w:val="ds-markdown-paragraph"/>
+        <w:shd w:val="clear" w:color="auto" w:fill="FFFFFF"/>
+        <w:spacing w:before="0" w:beforeAutospacing="0" w:after="0" w:afterAutospacing="0" w:line="360" w:lineRule="auto"/>
+        <w:ind w:firstLine="709"/>
+        <w:jc w:val="both"/>
+        <w:rPr>
+          <w:color w:val="0F1115"/>
+          <w:sz w:val="28"/>
+          <w:szCs w:val="28"/>
+        </w:rPr>
+      </w:pPr>
+      <w:r>
+        <w:rPr>
+          <w:color w:val="0F1115"/>
+          <w:sz w:val="28"/>
+          <w:szCs w:val="28"/>
+        </w:rPr>
+        <w:t xml:space="preserve">Bitrix24 </w:t>
+      </w:r>
+      <w:r>
+        <w:rPr>
+          <w:color w:val="0F1115"/>
+          <w:sz w:val="28"/>
+          <w:szCs w:val="28"/>
+        </w:rPr>
+        <w:t>–</w:t>
+      </w:r>
+      <w:r>
+        <w:rPr>
+          <w:color w:val="0F1115"/>
+          <w:sz w:val="28"/>
+          <w:szCs w:val="28"/>
+        </w:rPr>
+        <w:t xml:space="preserve"> это</w:t>
+      </w:r>
+      <w:r>
+        <w:rPr>
+          <w:color w:val="0F1115"/>
+          <w:sz w:val="28"/>
+          <w:szCs w:val="28"/>
+        </w:rPr>
+        <w:t xml:space="preserve"> </w:t>
+      </w:r>
+      <w:r>
+        <w:rPr>
+          <w:color w:val="0F1115"/>
+          <w:sz w:val="28"/>
+          <w:szCs w:val="28"/>
+        </w:rPr>
+        <w:t>корпоративный портал, который объединяет CRM, задачи, документооборот и коммуникации.</w:t>
+      </w:r>
+    </w:p>
+    <w:p>
+      <w:pPr>
+        <w:pStyle w:val="ds-markdown-paragraph"/>
+        <w:shd w:val="clear" w:color="auto" w:fill="FFFFFF"/>
+        <w:spacing w:before="0" w:beforeAutospacing="0" w:after="0" w:afterAutospacing="0" w:line="360" w:lineRule="auto"/>
+        <w:jc w:val="both"/>
+        <w:rPr>
+          <w:rStyle w:val="a9"/>
+          <w:b w:val="0"/>
+          <w:bCs w:val="0"/>
+          <w:color w:val="0F1115"/>
+          <w:sz w:val="28"/>
+          <w:szCs w:val="28"/>
+          <w:shd w:val="clear" w:color="auto" w:fill="FFFFFF"/>
+        </w:rPr>
+      </w:pPr>
+      <w:r>
+        <w:rPr>
+          <w:rStyle w:val="a9"/>
+          <w:b w:val="0"/>
+          <w:bCs w:val="0"/>
+          <w:color w:val="0F1115"/>
+          <w:sz w:val="28"/>
+          <w:szCs w:val="28"/>
+          <w:shd w:val="clear" w:color="auto" w:fill="FFFFFF"/>
+        </w:rPr>
+        <w:t>a) Инструменты для совместной работы сотрудников</w:t>
+      </w:r>
+    </w:p>
+    <w:p>
+      <w:pPr>
+        <w:pStyle w:val="ds-markdown-paragraph"/>
+        <w:shd w:val="clear" w:color="auto" w:fill="FFFFFF"/>
+        <w:spacing w:before="0" w:beforeAutospacing="0" w:after="0" w:afterAutospacing="0" w:line="360" w:lineRule="auto"/>
+        <w:ind w:firstLine="709"/>
+        <w:jc w:val="both"/>
+        <w:rPr>
+          <w:color w:val="0F1115"/>
+          <w:sz w:val="28"/>
+          <w:szCs w:val="28"/>
+          <w:shd w:val="clear" w:color="auto" w:fill="FFFFFF"/>
+        </w:rPr>
+      </w:pPr>
+      <w:r>
+        <w:rPr>
+          <w:color w:val="0F1115"/>
+          <w:sz w:val="28"/>
+          <w:szCs w:val="28"/>
+          <w:shd w:val="clear" w:color="auto" w:fill="FFFFFF"/>
+        </w:rPr>
+        <w:t>Bitrix24 предоставляет корпоративный чат, видеозвонки, календари и «живую ленту» новостей. Управление задачами включает назначение ответственных, контроль сроков, комментарии. Проекты организуются в виде групп, где можно отслеживать этапы, загрузку участников и общий прогресс.</w:t>
+      </w:r>
+    </w:p>
+    <w:p>
+      <w:pPr>
+        <w:pStyle w:val="ds-markdown-paragraph"/>
+        <w:shd w:val="clear" w:color="auto" w:fill="FFFFFF"/>
+        <w:spacing w:before="0" w:beforeAutospacing="0" w:after="0" w:afterAutospacing="0" w:line="360" w:lineRule="auto"/>
+        <w:jc w:val="both"/>
+        <w:rPr>
+          <w:rStyle w:val="a9"/>
+          <w:b w:val="0"/>
+          <w:bCs w:val="0"/>
+          <w:color w:val="0F1115"/>
+          <w:sz w:val="28"/>
+          <w:szCs w:val="28"/>
+          <w:shd w:val="clear" w:color="auto" w:fill="FFFFFF"/>
+        </w:rPr>
+      </w:pPr>
+      <w:r>
+        <w:rPr>
+          <w:rStyle w:val="a9"/>
+          <w:b w:val="0"/>
+          <w:bCs w:val="0"/>
+          <w:color w:val="0F1115"/>
+          <w:sz w:val="28"/>
+          <w:szCs w:val="28"/>
+          <w:shd w:val="clear" w:color="auto" w:fill="FFFFFF"/>
+        </w:rPr>
+        <w:t>b) Автоматизация процессов продаж (роботы, триггеры, воронки)</w:t>
+      </w:r>
+    </w:p>
+    <w:p>
+      <w:pPr>
+        <w:pStyle w:val="ds-markdown-paragraph"/>
+        <w:shd w:val="clear" w:color="auto" w:fill="FFFFFF"/>
+        <w:spacing w:before="0" w:beforeAutospacing="0" w:after="0" w:afterAutospacing="0" w:line="360" w:lineRule="auto"/>
+        <w:ind w:firstLine="709"/>
+        <w:jc w:val="both"/>
+        <w:rPr>
+          <w:b/>
+          <w:bCs/>
+          <w:color w:val="0F1115"/>
+          <w:sz w:val="28"/>
+          <w:szCs w:val="28"/>
+        </w:rPr>
+      </w:pPr>
+      <w:r>
+        <w:rPr>
+          <w:color w:val="0F1115"/>
+          <w:sz w:val="28"/>
+          <w:szCs w:val="28"/>
+          <w:shd w:val="clear" w:color="auto" w:fill="FFFFFF"/>
+        </w:rPr>
+        <w:t xml:space="preserve">В CRM Bitrix24 есть инструмент «Роботы», которые выполняют действия при наступлении события (триггера). Например, при заполнении формы на сайте робот может создать сделку, назначить ответственного и отправить клиенту письмо. «Воронки продаж» позволяют настраивать стадии сделки и автоматически перемещать лиды между этапами (например, «Первый контакт» </w:t>
+      </w:r>
+      <w:r>
+        <w:rPr>
+          <w:color w:val="0F1115"/>
+          <w:sz w:val="28"/>
+          <w:szCs w:val="28"/>
+          <w:shd w:val="clear" w:color="auto" w:fill="FFFFFF"/>
+        </w:rPr>
+        <w:t>-</w:t>
+      </w:r>
+      <w:r>
+        <w:rPr>
+          <w:color w:val="0F1115"/>
+          <w:sz w:val="28"/>
+          <w:szCs w:val="28"/>
+          <w:shd w:val="clear" w:color="auto" w:fill="FFFFFF"/>
+        </w:rPr>
+        <w:t xml:space="preserve"> «Переговоры» </w:t>
+      </w:r>
+      <w:r>
+        <w:rPr>
+          <w:color w:val="0F1115"/>
+          <w:sz w:val="28"/>
+          <w:szCs w:val="28"/>
+          <w:shd w:val="clear" w:color="auto" w:fill="FFFFFF"/>
+        </w:rPr>
+        <w:t>-</w:t>
+      </w:r>
+      <w:r>
+        <w:rPr>
+          <w:color w:val="0F1115"/>
+          <w:sz w:val="28"/>
+          <w:szCs w:val="28"/>
+          <w:shd w:val="clear" w:color="auto" w:fill="FFFFFF"/>
+        </w:rPr>
+        <w:t xml:space="preserve"> «Счёт»).</w:t>
+      </w:r>
+    </w:p>
+    <w:p>
+      <w:pPr>
+        <w:pStyle w:val="ds-markdown-paragraph"/>
+        <w:shd w:val="clear" w:color="auto" w:fill="FFFFFF"/>
+        <w:spacing w:before="0" w:beforeAutospacing="0" w:after="0" w:afterAutospacing="0" w:line="360" w:lineRule="auto"/>
+        <w:jc w:val="both"/>
+        <w:rPr>
+          <w:rStyle w:val="a9"/>
+          <w:b w:val="0"/>
+          <w:bCs w:val="0"/>
+          <w:color w:val="0F1115"/>
+          <w:sz w:val="28"/>
+          <w:szCs w:val="28"/>
+          <w:shd w:val="clear" w:color="auto" w:fill="FFFFFF"/>
+        </w:rPr>
+      </w:pPr>
+      <w:r>
+        <w:rPr>
+          <w:rStyle w:val="a9"/>
+          <w:b w:val="0"/>
+          <w:bCs w:val="0"/>
+          <w:color w:val="0F1115"/>
+          <w:sz w:val="28"/>
+          <w:szCs w:val="28"/>
+          <w:shd w:val="clear" w:color="auto" w:fill="FFFFFF"/>
+        </w:rPr>
+        <w:t>c) Встроенные сервисы</w:t>
+      </w:r>
+    </w:p>
+    <w:p>
+      <w:pPr>
+        <w:pStyle w:val="ds-markdown-paragraph"/>
+        <w:shd w:val="clear" w:color="auto" w:fill="FFFFFF"/>
+        <w:spacing w:before="0" w:beforeAutospacing="0" w:after="0" w:afterAutospacing="0" w:line="360" w:lineRule="auto"/>
+        <w:ind w:firstLine="709"/>
+        <w:jc w:val="both"/>
+        <w:rPr>
+          <w:color w:val="0F1115"/>
+          <w:sz w:val="28"/>
+          <w:szCs w:val="28"/>
+          <w:shd w:val="clear" w:color="auto" w:fill="FFFFFF"/>
+        </w:rPr>
+      </w:pPr>
+      <w:r>
+        <w:rPr>
+          <w:color w:val="0F1115"/>
+          <w:sz w:val="28"/>
+          <w:szCs w:val="28"/>
+          <w:shd w:val="clear" w:color="auto" w:fill="FFFFFF"/>
+        </w:rPr>
+        <w:t>Коробочная версия Bitrix24 включает CRM, документы</w:t>
+      </w:r>
+      <w:r>
+        <w:rPr>
+          <w:color w:val="0F1115"/>
+          <w:sz w:val="28"/>
+          <w:szCs w:val="28"/>
+          <w:shd w:val="clear" w:color="auto" w:fill="FFFFFF"/>
+        </w:rPr>
+        <w:t>,</w:t>
+      </w:r>
+      <w:r>
+        <w:rPr>
+          <w:color w:val="0F1115"/>
+          <w:sz w:val="28"/>
+          <w:szCs w:val="28"/>
+          <w:shd w:val="clear" w:color="auto" w:fill="FFFFFF"/>
+        </w:rPr>
+        <w:t xml:space="preserve"> телефонию (звонки прямо из интерфейса), чаты, видеоконференции, календари и «Живую ленту» (аналог соцсети).</w:t>
+      </w:r>
+    </w:p>
+    <w:p>
+      <w:pPr>
+        <w:pStyle w:val="ds-markdown-paragraph"/>
+        <w:shd w:val="clear" w:color="auto" w:fill="FFFFFF"/>
+        <w:spacing w:before="0" w:beforeAutospacing="0" w:after="0" w:afterAutospacing="0" w:line="360" w:lineRule="auto"/>
+        <w:jc w:val="both"/>
+        <w:rPr>
+          <w:rStyle w:val="a9"/>
+          <w:b w:val="0"/>
+          <w:bCs w:val="0"/>
+          <w:color w:val="0F1115"/>
+          <w:sz w:val="28"/>
+          <w:szCs w:val="28"/>
+          <w:shd w:val="clear" w:color="auto" w:fill="FFFFFF"/>
+        </w:rPr>
+      </w:pPr>
+      <w:r>
+        <w:rPr>
+          <w:rStyle w:val="a9"/>
+          <w:b w:val="0"/>
+          <w:bCs w:val="0"/>
+          <w:color w:val="0F1115"/>
+          <w:sz w:val="28"/>
+          <w:szCs w:val="28"/>
+          <w:shd w:val="clear" w:color="auto" w:fill="FFFFFF"/>
+        </w:rPr>
+        <w:t>d) Интеграция с внешними системами</w:t>
+      </w:r>
+    </w:p>
+    <w:p>
+      <w:pPr>
+        <w:pStyle w:val="ds-markdown-paragraph"/>
+        <w:shd w:val="clear" w:color="auto" w:fill="FFFFFF"/>
+        <w:spacing w:before="0" w:beforeAutospacing="0" w:after="0" w:afterAutospacing="0" w:line="360" w:lineRule="auto"/>
+        <w:ind w:firstLine="709"/>
+        <w:jc w:val="both"/>
+        <w:rPr>
+          <w:color w:val="0F1115"/>
+          <w:sz w:val="28"/>
+          <w:szCs w:val="28"/>
+          <w:shd w:val="clear" w:color="auto" w:fill="FFFFFF"/>
+        </w:rPr>
+      </w:pPr>
+      <w:r>
+        <w:rPr>
+          <w:color w:val="0F1115"/>
+          <w:sz w:val="28"/>
+          <w:szCs w:val="28"/>
+          <w:shd w:val="clear" w:color="auto" w:fill="FFFFFF"/>
+        </w:rPr>
+        <w:t>Bitrix24 интегрируется с 1С (обмен товарами, контрагентами, документами), маркетплейсами, сайтами (отправка заявок в CRM), почтовыми серверами, а также с телефонией и мессенджерами (Telegram, WhatsApp через API).</w:t>
+      </w:r>
+    </w:p>
+    <w:p>
+      <w:pPr>
+        <w:pStyle w:val="ds-markdown-paragraph"/>
+        <w:shd w:val="clear" w:color="auto" w:fill="FFFFFF"/>
+        <w:spacing w:before="0" w:beforeAutospacing="0" w:after="0" w:afterAutospacing="0" w:line="360" w:lineRule="auto"/>
+        <w:jc w:val="both"/>
+        <w:rPr>
+          <w:rStyle w:val="a9"/>
+          <w:b w:val="0"/>
+          <w:bCs w:val="0"/>
+          <w:color w:val="0F1115"/>
+          <w:sz w:val="28"/>
+          <w:szCs w:val="28"/>
+          <w:shd w:val="clear" w:color="auto" w:fill="FFFFFF"/>
+        </w:rPr>
+      </w:pPr>
+      <w:r>
+        <w:rPr>
+          <w:rStyle w:val="a9"/>
+          <w:b w:val="0"/>
+          <w:bCs w:val="0"/>
+          <w:color w:val="0F1115"/>
+          <w:sz w:val="28"/>
+          <w:szCs w:val="28"/>
+          <w:shd w:val="clear" w:color="auto" w:fill="FFFFFF"/>
+        </w:rPr>
+        <w:t>e) Обеспечение сохранности данных (резервное копирование)</w:t>
+      </w:r>
+    </w:p>
+    <w:p>
+      <w:pPr>
+        <w:pStyle w:val="ds-markdown-paragraph"/>
+        <w:shd w:val="clear" w:color="auto" w:fill="FFFFFF"/>
+        <w:spacing w:before="0" w:beforeAutospacing="0" w:after="0" w:afterAutospacing="0" w:line="360" w:lineRule="auto"/>
+        <w:ind w:firstLine="709"/>
+        <w:jc w:val="both"/>
+        <w:rPr>
+          <w:color w:val="0F1115"/>
+          <w:sz w:val="28"/>
+          <w:szCs w:val="28"/>
+          <w:shd w:val="clear" w:color="auto" w:fill="FFFFFF"/>
+        </w:rPr>
+      </w:pPr>
+      <w:r>
+        <w:rPr>
+          <w:color w:val="0F1115"/>
+          <w:sz w:val="28"/>
+          <w:szCs w:val="28"/>
+          <w:shd w:val="clear" w:color="auto" w:fill="FFFFFF"/>
+        </w:rPr>
+        <w:t xml:space="preserve">В облачной версии Bitrix24 резервное копирование происходит автоматически (ежедневно). Администратор может восстановить данные на любой момент в пределах 30 дней. </w:t>
+      </w:r>
+    </w:p>
+    <w:p>
+      <w:pPr>
+        <w:pStyle w:val="ds-markdown-paragraph"/>
+        <w:shd w:val="clear" w:color="auto" w:fill="FFFFFF"/>
+        <w:spacing w:before="0" w:beforeAutospacing="0" w:after="0" w:afterAutospacing="0" w:line="360" w:lineRule="auto"/>
+        <w:jc w:val="both"/>
+        <w:rPr>
+          <w:rStyle w:val="a9"/>
+          <w:b w:val="0"/>
+          <w:bCs w:val="0"/>
+          <w:color w:val="0F1115"/>
+          <w:sz w:val="28"/>
+          <w:szCs w:val="28"/>
+          <w:shd w:val="clear" w:color="auto" w:fill="FFFFFF"/>
+        </w:rPr>
+      </w:pPr>
+    </w:p>
+    <w:p>
+      <w:pPr>
+        <w:pStyle w:val="ds-markdown-paragraph"/>
+        <w:shd w:val="clear" w:color="auto" w:fill="FFFFFF"/>
+        <w:spacing w:before="0" w:beforeAutospacing="0" w:after="0" w:afterAutospacing="0" w:line="360" w:lineRule="auto"/>
+        <w:jc w:val="both"/>
+        <w:rPr>
+          <w:rStyle w:val="a9"/>
+          <w:b w:val="0"/>
+          <w:bCs w:val="0"/>
+          <w:color w:val="0F1115"/>
+          <w:sz w:val="28"/>
+          <w:szCs w:val="28"/>
+          <w:shd w:val="clear" w:color="auto" w:fill="FFFFFF"/>
+        </w:rPr>
+      </w:pPr>
+    </w:p>
+    <w:p>
+      <w:pPr>
+        <w:pStyle w:val="ds-markdown-paragraph"/>
+        <w:shd w:val="clear" w:color="auto" w:fill="FFFFFF"/>
+        <w:spacing w:before="0" w:beforeAutospacing="0" w:after="0" w:afterAutospacing="0" w:line="360" w:lineRule="auto"/>
+        <w:jc w:val="both"/>
+        <w:rPr>
+          <w:rStyle w:val="a9"/>
+          <w:b w:val="0"/>
+          <w:bCs w:val="0"/>
+          <w:color w:val="0F1115"/>
+          <w:sz w:val="28"/>
+          <w:szCs w:val="28"/>
+          <w:shd w:val="clear" w:color="auto" w:fill="FFFFFF"/>
+        </w:rPr>
+      </w:pPr>
+      <w:r>
+        <w:rPr>
+          <w:rStyle w:val="a9"/>
+          <w:b w:val="0"/>
+          <w:bCs w:val="0"/>
+          <w:color w:val="0F1115"/>
+          <w:sz w:val="28"/>
+          <w:szCs w:val="28"/>
+          <w:shd w:val="clear" w:color="auto" w:fill="FFFFFF"/>
+        </w:rPr>
+        <w:t>f) Ограничения бесплатной версии</w:t>
+      </w:r>
+    </w:p>
+    <w:p>
+      <w:pPr>
+        <w:pStyle w:val="ds-markdown-paragraph"/>
+        <w:shd w:val="clear" w:color="auto" w:fill="FFFFFF"/>
+        <w:spacing w:before="0" w:beforeAutospacing="0" w:after="0" w:afterAutospacing="0" w:line="360" w:lineRule="auto"/>
+        <w:ind w:firstLine="709"/>
+        <w:jc w:val="both"/>
+        <w:rPr>
+          <w:color w:val="0F1115"/>
+          <w:sz w:val="28"/>
+          <w:szCs w:val="28"/>
+          <w:shd w:val="clear" w:color="auto" w:fill="FFFFFF"/>
+        </w:rPr>
+      </w:pPr>
+      <w:r>
+        <w:rPr>
+          <w:color w:val="0F1115"/>
+          <w:sz w:val="28"/>
+          <w:szCs w:val="28"/>
+          <w:shd w:val="clear" w:color="auto" w:fill="FFFFFF"/>
+        </w:rPr>
+        <w:t>Бесплатная версия Bitrix24 ограничена по числу пользователей (до 12), объёму дискового пространства (до 5 ГБ), отсутствуют расширенная аналитика, регламенты CRM, роботы, телефония и интеграции через API.</w:t>
+      </w:r>
+    </w:p>
+    <w:p>
+      <w:pPr>
+        <w:pStyle w:val="ds-markdown-paragraph"/>
+        <w:shd w:val="clear" w:color="auto" w:fill="FFFFFF"/>
+        <w:spacing w:before="0" w:beforeAutospacing="0" w:after="0" w:afterAutospacing="0" w:line="360" w:lineRule="auto"/>
+        <w:jc w:val="both"/>
+        <w:rPr>
+          <w:rStyle w:val="a9"/>
+          <w:b w:val="0"/>
+          <w:bCs w:val="0"/>
+          <w:color w:val="0F1115"/>
+          <w:sz w:val="28"/>
+          <w:szCs w:val="28"/>
+          <w:shd w:val="clear" w:color="auto" w:fill="FFFFFF"/>
+        </w:rPr>
+      </w:pPr>
+      <w:r>
+        <w:rPr>
+          <w:rStyle w:val="a9"/>
+          <w:b w:val="0"/>
+          <w:bCs w:val="0"/>
+          <w:color w:val="0F1115"/>
+          <w:sz w:val="28"/>
+          <w:szCs w:val="28"/>
+          <w:shd w:val="clear" w:color="auto" w:fill="FFFFFF"/>
+        </w:rPr>
+        <w:t>g) Пример компании, где Bitrix24 оправдан</w:t>
+      </w:r>
+    </w:p>
+    <w:p>
+      <w:pPr>
+        <w:pStyle w:val="ds-markdown-paragraph"/>
+        <w:shd w:val="clear" w:color="auto" w:fill="FFFFFF"/>
+        <w:spacing w:before="0" w:beforeAutospacing="0" w:after="0" w:afterAutospacing="0" w:line="360" w:lineRule="auto"/>
+        <w:ind w:firstLine="709"/>
+        <w:jc w:val="both"/>
+        <w:rPr>
+          <w:color w:val="0F1115"/>
+          <w:sz w:val="28"/>
+          <w:szCs w:val="28"/>
+          <w:shd w:val="clear" w:color="auto" w:fill="FFFFFF"/>
+        </w:rPr>
+      </w:pPr>
+      <w:r>
+        <w:rPr>
+          <w:color w:val="0F1115"/>
+          <w:sz w:val="28"/>
+          <w:szCs w:val="28"/>
+          <w:shd w:val="clear" w:color="auto" w:fill="FFFFFF"/>
+        </w:rPr>
+        <w:t>Bitrix24 подходит для малых и средних компаний, которым нужна единая система для продаж, задач и общения. Например, небольшая интернет-магазинная команда (менеджеры, продавцы, логисты) может вести сделки в CRM, ставить задачи на отгрузку и общаться в чате — всё в одном окне.</w:t>
+      </w:r>
+    </w:p>
+    <w:p>
+      <w:pPr>
+        <w:pStyle w:val="ds-markdown-paragraph"/>
+        <w:shd w:val="clear" w:color="auto" w:fill="FFFFFF"/>
+        <w:spacing w:before="0" w:beforeAutospacing="0" w:after="0" w:afterAutospacing="0" w:line="360" w:lineRule="auto"/>
+        <w:ind w:firstLine="709"/>
+        <w:jc w:val="both"/>
+        <w:rPr>
+          <w:color w:val="0F1115"/>
+          <w:sz w:val="28"/>
+          <w:szCs w:val="28"/>
+          <w:shd w:val="clear" w:color="auto" w:fill="FFFFFF"/>
+        </w:rPr>
+      </w:pPr>
+    </w:p>
+    <w:p>
+      <w:pPr>
+        <w:pStyle w:val="3"/>
+        <w:shd w:val="clear" w:color="auto" w:fill="FFFFFF"/>
+        <w:spacing w:before="0" w:beforeAutospacing="0" w:after="0" w:afterAutospacing="0" w:line="360" w:lineRule="auto"/>
+        <w:jc w:val="both"/>
+        <w:rPr>
+          <w:b w:val="0"/>
+          <w:bCs w:val="0"/>
+          <w:color w:val="0F1115"/>
+          <w:sz w:val="28"/>
+          <w:szCs w:val="28"/>
+        </w:rPr>
+      </w:pPr>
+      <w:r>
+        <w:rPr>
+          <w:b w:val="0"/>
+          <w:bCs w:val="0"/>
+          <w:color w:val="0F1115"/>
+          <w:sz w:val="28"/>
+          <w:szCs w:val="28"/>
+        </w:rPr>
+        <w:t>2. Yandex Tracker</w:t>
+      </w:r>
+    </w:p>
+    <w:p>
+      <w:pPr>
+        <w:pStyle w:val="3"/>
+        <w:shd w:val="clear" w:color="auto" w:fill="FFFFFF"/>
+        <w:spacing w:before="0" w:beforeAutospacing="0" w:after="0" w:afterAutospacing="0" w:line="360" w:lineRule="auto"/>
+        <w:ind w:firstLine="709"/>
+        <w:jc w:val="both"/>
+        <w:rPr>
+          <w:b w:val="0"/>
+          <w:bCs w:val="0"/>
+          <w:color w:val="0F1115"/>
+          <w:sz w:val="28"/>
+          <w:szCs w:val="28"/>
+          <w:shd w:val="clear" w:color="auto" w:fill="FFFFFF"/>
+        </w:rPr>
+      </w:pPr>
+      <w:r>
+        <w:rPr>
+          <w:b w:val="0"/>
+          <w:bCs w:val="0"/>
+          <w:color w:val="0F1115"/>
+          <w:sz w:val="28"/>
+          <w:szCs w:val="28"/>
+          <w:shd w:val="clear" w:color="auto" w:fill="FFFFFF"/>
+        </w:rPr>
+        <w:t xml:space="preserve">Yandex Tracker </w:t>
+      </w:r>
+      <w:proofErr w:type="gramStart"/>
+      <w:r>
+        <w:rPr>
+          <w:b w:val="0"/>
+          <w:bCs w:val="0"/>
+          <w:color w:val="0F1115"/>
+          <w:sz w:val="28"/>
+          <w:szCs w:val="28"/>
+          <w:shd w:val="clear" w:color="auto" w:fill="FFFFFF"/>
+        </w:rPr>
+        <w:t>-</w:t>
+      </w:r>
+      <w:r>
+        <w:rPr>
+          <w:b w:val="0"/>
+          <w:bCs w:val="0"/>
+          <w:color w:val="0F1115"/>
+          <w:sz w:val="28"/>
+          <w:szCs w:val="28"/>
+          <w:shd w:val="clear" w:color="auto" w:fill="FFFFFF"/>
+        </w:rPr>
+        <w:t xml:space="preserve"> </w:t>
+      </w:r>
+      <w:r>
+        <w:rPr>
+          <w:b w:val="0"/>
+          <w:bCs w:val="0"/>
+          <w:color w:val="0F1115"/>
+          <w:sz w:val="28"/>
+          <w:szCs w:val="28"/>
+          <w:shd w:val="clear" w:color="auto" w:fill="FFFFFF"/>
+        </w:rPr>
+        <w:t>это</w:t>
+      </w:r>
+      <w:proofErr w:type="gramEnd"/>
+      <w:r>
+        <w:rPr>
+          <w:b w:val="0"/>
+          <w:bCs w:val="0"/>
+          <w:color w:val="0F1115"/>
+          <w:sz w:val="28"/>
+          <w:szCs w:val="28"/>
+          <w:shd w:val="clear" w:color="auto" w:fill="FFFFFF"/>
+        </w:rPr>
+        <w:t xml:space="preserve"> система управления проектами и задачами от Яндекса.</w:t>
+      </w:r>
+    </w:p>
+    <w:p>
+      <w:pPr>
+        <w:pStyle w:val="3"/>
+        <w:shd w:val="clear" w:color="auto" w:fill="FFFFFF"/>
+        <w:spacing w:before="0" w:beforeAutospacing="0" w:after="0" w:afterAutospacing="0" w:line="360" w:lineRule="auto"/>
+        <w:jc w:val="both"/>
+        <w:rPr>
+          <w:rStyle w:val="a9"/>
+          <w:color w:val="0F1115"/>
+          <w:sz w:val="28"/>
+          <w:szCs w:val="28"/>
+          <w:shd w:val="clear" w:color="auto" w:fill="FFFFFF"/>
+        </w:rPr>
+      </w:pPr>
+      <w:r>
+        <w:rPr>
+          <w:rStyle w:val="a9"/>
+          <w:color w:val="0F1115"/>
+          <w:sz w:val="28"/>
+          <w:szCs w:val="28"/>
+          <w:shd w:val="clear" w:color="auto" w:fill="FFFFFF"/>
+        </w:rPr>
+        <w:t>a) Создание и отслеживание задач</w:t>
+      </w:r>
+    </w:p>
+    <w:p>
+      <w:pPr>
+        <w:pStyle w:val="3"/>
+        <w:shd w:val="clear" w:color="auto" w:fill="FFFFFF"/>
+        <w:spacing w:before="0" w:beforeAutospacing="0" w:after="0" w:afterAutospacing="0" w:line="360" w:lineRule="auto"/>
+        <w:ind w:firstLine="709"/>
+        <w:jc w:val="both"/>
+        <w:rPr>
+          <w:b w:val="0"/>
+          <w:bCs w:val="0"/>
+          <w:color w:val="0F1115"/>
+          <w:sz w:val="28"/>
+          <w:szCs w:val="28"/>
+          <w:shd w:val="clear" w:color="auto" w:fill="FFFFFF"/>
+        </w:rPr>
+      </w:pPr>
+      <w:r>
+        <w:rPr>
+          <w:b w:val="0"/>
+          <w:bCs w:val="0"/>
+          <w:color w:val="0F1115"/>
+          <w:sz w:val="28"/>
+          <w:szCs w:val="28"/>
+          <w:shd w:val="clear" w:color="auto" w:fill="FFFFFF"/>
+        </w:rPr>
+        <w:t>Задачи создаются через кнопку «Создать», шаблоны или почту. Можно назначить исполнителя, установить дедлайн, приоритет и тип задачи (ошибка, доработка и т.д.). Отслеживание происходит через статусы задачи</w:t>
+      </w:r>
+      <w:r>
+        <w:rPr>
+          <w:b w:val="0"/>
+          <w:bCs w:val="0"/>
+          <w:color w:val="0F1115"/>
+          <w:sz w:val="28"/>
+          <w:szCs w:val="28"/>
+          <w:shd w:val="clear" w:color="auto" w:fill="FFFFFF"/>
+        </w:rPr>
+        <w:t>.</w:t>
+      </w:r>
+    </w:p>
+    <w:p>
+      <w:pPr>
+        <w:pStyle w:val="3"/>
+        <w:shd w:val="clear" w:color="auto" w:fill="FFFFFF"/>
+        <w:spacing w:before="0" w:beforeAutospacing="0" w:after="0" w:afterAutospacing="0" w:line="360" w:lineRule="auto"/>
+        <w:jc w:val="both"/>
+        <w:rPr>
+          <w:rStyle w:val="a9"/>
+          <w:color w:val="0F1115"/>
+          <w:sz w:val="28"/>
+          <w:szCs w:val="28"/>
+          <w:shd w:val="clear" w:color="auto" w:fill="FFFFFF"/>
+        </w:rPr>
+      </w:pPr>
+      <w:r>
+        <w:rPr>
+          <w:rStyle w:val="a9"/>
+          <w:color w:val="0F1115"/>
+          <w:sz w:val="28"/>
+          <w:szCs w:val="28"/>
+          <w:shd w:val="clear" w:color="auto" w:fill="FFFFFF"/>
+        </w:rPr>
+        <w:t>b) Инструменты для командной работы</w:t>
+      </w:r>
+    </w:p>
+    <w:p>
+      <w:pPr>
+        <w:pStyle w:val="3"/>
+        <w:shd w:val="clear" w:color="auto" w:fill="FFFFFF"/>
+        <w:spacing w:before="0" w:beforeAutospacing="0" w:after="0" w:afterAutospacing="0" w:line="360" w:lineRule="auto"/>
+        <w:ind w:firstLine="709"/>
+        <w:jc w:val="both"/>
+        <w:rPr>
+          <w:b w:val="0"/>
+          <w:bCs w:val="0"/>
+          <w:color w:val="0F1115"/>
+          <w:sz w:val="28"/>
+          <w:szCs w:val="28"/>
+          <w:shd w:val="clear" w:color="auto" w:fill="FFFFFF"/>
+        </w:rPr>
+      </w:pPr>
+      <w:r>
+        <w:rPr>
+          <w:b w:val="0"/>
+          <w:bCs w:val="0"/>
+          <w:color w:val="0F1115"/>
+          <w:sz w:val="28"/>
+          <w:szCs w:val="28"/>
+          <w:shd w:val="clear" w:color="auto" w:fill="FFFFFF"/>
+        </w:rPr>
+        <w:t>В Tracker есть очереди (проекты) для группировки задач. Можно назначать нескольких исполнителей, расставлять приоритеты и статусы.</w:t>
+      </w:r>
+      <w:r>
+        <w:rPr>
+          <w:b w:val="0"/>
+          <w:bCs w:val="0"/>
+          <w:color w:val="0F1115"/>
+          <w:sz w:val="28"/>
+          <w:szCs w:val="28"/>
+          <w:shd w:val="clear" w:color="auto" w:fill="FFFFFF"/>
+        </w:rPr>
+        <w:t xml:space="preserve"> </w:t>
+      </w:r>
+      <w:r>
+        <w:rPr>
+          <w:b w:val="0"/>
+          <w:bCs w:val="0"/>
+          <w:color w:val="0F1115"/>
+          <w:sz w:val="28"/>
+          <w:szCs w:val="28"/>
+          <w:shd w:val="clear" w:color="auto" w:fill="FFFFFF"/>
+        </w:rPr>
+        <w:t>Командная работа поддерживается через комментарии и распределение ролей (админ, наблюдатель, исполнитель).</w:t>
+      </w:r>
+    </w:p>
+    <w:p>
+      <w:pPr>
+        <w:pStyle w:val="3"/>
+        <w:shd w:val="clear" w:color="auto" w:fill="FFFFFF"/>
+        <w:spacing w:before="0" w:beforeAutospacing="0" w:after="0" w:afterAutospacing="0" w:line="360" w:lineRule="auto"/>
+        <w:jc w:val="both"/>
+        <w:rPr>
+          <w:rStyle w:val="a9"/>
+          <w:color w:val="0F1115"/>
+          <w:sz w:val="28"/>
+          <w:szCs w:val="28"/>
+          <w:shd w:val="clear" w:color="auto" w:fill="FFFFFF"/>
+        </w:rPr>
+      </w:pPr>
+      <w:r>
+        <w:rPr>
+          <w:rStyle w:val="a9"/>
+          <w:color w:val="0F1115"/>
+          <w:sz w:val="28"/>
+          <w:szCs w:val="28"/>
+          <w:shd w:val="clear" w:color="auto" w:fill="FFFFFF"/>
+        </w:rPr>
+        <w:t>c) Визуальные инструменты управления задачами</w:t>
+      </w:r>
+    </w:p>
+    <w:p>
+      <w:pPr>
+        <w:pStyle w:val="3"/>
+        <w:shd w:val="clear" w:color="auto" w:fill="FFFFFF"/>
+        <w:spacing w:before="0" w:beforeAutospacing="0" w:after="0" w:afterAutospacing="0" w:line="360" w:lineRule="auto"/>
+        <w:ind w:firstLine="709"/>
+        <w:jc w:val="both"/>
+        <w:rPr>
+          <w:b w:val="0"/>
+          <w:bCs w:val="0"/>
+          <w:color w:val="0F1115"/>
+          <w:sz w:val="28"/>
+          <w:szCs w:val="28"/>
+          <w:shd w:val="clear" w:color="auto" w:fill="FFFFFF"/>
+        </w:rPr>
+      </w:pPr>
+      <w:r>
+        <w:rPr>
+          <w:b w:val="0"/>
+          <w:bCs w:val="0"/>
+          <w:color w:val="0F1115"/>
+          <w:sz w:val="28"/>
+          <w:szCs w:val="28"/>
+          <w:shd w:val="clear" w:color="auto" w:fill="FFFFFF"/>
+        </w:rPr>
+        <w:t>Канбан-доска и Scrum-доска позволяют визуально вести задачи по колонкам (например: «Сделать», «В работе», «Готово»). Задачи можно перетаскивать мышкой, мгновенно меняя статус.</w:t>
+      </w:r>
+    </w:p>
+    <w:p>
+      <w:pPr>
+        <w:pStyle w:val="3"/>
+        <w:shd w:val="clear" w:color="auto" w:fill="FFFFFF"/>
+        <w:spacing w:before="0" w:beforeAutospacing="0" w:after="0" w:afterAutospacing="0" w:line="360" w:lineRule="auto"/>
+        <w:jc w:val="both"/>
+        <w:rPr>
+          <w:rStyle w:val="a9"/>
+          <w:color w:val="0F1115"/>
+          <w:sz w:val="28"/>
+          <w:szCs w:val="28"/>
+          <w:shd w:val="clear" w:color="auto" w:fill="FFFFFF"/>
+        </w:rPr>
+      </w:pPr>
+      <w:r>
+        <w:rPr>
+          <w:rStyle w:val="a9"/>
+          <w:color w:val="0F1115"/>
+          <w:sz w:val="28"/>
+          <w:szCs w:val="28"/>
+          <w:shd w:val="clear" w:color="auto" w:fill="FFFFFF"/>
+        </w:rPr>
+        <w:t>d) Оценка загрузки команды</w:t>
+      </w:r>
+    </w:p>
+    <w:p>
+      <w:pPr>
+        <w:pStyle w:val="3"/>
+        <w:shd w:val="clear" w:color="auto" w:fill="FFFFFF"/>
+        <w:spacing w:before="0" w:beforeAutospacing="0" w:after="0" w:afterAutospacing="0" w:line="360" w:lineRule="auto"/>
+        <w:ind w:firstLine="709"/>
+        <w:jc w:val="both"/>
+        <w:rPr>
+          <w:b w:val="0"/>
+          <w:bCs w:val="0"/>
+          <w:color w:val="0F1115"/>
+          <w:sz w:val="28"/>
+          <w:szCs w:val="28"/>
+          <w:shd w:val="clear" w:color="auto" w:fill="FFFFFF"/>
+        </w:rPr>
+      </w:pPr>
+      <w:r>
+        <w:rPr>
+          <w:b w:val="0"/>
+          <w:bCs w:val="0"/>
+          <w:color w:val="0F1115"/>
+          <w:sz w:val="28"/>
+          <w:szCs w:val="28"/>
+          <w:shd w:val="clear" w:color="auto" w:fill="FFFFFF"/>
+        </w:rPr>
+        <w:lastRenderedPageBreak/>
+        <w:t>Загрузка видна в отчётах: можно построить диаграмму по задачам на исполнителя или по очереди. Помогает также настраиваемая дашборда с виджетами «Мои задачи», «Задачи в работе» и «Просроченные задачи».</w:t>
+      </w:r>
+    </w:p>
+    <w:p>
+      <w:pPr>
+        <w:pStyle w:val="3"/>
+        <w:shd w:val="clear" w:color="auto" w:fill="FFFFFF"/>
+        <w:spacing w:before="0" w:beforeAutospacing="0" w:after="0" w:afterAutospacing="0" w:line="360" w:lineRule="auto"/>
+        <w:jc w:val="both"/>
+        <w:rPr>
+          <w:rStyle w:val="a9"/>
+          <w:color w:val="0F1115"/>
+          <w:sz w:val="28"/>
+          <w:szCs w:val="28"/>
+          <w:shd w:val="clear" w:color="auto" w:fill="FFFFFF"/>
+        </w:rPr>
+      </w:pPr>
+      <w:r>
+        <w:rPr>
+          <w:rStyle w:val="a9"/>
+          <w:color w:val="0F1115"/>
+          <w:sz w:val="28"/>
+          <w:szCs w:val="28"/>
+          <w:shd w:val="clear" w:color="auto" w:fill="FFFFFF"/>
+        </w:rPr>
+        <w:t>e) Интеграции с другими сервисами</w:t>
+      </w:r>
+    </w:p>
+    <w:p>
+      <w:pPr>
+        <w:pStyle w:val="3"/>
+        <w:shd w:val="clear" w:color="auto" w:fill="FFFFFF"/>
+        <w:spacing w:before="0" w:beforeAutospacing="0" w:after="0" w:afterAutospacing="0" w:line="360" w:lineRule="auto"/>
+        <w:ind w:firstLine="709"/>
+        <w:jc w:val="both"/>
+        <w:rPr>
+          <w:b w:val="0"/>
+          <w:bCs w:val="0"/>
+          <w:color w:val="0F1115"/>
+          <w:sz w:val="28"/>
+          <w:szCs w:val="28"/>
+          <w:shd w:val="clear" w:color="auto" w:fill="FFFFFF"/>
+        </w:rPr>
+      </w:pPr>
+      <w:r>
+        <w:rPr>
+          <w:b w:val="0"/>
+          <w:bCs w:val="0"/>
+          <w:color w:val="0F1115"/>
+          <w:sz w:val="28"/>
+          <w:szCs w:val="28"/>
+          <w:shd w:val="clear" w:color="auto" w:fill="FFFFFF"/>
+        </w:rPr>
+        <w:t>Tracker интегрируется с почтой (задачи из писем), календарями, а также с системами разработки (через API). Нет прямой интеграции с Git</w:t>
+      </w:r>
+      <w:r>
+        <w:rPr>
+          <w:b w:val="0"/>
+          <w:bCs w:val="0"/>
+          <w:color w:val="0F1115"/>
+          <w:sz w:val="28"/>
+          <w:szCs w:val="28"/>
+          <w:shd w:val="clear" w:color="auto" w:fill="FFFFFF"/>
+        </w:rPr>
+        <w:t>.</w:t>
+      </w:r>
+    </w:p>
+    <w:p>
+      <w:pPr>
+        <w:pStyle w:val="3"/>
+        <w:shd w:val="clear" w:color="auto" w:fill="FFFFFF"/>
+        <w:spacing w:before="0" w:beforeAutospacing="0" w:after="0" w:afterAutospacing="0" w:line="360" w:lineRule="auto"/>
+        <w:jc w:val="both"/>
+        <w:rPr>
+          <w:rStyle w:val="a9"/>
+          <w:color w:val="0F1115"/>
+          <w:sz w:val="28"/>
+          <w:szCs w:val="28"/>
+          <w:shd w:val="clear" w:color="auto" w:fill="FFFFFF"/>
+        </w:rPr>
+      </w:pPr>
+      <w:r>
+        <w:rPr>
+          <w:rStyle w:val="a9"/>
+          <w:color w:val="0F1115"/>
+          <w:sz w:val="28"/>
+          <w:szCs w:val="28"/>
+          <w:shd w:val="clear" w:color="auto" w:fill="FFFFFF"/>
+        </w:rPr>
+        <w:t>f) Для каких задач лучше всего подходит Tracker?</w:t>
+      </w:r>
+    </w:p>
+    <w:p>
+      <w:pPr>
+        <w:pStyle w:val="3"/>
+        <w:shd w:val="clear" w:color="auto" w:fill="FFFFFF"/>
+        <w:spacing w:before="0" w:beforeAutospacing="0" w:after="0" w:afterAutospacing="0" w:line="360" w:lineRule="auto"/>
+        <w:ind w:firstLine="709"/>
+        <w:jc w:val="both"/>
+        <w:rPr>
+          <w:b w:val="0"/>
+          <w:bCs w:val="0"/>
+          <w:color w:val="0F1115"/>
+          <w:sz w:val="28"/>
+          <w:szCs w:val="28"/>
+          <w:shd w:val="clear" w:color="auto" w:fill="FFFFFF"/>
+        </w:rPr>
+      </w:pPr>
+      <w:r>
+        <w:rPr>
+          <w:b w:val="0"/>
+          <w:bCs w:val="0"/>
+          <w:color w:val="0F1115"/>
+          <w:sz w:val="28"/>
+          <w:szCs w:val="28"/>
+          <w:shd w:val="clear" w:color="auto" w:fill="FFFFFF"/>
+        </w:rPr>
+        <w:t>Yandex Tracker оптимален для ИТ</w:t>
+      </w:r>
+      <w:r>
+        <w:rPr>
+          <w:b w:val="0"/>
+          <w:bCs w:val="0"/>
+          <w:color w:val="0F1115"/>
+          <w:sz w:val="28"/>
+          <w:szCs w:val="28"/>
+          <w:shd w:val="clear" w:color="auto" w:fill="FFFFFF"/>
+        </w:rPr>
+        <w:noBreakHyphen/>
+        <w:t>команд и небольших бизнес</w:t>
+      </w:r>
+      <w:r>
+        <w:rPr>
+          <w:b w:val="0"/>
+          <w:bCs w:val="0"/>
+          <w:color w:val="0F1115"/>
+          <w:sz w:val="28"/>
+          <w:szCs w:val="28"/>
+          <w:shd w:val="clear" w:color="auto" w:fill="FFFFFF"/>
+        </w:rPr>
+        <w:noBreakHyphen/>
+        <w:t>подразделений. Хорош для разработки (баги, фичи), технической поддержки (тикеты), а также для ведения проектов в сфере маркетинга и логистики.</w:t>
+      </w:r>
+    </w:p>
+    <w:p>
+      <w:pPr>
+        <w:pStyle w:val="3"/>
+        <w:shd w:val="clear" w:color="auto" w:fill="FFFFFF"/>
+        <w:spacing w:before="0" w:beforeAutospacing="0" w:after="0" w:afterAutospacing="0" w:line="360" w:lineRule="auto"/>
+        <w:ind w:firstLine="709"/>
+        <w:jc w:val="both"/>
+        <w:rPr>
+          <w:b w:val="0"/>
+          <w:bCs w:val="0"/>
+          <w:color w:val="0F1115"/>
+          <w:sz w:val="28"/>
+          <w:szCs w:val="28"/>
+          <w:shd w:val="clear" w:color="auto" w:fill="FFFFFF"/>
+        </w:rPr>
+      </w:pPr>
+    </w:p>
+    <w:p>
+      <w:pPr>
+        <w:pStyle w:val="3"/>
+        <w:shd w:val="clear" w:color="auto" w:fill="FFFFFF"/>
+        <w:spacing w:before="0" w:beforeAutospacing="0" w:after="0" w:afterAutospacing="0" w:line="360" w:lineRule="auto"/>
+        <w:jc w:val="both"/>
+        <w:rPr>
+          <w:b w:val="0"/>
+          <w:bCs w:val="0"/>
+          <w:color w:val="0F1115"/>
+          <w:sz w:val="28"/>
+          <w:szCs w:val="28"/>
+        </w:rPr>
+      </w:pPr>
+      <w:r>
+        <w:rPr>
+          <w:b w:val="0"/>
+          <w:bCs w:val="0"/>
+          <w:color w:val="0F1115"/>
+          <w:sz w:val="28"/>
+          <w:szCs w:val="28"/>
+        </w:rPr>
+        <w:t>3. Jira</w:t>
+      </w:r>
+    </w:p>
+    <w:p>
+      <w:pPr>
+        <w:pStyle w:val="3"/>
+        <w:shd w:val="clear" w:color="auto" w:fill="FFFFFF"/>
+        <w:spacing w:before="0" w:beforeAutospacing="0" w:after="0" w:afterAutospacing="0" w:line="360" w:lineRule="auto"/>
+        <w:ind w:firstLine="709"/>
+        <w:jc w:val="both"/>
+        <w:rPr>
+          <w:b w:val="0"/>
+          <w:bCs w:val="0"/>
+          <w:color w:val="0F1115"/>
+          <w:sz w:val="28"/>
+          <w:szCs w:val="28"/>
+          <w:shd w:val="clear" w:color="auto" w:fill="FFFFFF"/>
+        </w:rPr>
+      </w:pPr>
+      <w:r>
+        <w:rPr>
+          <w:b w:val="0"/>
+          <w:bCs w:val="0"/>
+          <w:color w:val="0F1115"/>
+          <w:sz w:val="28"/>
+          <w:szCs w:val="28"/>
+          <w:shd w:val="clear" w:color="auto" w:fill="FFFFFF"/>
+        </w:rPr>
+        <w:t xml:space="preserve">Jira </w:t>
+      </w:r>
+      <w:proofErr w:type="gramStart"/>
+      <w:r>
+        <w:rPr>
+          <w:b w:val="0"/>
+          <w:bCs w:val="0"/>
+          <w:color w:val="0F1115"/>
+          <w:sz w:val="28"/>
+          <w:szCs w:val="28"/>
+          <w:shd w:val="clear" w:color="auto" w:fill="FFFFFF"/>
+        </w:rPr>
+        <w:t>-</w:t>
+      </w:r>
+      <w:r>
+        <w:rPr>
+          <w:b w:val="0"/>
+          <w:bCs w:val="0"/>
+          <w:color w:val="0F1115"/>
+          <w:sz w:val="28"/>
+          <w:szCs w:val="28"/>
+          <w:shd w:val="clear" w:color="auto" w:fill="FFFFFF"/>
+        </w:rPr>
+        <w:t xml:space="preserve"> это</w:t>
+      </w:r>
+      <w:proofErr w:type="gramEnd"/>
+      <w:r>
+        <w:rPr>
+          <w:b w:val="0"/>
+          <w:bCs w:val="0"/>
+          <w:color w:val="0F1115"/>
+          <w:sz w:val="28"/>
+          <w:szCs w:val="28"/>
+          <w:shd w:val="clear" w:color="auto" w:fill="FFFFFF"/>
+        </w:rPr>
+        <w:t xml:space="preserve"> мощная система для управления разработкой и проектами от Atlassian.</w:t>
+      </w:r>
+    </w:p>
+    <w:p>
+      <w:pPr>
+        <w:pStyle w:val="3"/>
+        <w:shd w:val="clear" w:color="auto" w:fill="FFFFFF"/>
+        <w:spacing w:before="0" w:beforeAutospacing="0" w:after="0" w:afterAutospacing="0" w:line="360" w:lineRule="auto"/>
+        <w:jc w:val="both"/>
+        <w:rPr>
+          <w:rStyle w:val="a9"/>
+          <w:color w:val="0F1115"/>
+          <w:sz w:val="28"/>
+          <w:szCs w:val="28"/>
+          <w:shd w:val="clear" w:color="auto" w:fill="FFFFFF"/>
+        </w:rPr>
+      </w:pPr>
+      <w:r>
+        <w:rPr>
+          <w:rStyle w:val="a9"/>
+          <w:color w:val="0F1115"/>
+          <w:sz w:val="28"/>
+          <w:szCs w:val="28"/>
+          <w:shd w:val="clear" w:color="auto" w:fill="FFFFFF"/>
+        </w:rPr>
+        <w:t>a) Управление задачами (статусы, приоритеты)</w:t>
+      </w:r>
+    </w:p>
+    <w:p>
+      <w:pPr>
+        <w:pStyle w:val="3"/>
+        <w:shd w:val="clear" w:color="auto" w:fill="FFFFFF"/>
+        <w:spacing w:before="0" w:beforeAutospacing="0" w:after="0" w:afterAutospacing="0" w:line="360" w:lineRule="auto"/>
+        <w:ind w:firstLine="709"/>
+        <w:jc w:val="both"/>
+        <w:rPr>
+          <w:b w:val="0"/>
+          <w:bCs w:val="0"/>
+          <w:color w:val="0F1115"/>
+          <w:sz w:val="28"/>
+          <w:szCs w:val="28"/>
+          <w:shd w:val="clear" w:color="auto" w:fill="FFFFFF"/>
+        </w:rPr>
+      </w:pPr>
+      <w:r>
+        <w:rPr>
+          <w:b w:val="0"/>
+          <w:bCs w:val="0"/>
+          <w:color w:val="0F1115"/>
+          <w:sz w:val="28"/>
+          <w:szCs w:val="28"/>
+          <w:shd w:val="clear" w:color="auto" w:fill="FFFFFF"/>
+        </w:rPr>
+        <w:t>Задачи (тикеты) имеют гибкий набор полей, статус (To Do, In Progress, Done), приоритет (Low…Highest), исполнитель, наблюдатели, время оценки. Статусы и переходы настраиваются под любой процесс.</w:t>
+      </w:r>
+    </w:p>
+    <w:p>
+      <w:pPr>
+        <w:pStyle w:val="3"/>
+        <w:shd w:val="clear" w:color="auto" w:fill="FFFFFF"/>
+        <w:spacing w:before="0" w:beforeAutospacing="0" w:after="0" w:afterAutospacing="0" w:line="360" w:lineRule="auto"/>
+        <w:jc w:val="both"/>
+        <w:rPr>
+          <w:rStyle w:val="a9"/>
+          <w:color w:val="0F1115"/>
+          <w:sz w:val="28"/>
+          <w:szCs w:val="28"/>
+          <w:shd w:val="clear" w:color="auto" w:fill="FFFFFF"/>
+        </w:rPr>
+      </w:pPr>
+      <w:r>
+        <w:rPr>
+          <w:rStyle w:val="a9"/>
+          <w:color w:val="0F1115"/>
+          <w:sz w:val="28"/>
+          <w:szCs w:val="28"/>
+          <w:shd w:val="clear" w:color="auto" w:fill="FFFFFF"/>
+        </w:rPr>
+        <w:t>b) Методологии разработки (Scrum, Kanban)</w:t>
+      </w:r>
+    </w:p>
+    <w:p>
+      <w:pPr>
+        <w:pStyle w:val="3"/>
+        <w:shd w:val="clear" w:color="auto" w:fill="FFFFFF"/>
+        <w:spacing w:before="0" w:beforeAutospacing="0" w:after="0" w:afterAutospacing="0" w:line="360" w:lineRule="auto"/>
+        <w:ind w:firstLine="709"/>
+        <w:jc w:val="both"/>
+        <w:rPr>
+          <w:b w:val="0"/>
+          <w:bCs w:val="0"/>
+          <w:color w:val="0F1115"/>
+          <w:sz w:val="28"/>
+          <w:szCs w:val="28"/>
+          <w:shd w:val="clear" w:color="auto" w:fill="FFFFFF"/>
+        </w:rPr>
+      </w:pPr>
+      <w:r>
+        <w:rPr>
+          <w:b w:val="0"/>
+          <w:bCs w:val="0"/>
+          <w:color w:val="0F1115"/>
+          <w:sz w:val="28"/>
+          <w:szCs w:val="28"/>
+          <w:shd w:val="clear" w:color="auto" w:fill="FFFFFF"/>
+        </w:rPr>
+        <w:t xml:space="preserve">Jira поддерживает оба подхода. Для Scrum создаются спринты, бэклог, диаграмма сгорания задач. Для Kanban </w:t>
+      </w:r>
+      <w:r>
+        <w:rPr>
+          <w:b w:val="0"/>
+          <w:bCs w:val="0"/>
+          <w:color w:val="0F1115"/>
+          <w:sz w:val="28"/>
+          <w:szCs w:val="28"/>
+          <w:shd w:val="clear" w:color="auto" w:fill="FFFFFF"/>
+        </w:rPr>
+        <w:t>-</w:t>
+      </w:r>
+      <w:r>
+        <w:rPr>
+          <w:b w:val="0"/>
+          <w:bCs w:val="0"/>
+          <w:color w:val="0F1115"/>
+          <w:sz w:val="28"/>
+          <w:szCs w:val="28"/>
+          <w:shd w:val="clear" w:color="auto" w:fill="FFFFFF"/>
+        </w:rPr>
+        <w:t xml:space="preserve"> доска с колонками. Гибкость позволяет командам выбирать свой стиль работы.</w:t>
+      </w:r>
+    </w:p>
+    <w:p>
+      <w:pPr>
+        <w:pStyle w:val="3"/>
+        <w:shd w:val="clear" w:color="auto" w:fill="FFFFFF"/>
+        <w:spacing w:before="0" w:beforeAutospacing="0" w:after="0" w:afterAutospacing="0" w:line="360" w:lineRule="auto"/>
+        <w:jc w:val="both"/>
+        <w:rPr>
+          <w:rStyle w:val="a9"/>
+          <w:color w:val="0F1115"/>
+          <w:sz w:val="28"/>
+          <w:szCs w:val="28"/>
+          <w:shd w:val="clear" w:color="auto" w:fill="FFFFFF"/>
+        </w:rPr>
+      </w:pPr>
+      <w:r>
+        <w:rPr>
+          <w:rStyle w:val="a9"/>
+          <w:color w:val="0F1115"/>
+          <w:sz w:val="28"/>
+          <w:szCs w:val="28"/>
+          <w:shd w:val="clear" w:color="auto" w:fill="FFFFFF"/>
+        </w:rPr>
+        <w:t>c) Планирование работы команды (спринты, бэклог)</w:t>
+      </w:r>
+    </w:p>
+    <w:p>
+      <w:pPr>
+        <w:pStyle w:val="3"/>
+        <w:shd w:val="clear" w:color="auto" w:fill="FFFFFF"/>
+        <w:spacing w:before="0" w:beforeAutospacing="0" w:after="0" w:afterAutospacing="0" w:line="360" w:lineRule="auto"/>
+        <w:ind w:firstLine="709"/>
+        <w:jc w:val="both"/>
+        <w:rPr>
+          <w:b w:val="0"/>
+          <w:bCs w:val="0"/>
+          <w:color w:val="0F1115"/>
+          <w:sz w:val="28"/>
+          <w:szCs w:val="28"/>
+          <w:shd w:val="clear" w:color="auto" w:fill="FFFFFF"/>
+        </w:rPr>
+      </w:pPr>
+      <w:r>
+        <w:rPr>
+          <w:b w:val="0"/>
+          <w:bCs w:val="0"/>
+          <w:color w:val="0F1115"/>
+          <w:sz w:val="28"/>
+          <w:szCs w:val="28"/>
+          <w:shd w:val="clear" w:color="auto" w:fill="FFFFFF"/>
+        </w:rPr>
+        <w:t>Работа в Scrum: бэклог (приоритетный список задач), спринт (итерация на 1–2 недели), планирование спринта (какие задачи берём</w:t>
+      </w:r>
+      <w:r>
+        <w:rPr>
+          <w:b w:val="0"/>
+          <w:bCs w:val="0"/>
+          <w:color w:val="0F1115"/>
+          <w:sz w:val="28"/>
+          <w:szCs w:val="28"/>
+          <w:shd w:val="clear" w:color="auto" w:fill="FFFFFF"/>
+        </w:rPr>
+        <w:t>)</w:t>
+      </w:r>
+      <w:r>
+        <w:rPr>
+          <w:b w:val="0"/>
+          <w:bCs w:val="0"/>
+          <w:color w:val="0F1115"/>
+          <w:sz w:val="28"/>
+          <w:szCs w:val="28"/>
+          <w:shd w:val="clear" w:color="auto" w:fill="FFFFFF"/>
+        </w:rPr>
+        <w:t>. Для Kanban — просто колонки и карточки.</w:t>
+      </w:r>
+    </w:p>
+    <w:p>
+      <w:pPr>
+        <w:pStyle w:val="3"/>
+        <w:shd w:val="clear" w:color="auto" w:fill="FFFFFF"/>
+        <w:spacing w:before="0" w:beforeAutospacing="0" w:after="0" w:afterAutospacing="0" w:line="360" w:lineRule="auto"/>
+        <w:jc w:val="both"/>
+        <w:rPr>
+          <w:rStyle w:val="a9"/>
+          <w:color w:val="0F1115"/>
+          <w:sz w:val="28"/>
+          <w:szCs w:val="28"/>
+          <w:shd w:val="clear" w:color="auto" w:fill="FFFFFF"/>
+        </w:rPr>
+      </w:pPr>
+      <w:r>
+        <w:rPr>
+          <w:rStyle w:val="a9"/>
+          <w:color w:val="0F1115"/>
+          <w:sz w:val="28"/>
+          <w:szCs w:val="28"/>
+          <w:shd w:val="clear" w:color="auto" w:fill="FFFFFF"/>
+        </w:rPr>
+        <w:t>d) Отчёты и метрики</w:t>
+      </w:r>
+    </w:p>
+    <w:p>
+      <w:pPr>
+        <w:pStyle w:val="3"/>
+        <w:shd w:val="clear" w:color="auto" w:fill="FFFFFF"/>
+        <w:spacing w:before="0" w:beforeAutospacing="0" w:after="0" w:afterAutospacing="0" w:line="360" w:lineRule="auto"/>
+        <w:ind w:firstLine="709"/>
+        <w:jc w:val="both"/>
+        <w:rPr>
+          <w:b w:val="0"/>
+          <w:bCs w:val="0"/>
+          <w:color w:val="0F1115"/>
+          <w:sz w:val="28"/>
+          <w:szCs w:val="28"/>
+          <w:shd w:val="clear" w:color="auto" w:fill="FFFFFF"/>
+        </w:rPr>
+      </w:pPr>
+      <w:r>
+        <w:rPr>
+          <w:b w:val="0"/>
+          <w:bCs w:val="0"/>
+          <w:color w:val="0F1115"/>
+          <w:sz w:val="28"/>
+          <w:szCs w:val="28"/>
+          <w:shd w:val="clear" w:color="auto" w:fill="FFFFFF"/>
+        </w:rPr>
+        <w:t>Jira предоставляет: диаграммы сгорания задач (burn</w:t>
+      </w:r>
+      <w:r>
+        <w:rPr>
+          <w:b w:val="0"/>
+          <w:bCs w:val="0"/>
+          <w:color w:val="0F1115"/>
+          <w:sz w:val="28"/>
+          <w:szCs w:val="28"/>
+          <w:shd w:val="clear" w:color="auto" w:fill="FFFFFF"/>
+        </w:rPr>
+        <w:noBreakHyphen/>
+        <w:t>down, burn</w:t>
+      </w:r>
+      <w:r>
+        <w:rPr>
+          <w:b w:val="0"/>
+          <w:bCs w:val="0"/>
+          <w:color w:val="0F1115"/>
+          <w:sz w:val="28"/>
+          <w:szCs w:val="28"/>
+          <w:shd w:val="clear" w:color="auto" w:fill="FFFFFF"/>
+        </w:rPr>
+        <w:noBreakHyphen/>
+        <w:t xml:space="preserve">up), диаграммы накопленного потока, отчёт по времени (Log Work), контрольные </w:t>
+      </w:r>
+      <w:r>
+        <w:rPr>
+          <w:b w:val="0"/>
+          <w:bCs w:val="0"/>
+          <w:color w:val="0F1115"/>
+          <w:sz w:val="28"/>
+          <w:szCs w:val="28"/>
+          <w:shd w:val="clear" w:color="auto" w:fill="FFFFFF"/>
+        </w:rPr>
+        <w:lastRenderedPageBreak/>
+        <w:t>диаграммы для контроля времени выполнения задач, отчёты по версиям и компонентам.</w:t>
+      </w:r>
+    </w:p>
+    <w:p>
+      <w:pPr>
+        <w:pStyle w:val="3"/>
+        <w:shd w:val="clear" w:color="auto" w:fill="FFFFFF"/>
+        <w:spacing w:before="0" w:beforeAutospacing="0" w:after="0" w:afterAutospacing="0" w:line="360" w:lineRule="auto"/>
+        <w:jc w:val="both"/>
+        <w:rPr>
+          <w:rStyle w:val="a9"/>
+          <w:color w:val="0F1115"/>
+          <w:sz w:val="28"/>
+          <w:szCs w:val="28"/>
+          <w:shd w:val="clear" w:color="auto" w:fill="FFFFFF"/>
+        </w:rPr>
+      </w:pPr>
+    </w:p>
+    <w:p>
+      <w:pPr>
+        <w:pStyle w:val="3"/>
+        <w:shd w:val="clear" w:color="auto" w:fill="FFFFFF"/>
+        <w:spacing w:before="0" w:beforeAutospacing="0" w:after="0" w:afterAutospacing="0" w:line="360" w:lineRule="auto"/>
+        <w:jc w:val="both"/>
+        <w:rPr>
+          <w:rStyle w:val="a9"/>
+          <w:color w:val="0F1115"/>
+          <w:sz w:val="28"/>
+          <w:szCs w:val="28"/>
+          <w:shd w:val="clear" w:color="auto" w:fill="FFFFFF"/>
+        </w:rPr>
+      </w:pPr>
+      <w:r>
+        <w:rPr>
+          <w:rStyle w:val="a9"/>
+          <w:color w:val="0F1115"/>
+          <w:sz w:val="28"/>
+          <w:szCs w:val="28"/>
+          <w:shd w:val="clear" w:color="auto" w:fill="FFFFFF"/>
+        </w:rPr>
+        <w:t>e) Интеграции с другими системами</w:t>
+      </w:r>
+    </w:p>
+    <w:p>
+      <w:pPr>
+        <w:pStyle w:val="3"/>
+        <w:shd w:val="clear" w:color="auto" w:fill="FFFFFF"/>
+        <w:spacing w:before="0" w:beforeAutospacing="0" w:after="0" w:afterAutospacing="0" w:line="360" w:lineRule="auto"/>
+        <w:ind w:firstLine="709"/>
+        <w:jc w:val="both"/>
+        <w:rPr>
+          <w:b w:val="0"/>
+          <w:bCs w:val="0"/>
+          <w:color w:val="0F1115"/>
+          <w:sz w:val="28"/>
+          <w:szCs w:val="28"/>
+          <w:shd w:val="clear" w:color="auto" w:fill="FFFFFF"/>
+        </w:rPr>
+      </w:pPr>
+      <w:r>
+        <w:rPr>
+          <w:b w:val="0"/>
+          <w:bCs w:val="0"/>
+          <w:color w:val="0F1115"/>
+          <w:sz w:val="28"/>
+          <w:szCs w:val="28"/>
+          <w:shd w:val="clear" w:color="auto" w:fill="FFFFFF"/>
+        </w:rPr>
+        <w:t>Нативная интеграция с Bitbucket и GitHub (связь коммитов с задачами), Confluence (база знаний), а также десятки других через Atlassian Marketplace (почта, CI/CD, мониторинг, поддержка).</w:t>
+      </w:r>
+    </w:p>
+    <w:p>
+      <w:pPr>
+        <w:pStyle w:val="3"/>
+        <w:shd w:val="clear" w:color="auto" w:fill="FFFFFF"/>
+        <w:spacing w:before="0" w:beforeAutospacing="0" w:after="0" w:afterAutospacing="0" w:line="360" w:lineRule="auto"/>
+        <w:jc w:val="both"/>
+        <w:rPr>
+          <w:rStyle w:val="a9"/>
+          <w:color w:val="0F1115"/>
+          <w:sz w:val="28"/>
+          <w:szCs w:val="28"/>
+          <w:shd w:val="clear" w:color="auto" w:fill="FFFFFF"/>
+        </w:rPr>
+      </w:pPr>
+      <w:r>
+        <w:rPr>
+          <w:rStyle w:val="a9"/>
+          <w:color w:val="0F1115"/>
+          <w:sz w:val="28"/>
+          <w:szCs w:val="28"/>
+          <w:shd w:val="clear" w:color="auto" w:fill="FFFFFF"/>
+        </w:rPr>
+        <w:t>f) Почему Jira часто используют в IT-командах?</w:t>
+      </w:r>
+    </w:p>
+    <w:p>
+      <w:pPr>
+        <w:pStyle w:val="3"/>
+        <w:shd w:val="clear" w:color="auto" w:fill="FFFFFF"/>
+        <w:spacing w:before="0" w:beforeAutospacing="0" w:after="0" w:afterAutospacing="0" w:line="360" w:lineRule="auto"/>
+        <w:ind w:firstLine="709"/>
+        <w:jc w:val="both"/>
+        <w:rPr>
+          <w:rStyle w:val="a9"/>
+          <w:b/>
+          <w:bCs/>
+          <w:color w:val="0F1115"/>
+          <w:sz w:val="28"/>
+          <w:szCs w:val="28"/>
+          <w:shd w:val="clear" w:color="auto" w:fill="FFFFFF"/>
+        </w:rPr>
+      </w:pPr>
+      <w:r>
+        <w:rPr>
+          <w:b w:val="0"/>
+          <w:bCs w:val="0"/>
+          <w:color w:val="0F1115"/>
+          <w:shd w:val="clear" w:color="auto" w:fill="FFFFFF"/>
+        </w:rPr>
+        <w:t xml:space="preserve">Jira стала стандартом в IT благодаря гибкости под любую методологию (Scrum, Kanban, смешанные), мощной системе отчётов, глубоким настройкам рабочих процессов и развитым интеграциям с системами разработки (Git, CI/CD). </w:t>
+      </w:r>
+    </w:p>
+    <w:p>
+      <w:pPr>
+        <w:spacing w:after="0" w:line="360" w:lineRule="auto"/>
+        <w:ind w:firstLine="709"/>
+        <w:jc w:val="center"/>
+        <w:rPr>
+          <w:rStyle w:val="docdata"/>
+          <w:rFonts w:ascii="Times New Roman" w:hAnsi="Times New Roman" w:cs="Times New Roman"/>
+          <w:color w:val="1A1A1A"/>
+          <w:sz w:val="28"/>
+          <w:szCs w:val="28"/>
+        </w:rPr>
+      </w:pPr>
+    </w:p>
+    <w:p>
+      <w:pPr>
+        <w:spacing w:after="0" w:line="360" w:lineRule="auto"/>
+        <w:ind w:firstLine="709"/>
+        <w:jc w:val="center"/>
+        <w:rPr>
+          <w:rStyle w:val="docdata"/>
+          <w:rFonts w:ascii="Times New Roman" w:hAnsi="Times New Roman" w:cs="Times New Roman"/>
+          <w:color w:val="1A1A1A"/>
+          <w:sz w:val="28"/>
+          <w:szCs w:val="28"/>
+        </w:rPr>
+      </w:pPr>
+    </w:p>
+    <w:p>
+      <w:pPr>
+        <w:spacing w:after="0" w:line="360" w:lineRule="auto"/>
+        <w:ind w:firstLine="709"/>
+        <w:jc w:val="center"/>
         <w:rPr>
           <w:rStyle w:val="docdata"/>
           <w:rFonts w:ascii="Times New Roman" w:hAnsi="Times New Roman" w:cs="Times New Roman"/>
@@ -6434,6 +7732,26 @@
       <w:rFonts w:ascii="Calibri" w:eastAsia="Calibri" w:hAnsi="Calibri" w:cs="Calibri"/>
     </w:rPr>
   </w:style>
+  <w:style w:type="paragraph" w:styleId="3">
+    <w:name w:val="heading 3"/>
+    <w:basedOn w:val="a"/>
+    <w:link w:val="30"/>
+    <w:uiPriority w:val="9"/>
+    <w:qFormat/>
+    <w:rsid w:val="00347847"/>
+    <w:pPr>
+      <w:spacing w:before="100" w:beforeAutospacing="1" w:after="100" w:afterAutospacing="1" w:line="240" w:lineRule="auto"/>
+      <w:outlineLvl w:val="2"/>
+    </w:pPr>
+    <w:rPr>
+      <w:rFonts w:ascii="Times New Roman" w:eastAsia="Times New Roman" w:hAnsi="Times New Roman" w:cs="Times New Roman"/>
+      <w:b/>
+      <w:bCs/>
+      <w:sz w:val="27"/>
+      <w:szCs w:val="27"/>
+      <w:lang w:eastAsia="ru-RU"/>
+    </w:rPr>
+  </w:style>
   <w:style w:type="character" w:default="1" w:styleId="a0">
     <w:name w:val="Default Paragraph Font"/>
     <w:uiPriority w:val="1"/>
@@ -6583,6 +7901,21 @@
       <w:rFonts w:ascii="Times New Roman" w:eastAsia="Times New Roman" w:hAnsi="Times New Roman" w:cs="Times New Roman"/>
       <w:sz w:val="24"/>
       <w:szCs w:val="24"/>
+      <w:lang w:eastAsia="ru-RU"/>
+    </w:rPr>
+  </w:style>
+  <w:style w:type="character" w:customStyle="1" w:styleId="30">
+    <w:name w:val="Заголовок 3 Знак"/>
+    <w:basedOn w:val="a0"/>
+    <w:link w:val="3"/>
+    <w:uiPriority w:val="9"/>
+    <w:rsid w:val="00347847"/>
+    <w:rPr>
+      <w:rFonts w:ascii="Times New Roman" w:eastAsia="Times New Roman" w:hAnsi="Times New Roman" w:cs="Times New Roman"/>
+      <w:b/>
+      <w:bCs/>
+      <w:sz w:val="27"/>
+      <w:szCs w:val="27"/>
       <w:lang w:eastAsia="ru-RU"/>
     </w:rPr>
   </w:style>

--- a/Практика Малленом Системс/Сопровождение информационных систем/Report/Сопровождение информационных систем.docx
+++ b/Практика Малленом Системс/Сопровождение информационных систем/Report/Сопровождение информационных систем.docx
@@ -739,6 +739,13 @@
     </w:p>
     <w:sdt>
       <w:sdtPr>
+        <w:rPr>
+          <w:rFonts w:ascii="Calibri" w:eastAsia="Calibri" w:hAnsi="Calibri" w:cs="Calibri"/>
+          <w:color w:val="auto"/>
+          <w:sz w:val="22"/>
+          <w:szCs w:val="22"/>
+          <w:lang w:eastAsia="en-US"/>
+        </w:rPr>
         <w:id w:val="2131204351"/>
         <w:docPartObj>
           <w:docPartGallery w:val="Table of Contents"/>
@@ -747,13 +754,8 @@
       </w:sdtPr>
       <w:sdtEndPr>
         <w:rPr>
-          <w:rFonts w:ascii="Calibri" w:eastAsia="Calibri" w:hAnsi="Calibri" w:cs="Calibri"/>
           <w:b/>
           <w:bCs/>
-          <w:color w:val="auto"/>
-          <w:sz w:val="22"/>
-          <w:szCs w:val="22"/>
-          <w:lang w:eastAsia="en-US"/>
         </w:rPr>
       </w:sdtEndPr>
       <w:sdtContent>
@@ -778,10 +780,10 @@
             <w:spacing w:after="0" w:line="360" w:lineRule="auto"/>
             <w:ind w:left="0" w:right="0" w:firstLine="0"/>
             <w:rPr>
-              <w:rFonts w:eastAsiaTheme="minorEastAsia"/>
+              <w:rFonts w:asciiTheme="minorHAnsi" w:eastAsiaTheme="minorEastAsia" w:hAnsiTheme="minorHAnsi" w:cstheme="minorBidi"/>
               <w:noProof/>
               <w:color w:val="auto"/>
-              <w:szCs w:val="28"/>
+              <w:sz w:val="22"/>
             </w:rPr>
           </w:pPr>
           <w:r>
@@ -802,12 +804,11 @@
             </w:rPr>
             <w:fldChar w:fldCharType="separate"/>
           </w:r>
-          <w:hyperlink w:anchor="_Toc232625891" w:history="1">
+          <w:hyperlink w:anchor="_Toc232859314" w:history="1">
             <w:r>
               <w:rPr>
                 <w:rStyle w:val="ab"/>
                 <w:noProof/>
-                <w:szCs w:val="28"/>
               </w:rPr>
               <w:t>ВВЕДЕНИЕ</w:t>
             </w:r>
@@ -815,7 +816,6 @@
               <w:rPr>
                 <w:noProof/>
                 <w:webHidden/>
-                <w:szCs w:val="28"/>
               </w:rPr>
               <w:tab/>
             </w:r>
@@ -823,7 +823,6 @@
               <w:rPr>
                 <w:noProof/>
                 <w:webHidden/>
-                <w:szCs w:val="28"/>
               </w:rPr>
               <w:fldChar w:fldCharType="begin"/>
             </w:r>
@@ -831,22 +830,19 @@
               <w:rPr>
                 <w:noProof/>
                 <w:webHidden/>
-                <w:szCs w:val="28"/>
-              </w:rPr>
-              <w:instrText xml:space="preserve"> PAGEREF _Toc232625891 \h </w:instrText>
-            </w:r>
-            <w:r>
-              <w:rPr>
-                <w:noProof/>
-                <w:webHidden/>
-                <w:szCs w:val="28"/>
-              </w:rPr>
-            </w:r>
-            <w:r>
-              <w:rPr>
-                <w:noProof/>
-                <w:webHidden/>
-                <w:szCs w:val="28"/>
+              </w:rPr>
+              <w:instrText xml:space="preserve"> PAGEREF _Toc232859314 \h </w:instrText>
+            </w:r>
+            <w:r>
+              <w:rPr>
+                <w:noProof/>
+                <w:webHidden/>
+              </w:rPr>
+            </w:r>
+            <w:r>
+              <w:rPr>
+                <w:noProof/>
+                <w:webHidden/>
               </w:rPr>
               <w:fldChar w:fldCharType="separate"/>
             </w:r>
@@ -854,7 +850,6 @@
               <w:rPr>
                 <w:noProof/>
                 <w:webHidden/>
-                <w:szCs w:val="28"/>
               </w:rPr>
               <w:t>3</w:t>
             </w:r>
@@ -862,7 +857,6 @@
               <w:rPr>
                 <w:noProof/>
                 <w:webHidden/>
-                <w:szCs w:val="28"/>
               </w:rPr>
               <w:fldChar w:fldCharType="end"/>
             </w:r>
@@ -877,18 +871,17 @@
             <w:spacing w:after="0" w:line="360" w:lineRule="auto"/>
             <w:ind w:left="0" w:right="0" w:firstLine="0"/>
             <w:rPr>
-              <w:rFonts w:eastAsiaTheme="minorEastAsia"/>
+              <w:rFonts w:asciiTheme="minorHAnsi" w:eastAsiaTheme="minorEastAsia" w:hAnsiTheme="minorHAnsi" w:cstheme="minorBidi"/>
               <w:noProof/>
               <w:color w:val="auto"/>
-              <w:szCs w:val="28"/>
+              <w:sz w:val="22"/>
             </w:rPr>
           </w:pPr>
-          <w:hyperlink w:anchor="_Toc232625892" w:history="1">
+          <w:hyperlink w:anchor="_Toc232859315" w:history="1">
             <w:r>
               <w:rPr>
                 <w:rStyle w:val="ab"/>
                 <w:noProof/>
-                <w:szCs w:val="28"/>
               </w:rPr>
               <w:t>1 ОБЩАЯ ХАРАКТЕРИСТИКА ПРЕДПРИЯТИЯ</w:t>
             </w:r>
@@ -896,7 +889,6 @@
               <w:rPr>
                 <w:noProof/>
                 <w:webHidden/>
-                <w:szCs w:val="28"/>
               </w:rPr>
               <w:tab/>
             </w:r>
@@ -904,7 +896,6 @@
               <w:rPr>
                 <w:noProof/>
                 <w:webHidden/>
-                <w:szCs w:val="28"/>
               </w:rPr>
               <w:fldChar w:fldCharType="begin"/>
             </w:r>
@@ -912,22 +903,19 @@
               <w:rPr>
                 <w:noProof/>
                 <w:webHidden/>
-                <w:szCs w:val="28"/>
-              </w:rPr>
-              <w:instrText xml:space="preserve"> PAGEREF _Toc232625892 \h </w:instrText>
-            </w:r>
-            <w:r>
-              <w:rPr>
-                <w:noProof/>
-                <w:webHidden/>
-                <w:szCs w:val="28"/>
-              </w:rPr>
-            </w:r>
-            <w:r>
-              <w:rPr>
-                <w:noProof/>
-                <w:webHidden/>
-                <w:szCs w:val="28"/>
+              </w:rPr>
+              <w:instrText xml:space="preserve"> PAGEREF _Toc232859315 \h </w:instrText>
+            </w:r>
+            <w:r>
+              <w:rPr>
+                <w:noProof/>
+                <w:webHidden/>
+              </w:rPr>
+            </w:r>
+            <w:r>
+              <w:rPr>
+                <w:noProof/>
+                <w:webHidden/>
               </w:rPr>
               <w:fldChar w:fldCharType="separate"/>
             </w:r>
@@ -935,7 +923,6 @@
               <w:rPr>
                 <w:noProof/>
                 <w:webHidden/>
-                <w:szCs w:val="28"/>
               </w:rPr>
               <w:t>4</w:t>
             </w:r>
@@ -943,7 +930,6 @@
               <w:rPr>
                 <w:noProof/>
                 <w:webHidden/>
-                <w:szCs w:val="28"/>
               </w:rPr>
               <w:fldChar w:fldCharType="end"/>
             </w:r>
@@ -958,18 +944,17 @@
             <w:spacing w:after="0" w:line="360" w:lineRule="auto"/>
             <w:ind w:left="0" w:right="0" w:firstLine="709"/>
             <w:rPr>
-              <w:rFonts w:eastAsiaTheme="minorEastAsia"/>
+              <w:rFonts w:asciiTheme="minorHAnsi" w:eastAsiaTheme="minorEastAsia" w:hAnsiTheme="minorHAnsi" w:cstheme="minorBidi"/>
               <w:noProof/>
               <w:color w:val="auto"/>
-              <w:szCs w:val="28"/>
+              <w:sz w:val="22"/>
             </w:rPr>
           </w:pPr>
-          <w:hyperlink w:anchor="_Toc232625893" w:history="1">
+          <w:hyperlink w:anchor="_Toc232859316" w:history="1">
             <w:r>
               <w:rPr>
                 <w:rStyle w:val="ab"/>
                 <w:noProof/>
-                <w:szCs w:val="28"/>
               </w:rPr>
               <w:t>1.1 Сфера деятельности, структура организации</w:t>
             </w:r>
@@ -977,7 +962,6 @@
               <w:rPr>
                 <w:noProof/>
                 <w:webHidden/>
-                <w:szCs w:val="28"/>
               </w:rPr>
               <w:tab/>
             </w:r>
@@ -985,7 +969,6 @@
               <w:rPr>
                 <w:noProof/>
                 <w:webHidden/>
-                <w:szCs w:val="28"/>
               </w:rPr>
               <w:fldChar w:fldCharType="begin"/>
             </w:r>
@@ -993,22 +976,19 @@
               <w:rPr>
                 <w:noProof/>
                 <w:webHidden/>
-                <w:szCs w:val="28"/>
-              </w:rPr>
-              <w:instrText xml:space="preserve"> PAGEREF _Toc232625893 \h </w:instrText>
-            </w:r>
-            <w:r>
-              <w:rPr>
-                <w:noProof/>
-                <w:webHidden/>
-                <w:szCs w:val="28"/>
-              </w:rPr>
-            </w:r>
-            <w:r>
-              <w:rPr>
-                <w:noProof/>
-                <w:webHidden/>
-                <w:szCs w:val="28"/>
+              </w:rPr>
+              <w:instrText xml:space="preserve"> PAGEREF _Toc232859316 \h </w:instrText>
+            </w:r>
+            <w:r>
+              <w:rPr>
+                <w:noProof/>
+                <w:webHidden/>
+              </w:rPr>
+            </w:r>
+            <w:r>
+              <w:rPr>
+                <w:noProof/>
+                <w:webHidden/>
               </w:rPr>
               <w:fldChar w:fldCharType="separate"/>
             </w:r>
@@ -1016,7 +996,6 @@
               <w:rPr>
                 <w:noProof/>
                 <w:webHidden/>
-                <w:szCs w:val="28"/>
               </w:rPr>
               <w:t>4</w:t>
             </w:r>
@@ -1024,7 +1003,6 @@
               <w:rPr>
                 <w:noProof/>
                 <w:webHidden/>
-                <w:szCs w:val="28"/>
               </w:rPr>
               <w:fldChar w:fldCharType="end"/>
             </w:r>
@@ -1039,18 +1017,17 @@
             <w:spacing w:after="0" w:line="360" w:lineRule="auto"/>
             <w:ind w:left="0" w:right="0" w:firstLine="709"/>
             <w:rPr>
-              <w:rFonts w:eastAsiaTheme="minorEastAsia"/>
+              <w:rFonts w:asciiTheme="minorHAnsi" w:eastAsiaTheme="minorEastAsia" w:hAnsiTheme="minorHAnsi" w:cstheme="minorBidi"/>
               <w:noProof/>
               <w:color w:val="auto"/>
-              <w:szCs w:val="28"/>
+              <w:sz w:val="22"/>
             </w:rPr>
           </w:pPr>
-          <w:hyperlink w:anchor="_Toc232625894" w:history="1">
+          <w:hyperlink w:anchor="_Toc232859317" w:history="1">
             <w:r>
               <w:rPr>
                 <w:rStyle w:val="ab"/>
                 <w:noProof/>
-                <w:szCs w:val="28"/>
               </w:rPr>
               <w:t>1.2 Роль информационных систем в работе организации</w:t>
             </w:r>
@@ -1058,7 +1035,6 @@
               <w:rPr>
                 <w:noProof/>
                 <w:webHidden/>
-                <w:szCs w:val="28"/>
               </w:rPr>
               <w:tab/>
             </w:r>
@@ -1066,7 +1042,6 @@
               <w:rPr>
                 <w:noProof/>
                 <w:webHidden/>
-                <w:szCs w:val="28"/>
               </w:rPr>
               <w:fldChar w:fldCharType="begin"/>
             </w:r>
@@ -1074,22 +1049,19 @@
               <w:rPr>
                 <w:noProof/>
                 <w:webHidden/>
-                <w:szCs w:val="28"/>
-              </w:rPr>
-              <w:instrText xml:space="preserve"> PAGEREF _Toc232625894 \h </w:instrText>
-            </w:r>
-            <w:r>
-              <w:rPr>
-                <w:noProof/>
-                <w:webHidden/>
-                <w:szCs w:val="28"/>
-              </w:rPr>
-            </w:r>
-            <w:r>
-              <w:rPr>
-                <w:noProof/>
-                <w:webHidden/>
-                <w:szCs w:val="28"/>
+              </w:rPr>
+              <w:instrText xml:space="preserve"> PAGEREF _Toc232859317 \h </w:instrText>
+            </w:r>
+            <w:r>
+              <w:rPr>
+                <w:noProof/>
+                <w:webHidden/>
+              </w:rPr>
+            </w:r>
+            <w:r>
+              <w:rPr>
+                <w:noProof/>
+                <w:webHidden/>
               </w:rPr>
               <w:fldChar w:fldCharType="separate"/>
             </w:r>
@@ -1097,7 +1069,6 @@
               <w:rPr>
                 <w:noProof/>
                 <w:webHidden/>
-                <w:szCs w:val="28"/>
               </w:rPr>
               <w:t>5</w:t>
             </w:r>
@@ -1105,7 +1076,6 @@
               <w:rPr>
                 <w:noProof/>
                 <w:webHidden/>
-                <w:szCs w:val="28"/>
               </w:rPr>
               <w:fldChar w:fldCharType="end"/>
             </w:r>
@@ -1120,18 +1090,17 @@
             <w:spacing w:after="0" w:line="360" w:lineRule="auto"/>
             <w:ind w:left="0" w:right="0" w:firstLine="709"/>
             <w:rPr>
-              <w:rFonts w:eastAsiaTheme="minorEastAsia"/>
+              <w:rFonts w:asciiTheme="minorHAnsi" w:eastAsiaTheme="minorEastAsia" w:hAnsiTheme="minorHAnsi" w:cstheme="minorBidi"/>
               <w:noProof/>
               <w:color w:val="auto"/>
-              <w:szCs w:val="28"/>
+              <w:sz w:val="22"/>
             </w:rPr>
           </w:pPr>
-          <w:hyperlink w:anchor="_Toc232625895" w:history="1">
+          <w:hyperlink w:anchor="_Toc232859318" w:history="1">
             <w:r>
               <w:rPr>
                 <w:rStyle w:val="ab"/>
                 <w:noProof/>
-                <w:szCs w:val="28"/>
                 <w:shd w:val="clear" w:color="auto" w:fill="FFFFFF"/>
               </w:rPr>
               <w:t xml:space="preserve">1.3 </w:t>
@@ -1140,7 +1109,6 @@
               <w:rPr>
                 <w:rStyle w:val="ab"/>
                 <w:noProof/>
-                <w:szCs w:val="28"/>
               </w:rPr>
               <w:t>Перечень используемых ИС</w:t>
             </w:r>
@@ -1148,7 +1116,6 @@
               <w:rPr>
                 <w:noProof/>
                 <w:webHidden/>
-                <w:szCs w:val="28"/>
               </w:rPr>
               <w:tab/>
             </w:r>
@@ -1156,7 +1123,6 @@
               <w:rPr>
                 <w:noProof/>
                 <w:webHidden/>
-                <w:szCs w:val="28"/>
               </w:rPr>
               <w:fldChar w:fldCharType="begin"/>
             </w:r>
@@ -1164,22 +1130,19 @@
               <w:rPr>
                 <w:noProof/>
                 <w:webHidden/>
-                <w:szCs w:val="28"/>
-              </w:rPr>
-              <w:instrText xml:space="preserve"> PAGEREF _Toc232625895 \h </w:instrText>
-            </w:r>
-            <w:r>
-              <w:rPr>
-                <w:noProof/>
-                <w:webHidden/>
-                <w:szCs w:val="28"/>
-              </w:rPr>
-            </w:r>
-            <w:r>
-              <w:rPr>
-                <w:noProof/>
-                <w:webHidden/>
-                <w:szCs w:val="28"/>
+              </w:rPr>
+              <w:instrText xml:space="preserve"> PAGEREF _Toc232859318 \h </w:instrText>
+            </w:r>
+            <w:r>
+              <w:rPr>
+                <w:noProof/>
+                <w:webHidden/>
+              </w:rPr>
+            </w:r>
+            <w:r>
+              <w:rPr>
+                <w:noProof/>
+                <w:webHidden/>
               </w:rPr>
               <w:fldChar w:fldCharType="separate"/>
             </w:r>
@@ -1187,7 +1150,6 @@
               <w:rPr>
                 <w:noProof/>
                 <w:webHidden/>
-                <w:szCs w:val="28"/>
               </w:rPr>
               <w:t>6</w:t>
             </w:r>
@@ -1195,7 +1157,6 @@
               <w:rPr>
                 <w:noProof/>
                 <w:webHidden/>
-                <w:szCs w:val="28"/>
               </w:rPr>
               <w:fldChar w:fldCharType="end"/>
             </w:r>
@@ -1210,19 +1171,18 @@
             <w:spacing w:after="0" w:line="360" w:lineRule="auto"/>
             <w:ind w:left="0" w:right="0" w:firstLine="0"/>
             <w:rPr>
-              <w:rFonts w:eastAsiaTheme="minorEastAsia"/>
+              <w:rFonts w:asciiTheme="minorHAnsi" w:eastAsiaTheme="minorEastAsia" w:hAnsiTheme="minorHAnsi" w:cstheme="minorBidi"/>
               <w:noProof/>
               <w:color w:val="auto"/>
-              <w:szCs w:val="28"/>
+              <w:sz w:val="22"/>
             </w:rPr>
           </w:pPr>
-          <w:hyperlink w:anchor="_Toc232625896" w:history="1">
+          <w:hyperlink w:anchor="_Toc232859319" w:history="1">
             <w:r>
               <w:rPr>
                 <w:rStyle w:val="ab"/>
                 <w:rFonts w:eastAsia="Calibri"/>
                 <w:noProof/>
-                <w:szCs w:val="28"/>
               </w:rPr>
               <w:t>2 СОПРОВОЖДЕНИЕ ИНФОРМАЦИОННЫХ СИСТЕМ</w:t>
             </w:r>
@@ -1230,7 +1190,6 @@
               <w:rPr>
                 <w:noProof/>
                 <w:webHidden/>
-                <w:szCs w:val="28"/>
               </w:rPr>
               <w:tab/>
             </w:r>
@@ -1238,7 +1197,6 @@
               <w:rPr>
                 <w:noProof/>
                 <w:webHidden/>
-                <w:szCs w:val="28"/>
               </w:rPr>
               <w:fldChar w:fldCharType="begin"/>
             </w:r>
@@ -1246,22 +1204,19 @@
               <w:rPr>
                 <w:noProof/>
                 <w:webHidden/>
-                <w:szCs w:val="28"/>
-              </w:rPr>
-              <w:instrText xml:space="preserve"> PAGEREF _Toc232625896 \h </w:instrText>
-            </w:r>
-            <w:r>
-              <w:rPr>
-                <w:noProof/>
-                <w:webHidden/>
-                <w:szCs w:val="28"/>
-              </w:rPr>
-            </w:r>
-            <w:r>
-              <w:rPr>
-                <w:noProof/>
-                <w:webHidden/>
-                <w:szCs w:val="28"/>
+              </w:rPr>
+              <w:instrText xml:space="preserve"> PAGEREF _Toc232859319 \h </w:instrText>
+            </w:r>
+            <w:r>
+              <w:rPr>
+                <w:noProof/>
+                <w:webHidden/>
+              </w:rPr>
+            </w:r>
+            <w:r>
+              <w:rPr>
+                <w:noProof/>
+                <w:webHidden/>
               </w:rPr>
               <w:fldChar w:fldCharType="separate"/>
             </w:r>
@@ -1269,7 +1224,6 @@
               <w:rPr>
                 <w:noProof/>
                 <w:webHidden/>
-                <w:szCs w:val="28"/>
               </w:rPr>
               <w:t>7</w:t>
             </w:r>
@@ -1277,7 +1231,6 @@
               <w:rPr>
                 <w:noProof/>
                 <w:webHidden/>
-                <w:szCs w:val="28"/>
               </w:rPr>
               <w:fldChar w:fldCharType="end"/>
             </w:r>
@@ -1292,19 +1245,18 @@
             <w:spacing w:after="0" w:line="360" w:lineRule="auto"/>
             <w:ind w:left="0" w:right="0" w:firstLine="709"/>
             <w:rPr>
-              <w:rFonts w:eastAsiaTheme="minorEastAsia"/>
+              <w:rFonts w:asciiTheme="minorHAnsi" w:eastAsiaTheme="minorEastAsia" w:hAnsiTheme="minorHAnsi" w:cstheme="minorBidi"/>
               <w:noProof/>
               <w:color w:val="auto"/>
-              <w:szCs w:val="28"/>
+              <w:sz w:val="22"/>
             </w:rPr>
           </w:pPr>
-          <w:hyperlink w:anchor="_Toc232625897" w:history="1">
+          <w:hyperlink w:anchor="_Toc232859320" w:history="1">
             <w:r>
               <w:rPr>
                 <w:rStyle w:val="ab"/>
                 <w:rFonts w:eastAsia="Calibri"/>
                 <w:noProof/>
-                <w:szCs w:val="28"/>
                 <w:shd w:val="clear" w:color="auto" w:fill="FFFFFF"/>
               </w:rPr>
               <w:t>2.1 Основные задачи сопровождения ИС</w:t>
@@ -1313,7 +1265,6 @@
               <w:rPr>
                 <w:noProof/>
                 <w:webHidden/>
-                <w:szCs w:val="28"/>
               </w:rPr>
               <w:tab/>
             </w:r>
@@ -1321,7 +1272,6 @@
               <w:rPr>
                 <w:noProof/>
                 <w:webHidden/>
-                <w:szCs w:val="28"/>
               </w:rPr>
               <w:fldChar w:fldCharType="begin"/>
             </w:r>
@@ -1329,22 +1279,19 @@
               <w:rPr>
                 <w:noProof/>
                 <w:webHidden/>
-                <w:szCs w:val="28"/>
-              </w:rPr>
-              <w:instrText xml:space="preserve"> PAGEREF _Toc232625897 \h </w:instrText>
-            </w:r>
-            <w:r>
-              <w:rPr>
-                <w:noProof/>
-                <w:webHidden/>
-                <w:szCs w:val="28"/>
-              </w:rPr>
-            </w:r>
-            <w:r>
-              <w:rPr>
-                <w:noProof/>
-                <w:webHidden/>
-                <w:szCs w:val="28"/>
+              </w:rPr>
+              <w:instrText xml:space="preserve"> PAGEREF _Toc232859320 \h </w:instrText>
+            </w:r>
+            <w:r>
+              <w:rPr>
+                <w:noProof/>
+                <w:webHidden/>
+              </w:rPr>
+            </w:r>
+            <w:r>
+              <w:rPr>
+                <w:noProof/>
+                <w:webHidden/>
               </w:rPr>
               <w:fldChar w:fldCharType="separate"/>
             </w:r>
@@ -1352,7 +1299,6 @@
               <w:rPr>
                 <w:noProof/>
                 <w:webHidden/>
-                <w:szCs w:val="28"/>
               </w:rPr>
               <w:t>8</w:t>
             </w:r>
@@ -1360,7 +1306,6 @@
               <w:rPr>
                 <w:noProof/>
                 <w:webHidden/>
-                <w:szCs w:val="28"/>
               </w:rPr>
               <w:fldChar w:fldCharType="end"/>
             </w:r>
@@ -1375,19 +1320,18 @@
             <w:spacing w:after="0" w:line="360" w:lineRule="auto"/>
             <w:ind w:left="0" w:right="0" w:firstLine="709"/>
             <w:rPr>
-              <w:rFonts w:eastAsiaTheme="minorEastAsia"/>
+              <w:rFonts w:asciiTheme="minorHAnsi" w:eastAsiaTheme="minorEastAsia" w:hAnsiTheme="minorHAnsi" w:cstheme="minorBidi"/>
               <w:noProof/>
               <w:color w:val="auto"/>
-              <w:szCs w:val="28"/>
+              <w:sz w:val="22"/>
             </w:rPr>
           </w:pPr>
-          <w:hyperlink w:anchor="_Toc232625898" w:history="1">
+          <w:hyperlink w:anchor="_Toc232859321" w:history="1">
             <w:r>
               <w:rPr>
                 <w:rStyle w:val="ab"/>
                 <w:rFonts w:eastAsia="Calibri"/>
                 <w:noProof/>
-                <w:szCs w:val="28"/>
                 <w:shd w:val="clear" w:color="auto" w:fill="FFFFFF"/>
               </w:rPr>
               <w:t>2.2 Виды сопровождения информационных систем</w:t>
@@ -1396,7 +1340,6 @@
               <w:rPr>
                 <w:noProof/>
                 <w:webHidden/>
-                <w:szCs w:val="28"/>
               </w:rPr>
               <w:tab/>
             </w:r>
@@ -1404,7 +1347,6 @@
               <w:rPr>
                 <w:noProof/>
                 <w:webHidden/>
-                <w:szCs w:val="28"/>
               </w:rPr>
               <w:fldChar w:fldCharType="begin"/>
             </w:r>
@@ -1412,22 +1354,19 @@
               <w:rPr>
                 <w:noProof/>
                 <w:webHidden/>
-                <w:szCs w:val="28"/>
-              </w:rPr>
-              <w:instrText xml:space="preserve"> PAGEREF _Toc232625898 \h </w:instrText>
-            </w:r>
-            <w:r>
-              <w:rPr>
-                <w:noProof/>
-                <w:webHidden/>
-                <w:szCs w:val="28"/>
-              </w:rPr>
-            </w:r>
-            <w:r>
-              <w:rPr>
-                <w:noProof/>
-                <w:webHidden/>
-                <w:szCs w:val="28"/>
+              </w:rPr>
+              <w:instrText xml:space="preserve"> PAGEREF _Toc232859321 \h </w:instrText>
+            </w:r>
+            <w:r>
+              <w:rPr>
+                <w:noProof/>
+                <w:webHidden/>
+              </w:rPr>
+            </w:r>
+            <w:r>
+              <w:rPr>
+                <w:noProof/>
+                <w:webHidden/>
               </w:rPr>
               <w:fldChar w:fldCharType="separate"/>
             </w:r>
@@ -1435,7 +1374,6 @@
               <w:rPr>
                 <w:noProof/>
                 <w:webHidden/>
-                <w:szCs w:val="28"/>
               </w:rPr>
               <w:t>9</w:t>
             </w:r>
@@ -1443,7 +1381,6 @@
               <w:rPr>
                 <w:noProof/>
                 <w:webHidden/>
-                <w:szCs w:val="28"/>
               </w:rPr>
               <w:fldChar w:fldCharType="end"/>
             </w:r>
@@ -1458,19 +1395,18 @@
             <w:spacing w:after="0" w:line="360" w:lineRule="auto"/>
             <w:ind w:left="0" w:right="0" w:firstLine="709"/>
             <w:rPr>
-              <w:rFonts w:eastAsiaTheme="minorEastAsia"/>
+              <w:rFonts w:asciiTheme="minorHAnsi" w:eastAsiaTheme="minorEastAsia" w:hAnsiTheme="minorHAnsi" w:cstheme="minorBidi"/>
               <w:noProof/>
               <w:color w:val="auto"/>
-              <w:szCs w:val="28"/>
+              <w:sz w:val="22"/>
             </w:rPr>
           </w:pPr>
-          <w:hyperlink w:anchor="_Toc232625899" w:history="1">
+          <w:hyperlink w:anchor="_Toc232859322" w:history="1">
             <w:r>
               <w:rPr>
                 <w:rStyle w:val="ab"/>
                 <w:rFonts w:eastAsia="Calibri"/>
                 <w:noProof/>
-                <w:szCs w:val="28"/>
                 <w:shd w:val="clear" w:color="auto" w:fill="FFFFFF"/>
               </w:rPr>
               <w:t>2.3 Процессы и этапы сопровождения ИС</w:t>
@@ -1479,7 +1415,6 @@
               <w:rPr>
                 <w:noProof/>
                 <w:webHidden/>
-                <w:szCs w:val="28"/>
               </w:rPr>
               <w:tab/>
             </w:r>
@@ -1487,7 +1422,6 @@
               <w:rPr>
                 <w:noProof/>
                 <w:webHidden/>
-                <w:szCs w:val="28"/>
               </w:rPr>
               <w:fldChar w:fldCharType="begin"/>
             </w:r>
@@ -1495,22 +1429,19 @@
               <w:rPr>
                 <w:noProof/>
                 <w:webHidden/>
-                <w:szCs w:val="28"/>
-              </w:rPr>
-              <w:instrText xml:space="preserve"> PAGEREF _Toc232625899 \h </w:instrText>
-            </w:r>
-            <w:r>
-              <w:rPr>
-                <w:noProof/>
-                <w:webHidden/>
-                <w:szCs w:val="28"/>
-              </w:rPr>
-            </w:r>
-            <w:r>
-              <w:rPr>
-                <w:noProof/>
-                <w:webHidden/>
-                <w:szCs w:val="28"/>
+              </w:rPr>
+              <w:instrText xml:space="preserve"> PAGEREF _Toc232859322 \h </w:instrText>
+            </w:r>
+            <w:r>
+              <w:rPr>
+                <w:noProof/>
+                <w:webHidden/>
+              </w:rPr>
+            </w:r>
+            <w:r>
+              <w:rPr>
+                <w:noProof/>
+                <w:webHidden/>
               </w:rPr>
               <w:fldChar w:fldCharType="separate"/>
             </w:r>
@@ -1518,7 +1449,6 @@
               <w:rPr>
                 <w:noProof/>
                 <w:webHidden/>
-                <w:szCs w:val="28"/>
               </w:rPr>
               <w:t>10</w:t>
             </w:r>
@@ -1526,7 +1456,6 @@
               <w:rPr>
                 <w:noProof/>
                 <w:webHidden/>
-                <w:szCs w:val="28"/>
               </w:rPr>
               <w:fldChar w:fldCharType="end"/>
             </w:r>
@@ -1541,18 +1470,17 @@
             <w:spacing w:after="0" w:line="360" w:lineRule="auto"/>
             <w:ind w:left="0" w:right="0" w:firstLine="709"/>
             <w:rPr>
-              <w:rFonts w:eastAsiaTheme="minorEastAsia"/>
+              <w:rFonts w:asciiTheme="minorHAnsi" w:eastAsiaTheme="minorEastAsia" w:hAnsiTheme="minorHAnsi" w:cstheme="minorBidi"/>
               <w:noProof/>
               <w:color w:val="auto"/>
-              <w:szCs w:val="28"/>
+              <w:sz w:val="22"/>
             </w:rPr>
           </w:pPr>
-          <w:hyperlink w:anchor="_Toc232625900" w:history="1">
+          <w:hyperlink w:anchor="_Toc232859323" w:history="1">
             <w:r>
               <w:rPr>
                 <w:rStyle w:val="ab"/>
                 <w:noProof/>
-                <w:szCs w:val="28"/>
               </w:rPr>
               <w:t>2.4 Методы и инструменты сопровождения</w:t>
             </w:r>
@@ -1560,7 +1488,6 @@
               <w:rPr>
                 <w:noProof/>
                 <w:webHidden/>
-                <w:szCs w:val="28"/>
               </w:rPr>
               <w:tab/>
             </w:r>
@@ -1568,7 +1495,6 @@
               <w:rPr>
                 <w:noProof/>
                 <w:webHidden/>
-                <w:szCs w:val="28"/>
               </w:rPr>
               <w:fldChar w:fldCharType="begin"/>
             </w:r>
@@ -1576,22 +1502,19 @@
               <w:rPr>
                 <w:noProof/>
                 <w:webHidden/>
-                <w:szCs w:val="28"/>
-              </w:rPr>
-              <w:instrText xml:space="preserve"> PAGEREF _Toc232625900 \h </w:instrText>
-            </w:r>
-            <w:r>
-              <w:rPr>
-                <w:noProof/>
-                <w:webHidden/>
-                <w:szCs w:val="28"/>
-              </w:rPr>
-            </w:r>
-            <w:r>
-              <w:rPr>
-                <w:noProof/>
-                <w:webHidden/>
-                <w:szCs w:val="28"/>
+              </w:rPr>
+              <w:instrText xml:space="preserve"> PAGEREF _Toc232859323 \h </w:instrText>
+            </w:r>
+            <w:r>
+              <w:rPr>
+                <w:noProof/>
+                <w:webHidden/>
+              </w:rPr>
+            </w:r>
+            <w:r>
+              <w:rPr>
+                <w:noProof/>
+                <w:webHidden/>
               </w:rPr>
               <w:fldChar w:fldCharType="separate"/>
             </w:r>
@@ -1599,7 +1522,6 @@
               <w:rPr>
                 <w:noProof/>
                 <w:webHidden/>
-                <w:szCs w:val="28"/>
               </w:rPr>
               <w:t>10</w:t>
             </w:r>
@@ -1607,7 +1529,6 @@
               <w:rPr>
                 <w:noProof/>
                 <w:webHidden/>
-                <w:szCs w:val="28"/>
               </w:rPr>
               <w:fldChar w:fldCharType="end"/>
             </w:r>
@@ -1622,18 +1543,17 @@
             <w:spacing w:after="0" w:line="360" w:lineRule="auto"/>
             <w:ind w:left="0" w:right="0" w:firstLine="709"/>
             <w:rPr>
-              <w:rFonts w:eastAsiaTheme="minorEastAsia"/>
+              <w:rFonts w:asciiTheme="minorHAnsi" w:eastAsiaTheme="minorEastAsia" w:hAnsiTheme="minorHAnsi" w:cstheme="minorBidi"/>
               <w:noProof/>
               <w:color w:val="auto"/>
-              <w:szCs w:val="28"/>
+              <w:sz w:val="22"/>
             </w:rPr>
           </w:pPr>
-          <w:hyperlink w:anchor="_Toc232625901" w:history="1">
+          <w:hyperlink w:anchor="_Toc232859324" w:history="1">
             <w:r>
               <w:rPr>
                 <w:rStyle w:val="ab"/>
                 <w:noProof/>
-                <w:szCs w:val="28"/>
               </w:rPr>
               <w:t xml:space="preserve">2.5 </w:t>
             </w:r>
@@ -1641,7 +1561,6 @@
               <w:rPr>
                 <w:rStyle w:val="ab"/>
                 <w:noProof/>
-                <w:szCs w:val="28"/>
                 <w:shd w:val="clear" w:color="auto" w:fill="FFFFFF"/>
               </w:rPr>
               <w:t>Управление рисками и безопасностью</w:t>
@@ -1650,7 +1569,6 @@
               <w:rPr>
                 <w:noProof/>
                 <w:webHidden/>
-                <w:szCs w:val="28"/>
               </w:rPr>
               <w:tab/>
             </w:r>
@@ -1658,7 +1576,6 @@
               <w:rPr>
                 <w:noProof/>
                 <w:webHidden/>
-                <w:szCs w:val="28"/>
               </w:rPr>
               <w:fldChar w:fldCharType="begin"/>
             </w:r>
@@ -1666,22 +1583,19 @@
               <w:rPr>
                 <w:noProof/>
                 <w:webHidden/>
-                <w:szCs w:val="28"/>
-              </w:rPr>
-              <w:instrText xml:space="preserve"> PAGEREF _Toc232625901 \h </w:instrText>
-            </w:r>
-            <w:r>
-              <w:rPr>
-                <w:noProof/>
-                <w:webHidden/>
-                <w:szCs w:val="28"/>
-              </w:rPr>
-            </w:r>
-            <w:r>
-              <w:rPr>
-                <w:noProof/>
-                <w:webHidden/>
-                <w:szCs w:val="28"/>
+              </w:rPr>
+              <w:instrText xml:space="preserve"> PAGEREF _Toc232859324 \h </w:instrText>
+            </w:r>
+            <w:r>
+              <w:rPr>
+                <w:noProof/>
+                <w:webHidden/>
+              </w:rPr>
+            </w:r>
+            <w:r>
+              <w:rPr>
+                <w:noProof/>
+                <w:webHidden/>
               </w:rPr>
               <w:fldChar w:fldCharType="separate"/>
             </w:r>
@@ -1689,7 +1603,6 @@
               <w:rPr>
                 <w:noProof/>
                 <w:webHidden/>
-                <w:szCs w:val="28"/>
               </w:rPr>
               <w:t>11</w:t>
             </w:r>
@@ -1697,7 +1610,6 @@
               <w:rPr>
                 <w:noProof/>
                 <w:webHidden/>
-                <w:szCs w:val="28"/>
               </w:rPr>
               <w:fldChar w:fldCharType="end"/>
             </w:r>
@@ -1712,18 +1624,17 @@
             <w:spacing w:after="0" w:line="360" w:lineRule="auto"/>
             <w:ind w:left="0" w:right="0" w:firstLine="0"/>
             <w:rPr>
-              <w:rFonts w:eastAsiaTheme="minorEastAsia"/>
+              <w:rFonts w:asciiTheme="minorHAnsi" w:eastAsiaTheme="minorEastAsia" w:hAnsiTheme="minorHAnsi" w:cstheme="minorBidi"/>
               <w:noProof/>
               <w:color w:val="auto"/>
-              <w:szCs w:val="28"/>
+              <w:sz w:val="22"/>
             </w:rPr>
           </w:pPr>
-          <w:hyperlink w:anchor="_Toc232625902" w:history="1">
+          <w:hyperlink w:anchor="_Toc232859325" w:history="1">
             <w:r>
               <w:rPr>
                 <w:rStyle w:val="ab"/>
                 <w:noProof/>
-                <w:szCs w:val="28"/>
                 <w:shd w:val="clear" w:color="auto" w:fill="FFFFFF"/>
               </w:rPr>
               <w:t xml:space="preserve">3 </w:t>
@@ -1732,7 +1643,6 @@
               <w:rPr>
                 <w:rStyle w:val="ab"/>
                 <w:noProof/>
-                <w:szCs w:val="28"/>
               </w:rPr>
               <w:t>ВЫПОЛНЯЕМЫЕ ЗАДАНИЯ</w:t>
             </w:r>
@@ -1740,7 +1650,6 @@
               <w:rPr>
                 <w:noProof/>
                 <w:webHidden/>
-                <w:szCs w:val="28"/>
               </w:rPr>
               <w:tab/>
             </w:r>
@@ -1748,7 +1657,6 @@
               <w:rPr>
                 <w:noProof/>
                 <w:webHidden/>
-                <w:szCs w:val="28"/>
               </w:rPr>
               <w:fldChar w:fldCharType="begin"/>
             </w:r>
@@ -1756,22 +1664,19 @@
               <w:rPr>
                 <w:noProof/>
                 <w:webHidden/>
-                <w:szCs w:val="28"/>
-              </w:rPr>
-              <w:instrText xml:space="preserve"> PAGEREF _Toc232625902 \h </w:instrText>
-            </w:r>
-            <w:r>
-              <w:rPr>
-                <w:noProof/>
-                <w:webHidden/>
-                <w:szCs w:val="28"/>
-              </w:rPr>
-            </w:r>
-            <w:r>
-              <w:rPr>
-                <w:noProof/>
-                <w:webHidden/>
-                <w:szCs w:val="28"/>
+              </w:rPr>
+              <w:instrText xml:space="preserve"> PAGEREF _Toc232859325 \h </w:instrText>
+            </w:r>
+            <w:r>
+              <w:rPr>
+                <w:noProof/>
+                <w:webHidden/>
+              </w:rPr>
+            </w:r>
+            <w:r>
+              <w:rPr>
+                <w:noProof/>
+                <w:webHidden/>
               </w:rPr>
               <w:fldChar w:fldCharType="separate"/>
             </w:r>
@@ -1779,7 +1684,6 @@
               <w:rPr>
                 <w:noProof/>
                 <w:webHidden/>
-                <w:szCs w:val="28"/>
               </w:rPr>
               <w:t>12</w:t>
             </w:r>
@@ -1787,7 +1691,6 @@
               <w:rPr>
                 <w:noProof/>
                 <w:webHidden/>
-                <w:szCs w:val="28"/>
               </w:rPr>
               <w:fldChar w:fldCharType="end"/>
             </w:r>
@@ -1802,18 +1705,17 @@
             <w:spacing w:after="0" w:line="360" w:lineRule="auto"/>
             <w:ind w:left="0" w:right="0" w:firstLine="709"/>
             <w:rPr>
-              <w:rFonts w:eastAsiaTheme="minorEastAsia"/>
+              <w:rFonts w:asciiTheme="minorHAnsi" w:eastAsiaTheme="minorEastAsia" w:hAnsiTheme="minorHAnsi" w:cstheme="minorBidi"/>
               <w:noProof/>
               <w:color w:val="auto"/>
-              <w:szCs w:val="28"/>
+              <w:sz w:val="22"/>
             </w:rPr>
           </w:pPr>
-          <w:hyperlink w:anchor="_Toc232625903" w:history="1">
+          <w:hyperlink w:anchor="_Toc232859326" w:history="1">
             <w:r>
               <w:rPr>
                 <w:rStyle w:val="ab"/>
                 <w:noProof/>
-                <w:szCs w:val="28"/>
               </w:rPr>
               <w:t>3.1 Установка и настройка ПО</w:t>
             </w:r>
@@ -1821,7 +1723,6 @@
               <w:rPr>
                 <w:noProof/>
                 <w:webHidden/>
-                <w:szCs w:val="28"/>
               </w:rPr>
               <w:tab/>
             </w:r>
@@ -1829,7 +1730,6 @@
               <w:rPr>
                 <w:noProof/>
                 <w:webHidden/>
-                <w:szCs w:val="28"/>
               </w:rPr>
               <w:fldChar w:fldCharType="begin"/>
             </w:r>
@@ -1837,22 +1737,19 @@
               <w:rPr>
                 <w:noProof/>
                 <w:webHidden/>
-                <w:szCs w:val="28"/>
-              </w:rPr>
-              <w:instrText xml:space="preserve"> PAGEREF _Toc232625903 \h </w:instrText>
-            </w:r>
-            <w:r>
-              <w:rPr>
-                <w:noProof/>
-                <w:webHidden/>
-                <w:szCs w:val="28"/>
-              </w:rPr>
-            </w:r>
-            <w:r>
-              <w:rPr>
-                <w:noProof/>
-                <w:webHidden/>
-                <w:szCs w:val="28"/>
+              </w:rPr>
+              <w:instrText xml:space="preserve"> PAGEREF _Toc232859326 \h </w:instrText>
+            </w:r>
+            <w:r>
+              <w:rPr>
+                <w:noProof/>
+                <w:webHidden/>
+              </w:rPr>
+            </w:r>
+            <w:r>
+              <w:rPr>
+                <w:noProof/>
+                <w:webHidden/>
               </w:rPr>
               <w:fldChar w:fldCharType="separate"/>
             </w:r>
@@ -1860,7 +1757,6 @@
               <w:rPr>
                 <w:noProof/>
                 <w:webHidden/>
-                <w:szCs w:val="28"/>
               </w:rPr>
               <w:t>12</w:t>
             </w:r>
@@ -1868,7 +1764,6 @@
               <w:rPr>
                 <w:noProof/>
                 <w:webHidden/>
-                <w:szCs w:val="28"/>
               </w:rPr>
               <w:fldChar w:fldCharType="end"/>
             </w:r>
@@ -1883,18 +1778,17 @@
             <w:spacing w:after="0" w:line="360" w:lineRule="auto"/>
             <w:ind w:left="0" w:right="0" w:firstLine="709"/>
             <w:rPr>
-              <w:rFonts w:eastAsiaTheme="minorEastAsia"/>
+              <w:rFonts w:asciiTheme="minorHAnsi" w:eastAsiaTheme="minorEastAsia" w:hAnsiTheme="minorHAnsi" w:cstheme="minorBidi"/>
               <w:noProof/>
               <w:color w:val="auto"/>
-              <w:szCs w:val="28"/>
+              <w:sz w:val="22"/>
             </w:rPr>
           </w:pPr>
-          <w:hyperlink w:anchor="_Toc232625904" w:history="1">
+          <w:hyperlink w:anchor="_Toc232859327" w:history="1">
             <w:r>
               <w:rPr>
                 <w:rStyle w:val="ab"/>
                 <w:noProof/>
-                <w:szCs w:val="28"/>
               </w:rPr>
               <w:t>3.2 Устранение инцидентов</w:t>
             </w:r>
@@ -1902,7 +1796,6 @@
               <w:rPr>
                 <w:noProof/>
                 <w:webHidden/>
-                <w:szCs w:val="28"/>
               </w:rPr>
               <w:tab/>
             </w:r>
@@ -1910,7 +1803,6 @@
               <w:rPr>
                 <w:noProof/>
                 <w:webHidden/>
-                <w:szCs w:val="28"/>
               </w:rPr>
               <w:fldChar w:fldCharType="begin"/>
             </w:r>
@@ -1918,22 +1810,19 @@
               <w:rPr>
                 <w:noProof/>
                 <w:webHidden/>
-                <w:szCs w:val="28"/>
-              </w:rPr>
-              <w:instrText xml:space="preserve"> PAGEREF _Toc232625904 \h </w:instrText>
-            </w:r>
-            <w:r>
-              <w:rPr>
-                <w:noProof/>
-                <w:webHidden/>
-                <w:szCs w:val="28"/>
-              </w:rPr>
-            </w:r>
-            <w:r>
-              <w:rPr>
-                <w:noProof/>
-                <w:webHidden/>
-                <w:szCs w:val="28"/>
+              </w:rPr>
+              <w:instrText xml:space="preserve"> PAGEREF _Toc232859327 \h </w:instrText>
+            </w:r>
+            <w:r>
+              <w:rPr>
+                <w:noProof/>
+                <w:webHidden/>
+              </w:rPr>
+            </w:r>
+            <w:r>
+              <w:rPr>
+                <w:noProof/>
+                <w:webHidden/>
               </w:rPr>
               <w:fldChar w:fldCharType="separate"/>
             </w:r>
@@ -1941,7 +1830,6 @@
               <w:rPr>
                 <w:noProof/>
                 <w:webHidden/>
-                <w:szCs w:val="28"/>
               </w:rPr>
               <w:t>12</w:t>
             </w:r>
@@ -1949,7 +1837,6 @@
               <w:rPr>
                 <w:noProof/>
                 <w:webHidden/>
-                <w:szCs w:val="28"/>
               </w:rPr>
               <w:fldChar w:fldCharType="end"/>
             </w:r>
@@ -1964,19 +1851,18 @@
             <w:spacing w:after="0" w:line="360" w:lineRule="auto"/>
             <w:ind w:left="0" w:right="0" w:firstLine="709"/>
             <w:rPr>
-              <w:rFonts w:eastAsiaTheme="minorEastAsia"/>
+              <w:rFonts w:asciiTheme="minorHAnsi" w:eastAsiaTheme="minorEastAsia" w:hAnsiTheme="minorHAnsi" w:cstheme="minorBidi"/>
               <w:noProof/>
               <w:color w:val="auto"/>
-              <w:szCs w:val="28"/>
+              <w:sz w:val="22"/>
             </w:rPr>
           </w:pPr>
-          <w:hyperlink w:anchor="_Toc232625905" w:history="1">
+          <w:hyperlink w:anchor="_Toc232859328" w:history="1">
             <w:r>
               <w:rPr>
                 <w:rStyle w:val="ab"/>
                 <w:rFonts w:eastAsia="Calibri"/>
                 <w:noProof/>
-                <w:szCs w:val="28"/>
               </w:rPr>
               <w:t>3.3 Резервное копирование данных</w:t>
             </w:r>
@@ -1984,7 +1870,6 @@
               <w:rPr>
                 <w:noProof/>
                 <w:webHidden/>
-                <w:szCs w:val="28"/>
               </w:rPr>
               <w:tab/>
             </w:r>
@@ -1992,7 +1877,6 @@
               <w:rPr>
                 <w:noProof/>
                 <w:webHidden/>
-                <w:szCs w:val="28"/>
               </w:rPr>
               <w:fldChar w:fldCharType="begin"/>
             </w:r>
@@ -2000,22 +1884,19 @@
               <w:rPr>
                 <w:noProof/>
                 <w:webHidden/>
-                <w:szCs w:val="28"/>
-              </w:rPr>
-              <w:instrText xml:space="preserve"> PAGEREF _Toc232625905 \h </w:instrText>
-            </w:r>
-            <w:r>
-              <w:rPr>
-                <w:noProof/>
-                <w:webHidden/>
-                <w:szCs w:val="28"/>
-              </w:rPr>
-            </w:r>
-            <w:r>
-              <w:rPr>
-                <w:noProof/>
-                <w:webHidden/>
-                <w:szCs w:val="28"/>
+              </w:rPr>
+              <w:instrText xml:space="preserve"> PAGEREF _Toc232859328 \h </w:instrText>
+            </w:r>
+            <w:r>
+              <w:rPr>
+                <w:noProof/>
+                <w:webHidden/>
+              </w:rPr>
+            </w:r>
+            <w:r>
+              <w:rPr>
+                <w:noProof/>
+                <w:webHidden/>
               </w:rPr>
               <w:fldChar w:fldCharType="separate"/>
             </w:r>
@@ -2023,7 +1904,6 @@
               <w:rPr>
                 <w:noProof/>
                 <w:webHidden/>
-                <w:szCs w:val="28"/>
               </w:rPr>
               <w:t>13</w:t>
             </w:r>
@@ -2031,7 +1911,6 @@
               <w:rPr>
                 <w:noProof/>
                 <w:webHidden/>
-                <w:szCs w:val="28"/>
               </w:rPr>
               <w:fldChar w:fldCharType="end"/>
             </w:r>
@@ -2046,19 +1925,18 @@
             <w:spacing w:after="0" w:line="360" w:lineRule="auto"/>
             <w:ind w:left="0" w:right="0" w:firstLine="709"/>
             <w:rPr>
-              <w:rFonts w:eastAsiaTheme="minorEastAsia"/>
+              <w:rFonts w:asciiTheme="minorHAnsi" w:eastAsiaTheme="minorEastAsia" w:hAnsiTheme="minorHAnsi" w:cstheme="minorBidi"/>
               <w:noProof/>
               <w:color w:val="auto"/>
-              <w:szCs w:val="28"/>
+              <w:sz w:val="22"/>
             </w:rPr>
           </w:pPr>
-          <w:hyperlink w:anchor="_Toc232625906" w:history="1">
+          <w:hyperlink w:anchor="_Toc232859329" w:history="1">
             <w:r>
               <w:rPr>
                 <w:rStyle w:val="ab"/>
                 <w:rFonts w:eastAsia="Calibri"/>
                 <w:noProof/>
-                <w:szCs w:val="28"/>
               </w:rPr>
               <w:t>3.4 Составление отчетов и документации</w:t>
             </w:r>
@@ -2066,7 +1944,6 @@
               <w:rPr>
                 <w:noProof/>
                 <w:webHidden/>
-                <w:szCs w:val="28"/>
               </w:rPr>
               <w:tab/>
             </w:r>
@@ -2074,7 +1951,6 @@
               <w:rPr>
                 <w:noProof/>
                 <w:webHidden/>
-                <w:szCs w:val="28"/>
               </w:rPr>
               <w:fldChar w:fldCharType="begin"/>
             </w:r>
@@ -2082,22 +1958,19 @@
               <w:rPr>
                 <w:noProof/>
                 <w:webHidden/>
-                <w:szCs w:val="28"/>
-              </w:rPr>
-              <w:instrText xml:space="preserve"> PAGEREF _Toc232625906 \h </w:instrText>
-            </w:r>
-            <w:r>
-              <w:rPr>
-                <w:noProof/>
-                <w:webHidden/>
-                <w:szCs w:val="28"/>
-              </w:rPr>
-            </w:r>
-            <w:r>
-              <w:rPr>
-                <w:noProof/>
-                <w:webHidden/>
-                <w:szCs w:val="28"/>
+              </w:rPr>
+              <w:instrText xml:space="preserve"> PAGEREF _Toc232859329 \h </w:instrText>
+            </w:r>
+            <w:r>
+              <w:rPr>
+                <w:noProof/>
+                <w:webHidden/>
+              </w:rPr>
+            </w:r>
+            <w:r>
+              <w:rPr>
+                <w:noProof/>
+                <w:webHidden/>
               </w:rPr>
               <w:fldChar w:fldCharType="separate"/>
             </w:r>
@@ -2105,7 +1978,6 @@
               <w:rPr>
                 <w:noProof/>
                 <w:webHidden/>
-                <w:szCs w:val="28"/>
               </w:rPr>
               <w:t>13</w:t>
             </w:r>
@@ -2113,7 +1985,6 @@
               <w:rPr>
                 <w:noProof/>
                 <w:webHidden/>
-                <w:szCs w:val="28"/>
               </w:rPr>
               <w:fldChar w:fldCharType="end"/>
             </w:r>
@@ -2128,19 +1999,18 @@
             <w:spacing w:after="0" w:line="360" w:lineRule="auto"/>
             <w:ind w:left="0" w:right="0" w:firstLine="709"/>
             <w:rPr>
-              <w:rFonts w:eastAsiaTheme="minorEastAsia"/>
+              <w:rFonts w:asciiTheme="minorHAnsi" w:eastAsiaTheme="minorEastAsia" w:hAnsiTheme="minorHAnsi" w:cstheme="minorBidi"/>
               <w:noProof/>
               <w:color w:val="auto"/>
-              <w:szCs w:val="28"/>
+              <w:sz w:val="22"/>
             </w:rPr>
           </w:pPr>
-          <w:hyperlink w:anchor="_Toc232625907" w:history="1">
+          <w:hyperlink w:anchor="_Toc232859330" w:history="1">
             <w:r>
               <w:rPr>
                 <w:rStyle w:val="ab"/>
                 <w:rFonts w:eastAsia="Calibri"/>
                 <w:noProof/>
-                <w:szCs w:val="28"/>
               </w:rPr>
               <w:t>3.5 Используемые инструменты и технологии</w:t>
             </w:r>
@@ -2148,7 +2018,6 @@
               <w:rPr>
                 <w:noProof/>
                 <w:webHidden/>
-                <w:szCs w:val="28"/>
               </w:rPr>
               <w:tab/>
             </w:r>
@@ -2156,7 +2025,6 @@
               <w:rPr>
                 <w:noProof/>
                 <w:webHidden/>
-                <w:szCs w:val="28"/>
               </w:rPr>
               <w:fldChar w:fldCharType="begin"/>
             </w:r>
@@ -2164,22 +2032,19 @@
               <w:rPr>
                 <w:noProof/>
                 <w:webHidden/>
-                <w:szCs w:val="28"/>
-              </w:rPr>
-              <w:instrText xml:space="preserve"> PAGEREF _Toc232625907 \h </w:instrText>
-            </w:r>
-            <w:r>
-              <w:rPr>
-                <w:noProof/>
-                <w:webHidden/>
-                <w:szCs w:val="28"/>
-              </w:rPr>
-            </w:r>
-            <w:r>
-              <w:rPr>
-                <w:noProof/>
-                <w:webHidden/>
-                <w:szCs w:val="28"/>
+              </w:rPr>
+              <w:instrText xml:space="preserve"> PAGEREF _Toc232859330 \h </w:instrText>
+            </w:r>
+            <w:r>
+              <w:rPr>
+                <w:noProof/>
+                <w:webHidden/>
+              </w:rPr>
+            </w:r>
+            <w:r>
+              <w:rPr>
+                <w:noProof/>
+                <w:webHidden/>
               </w:rPr>
               <w:fldChar w:fldCharType="separate"/>
             </w:r>
@@ -2187,7 +2052,6 @@
               <w:rPr>
                 <w:noProof/>
                 <w:webHidden/>
-                <w:szCs w:val="28"/>
               </w:rPr>
               <w:t>14</w:t>
             </w:r>
@@ -2195,7 +2059,6 @@
               <w:rPr>
                 <w:noProof/>
                 <w:webHidden/>
-                <w:szCs w:val="28"/>
               </w:rPr>
               <w:fldChar w:fldCharType="end"/>
             </w:r>
@@ -2210,19 +2073,18 @@
             <w:spacing w:after="0" w:line="360" w:lineRule="auto"/>
             <w:ind w:left="0" w:right="0" w:firstLine="709"/>
             <w:rPr>
-              <w:rFonts w:eastAsiaTheme="minorEastAsia"/>
+              <w:rFonts w:asciiTheme="minorHAnsi" w:eastAsiaTheme="minorEastAsia" w:hAnsiTheme="minorHAnsi" w:cstheme="minorBidi"/>
               <w:noProof/>
               <w:color w:val="auto"/>
-              <w:szCs w:val="28"/>
+              <w:sz w:val="22"/>
             </w:rPr>
           </w:pPr>
-          <w:hyperlink w:anchor="_Toc232625908" w:history="1">
+          <w:hyperlink w:anchor="_Toc232859331" w:history="1">
             <w:r>
               <w:rPr>
                 <w:rStyle w:val="ab"/>
                 <w:rFonts w:eastAsia="Calibri"/>
                 <w:noProof/>
-                <w:szCs w:val="28"/>
               </w:rPr>
               <w:t>3.6 Взаимодействие с сотрудниками и отделами компании</w:t>
             </w:r>
@@ -2230,7 +2092,6 @@
               <w:rPr>
                 <w:noProof/>
                 <w:webHidden/>
-                <w:szCs w:val="28"/>
               </w:rPr>
               <w:tab/>
             </w:r>
@@ -2238,7 +2099,6 @@
               <w:rPr>
                 <w:noProof/>
                 <w:webHidden/>
-                <w:szCs w:val="28"/>
               </w:rPr>
               <w:fldChar w:fldCharType="begin"/>
             </w:r>
@@ -2246,22 +2106,19 @@
               <w:rPr>
                 <w:noProof/>
                 <w:webHidden/>
-                <w:szCs w:val="28"/>
-              </w:rPr>
-              <w:instrText xml:space="preserve"> PAGEREF _Toc232625908 \h </w:instrText>
-            </w:r>
-            <w:r>
-              <w:rPr>
-                <w:noProof/>
-                <w:webHidden/>
-                <w:szCs w:val="28"/>
-              </w:rPr>
-            </w:r>
-            <w:r>
-              <w:rPr>
-                <w:noProof/>
-                <w:webHidden/>
-                <w:szCs w:val="28"/>
+              </w:rPr>
+              <w:instrText xml:space="preserve"> PAGEREF _Toc232859331 \h </w:instrText>
+            </w:r>
+            <w:r>
+              <w:rPr>
+                <w:noProof/>
+                <w:webHidden/>
+              </w:rPr>
+            </w:r>
+            <w:r>
+              <w:rPr>
+                <w:noProof/>
+                <w:webHidden/>
               </w:rPr>
               <w:fldChar w:fldCharType="separate"/>
             </w:r>
@@ -2269,7 +2126,6 @@
               <w:rPr>
                 <w:noProof/>
                 <w:webHidden/>
-                <w:szCs w:val="28"/>
               </w:rPr>
               <w:t>15</w:t>
             </w:r>
@@ -2277,7 +2133,6 @@
               <w:rPr>
                 <w:noProof/>
                 <w:webHidden/>
-                <w:szCs w:val="28"/>
               </w:rPr>
               <w:fldChar w:fldCharType="end"/>
             </w:r>
@@ -2292,19 +2147,18 @@
             <w:spacing w:after="0" w:line="360" w:lineRule="auto"/>
             <w:ind w:left="0" w:right="0" w:firstLine="709"/>
             <w:rPr>
-              <w:rFonts w:eastAsiaTheme="minorEastAsia"/>
+              <w:rFonts w:asciiTheme="minorHAnsi" w:eastAsiaTheme="minorEastAsia" w:hAnsiTheme="minorHAnsi" w:cstheme="minorBidi"/>
               <w:noProof/>
               <w:color w:val="auto"/>
-              <w:szCs w:val="28"/>
+              <w:sz w:val="22"/>
             </w:rPr>
           </w:pPr>
-          <w:hyperlink w:anchor="_Toc232625909" w:history="1">
+          <w:hyperlink w:anchor="_Toc232859332" w:history="1">
             <w:r>
               <w:rPr>
                 <w:rStyle w:val="ab"/>
                 <w:rFonts w:eastAsia="Calibri"/>
                 <w:noProof/>
-                <w:szCs w:val="28"/>
               </w:rPr>
               <w:t>3.7 Выявленные недостатки в процессе сопровождения ИС</w:t>
             </w:r>
@@ -2312,7 +2166,6 @@
               <w:rPr>
                 <w:noProof/>
                 <w:webHidden/>
-                <w:szCs w:val="28"/>
               </w:rPr>
               <w:tab/>
             </w:r>
@@ -2320,7 +2173,6 @@
               <w:rPr>
                 <w:noProof/>
                 <w:webHidden/>
-                <w:szCs w:val="28"/>
               </w:rPr>
               <w:fldChar w:fldCharType="begin"/>
             </w:r>
@@ -2328,22 +2180,19 @@
               <w:rPr>
                 <w:noProof/>
                 <w:webHidden/>
-                <w:szCs w:val="28"/>
-              </w:rPr>
-              <w:instrText xml:space="preserve"> PAGEREF _Toc232625909 \h </w:instrText>
-            </w:r>
-            <w:r>
-              <w:rPr>
-                <w:noProof/>
-                <w:webHidden/>
-                <w:szCs w:val="28"/>
-              </w:rPr>
-            </w:r>
-            <w:r>
-              <w:rPr>
-                <w:noProof/>
-                <w:webHidden/>
-                <w:szCs w:val="28"/>
+              </w:rPr>
+              <w:instrText xml:space="preserve"> PAGEREF _Toc232859332 \h </w:instrText>
+            </w:r>
+            <w:r>
+              <w:rPr>
+                <w:noProof/>
+                <w:webHidden/>
+              </w:rPr>
+            </w:r>
+            <w:r>
+              <w:rPr>
+                <w:noProof/>
+                <w:webHidden/>
               </w:rPr>
               <w:fldChar w:fldCharType="separate"/>
             </w:r>
@@ -2351,7 +2200,6 @@
               <w:rPr>
                 <w:noProof/>
                 <w:webHidden/>
-                <w:szCs w:val="28"/>
               </w:rPr>
               <w:t>15</w:t>
             </w:r>
@@ -2359,7 +2207,6 @@
               <w:rPr>
                 <w:noProof/>
                 <w:webHidden/>
-                <w:szCs w:val="28"/>
               </w:rPr>
               <w:fldChar w:fldCharType="end"/>
             </w:r>
@@ -2374,19 +2221,18 @@
             <w:spacing w:after="0" w:line="360" w:lineRule="auto"/>
             <w:ind w:left="0" w:right="0" w:firstLine="709"/>
             <w:rPr>
-              <w:rFonts w:eastAsiaTheme="minorEastAsia"/>
+              <w:rFonts w:asciiTheme="minorHAnsi" w:eastAsiaTheme="minorEastAsia" w:hAnsiTheme="minorHAnsi" w:cstheme="minorBidi"/>
               <w:noProof/>
               <w:color w:val="auto"/>
-              <w:szCs w:val="28"/>
+              <w:sz w:val="22"/>
             </w:rPr>
           </w:pPr>
-          <w:hyperlink w:anchor="_Toc232625910" w:history="1">
+          <w:hyperlink w:anchor="_Toc232859333" w:history="1">
             <w:r>
               <w:rPr>
                 <w:rStyle w:val="ab"/>
                 <w:rFonts w:eastAsia="Calibri"/>
                 <w:noProof/>
-                <w:szCs w:val="28"/>
               </w:rPr>
               <w:t>3.8 Рекомендации по улучшению</w:t>
             </w:r>
@@ -2394,7 +2240,6 @@
               <w:rPr>
                 <w:noProof/>
                 <w:webHidden/>
-                <w:szCs w:val="28"/>
               </w:rPr>
               <w:tab/>
             </w:r>
@@ -2402,7 +2247,6 @@
               <w:rPr>
                 <w:noProof/>
                 <w:webHidden/>
-                <w:szCs w:val="28"/>
               </w:rPr>
               <w:fldChar w:fldCharType="begin"/>
             </w:r>
@@ -2410,22 +2254,19 @@
               <w:rPr>
                 <w:noProof/>
                 <w:webHidden/>
-                <w:szCs w:val="28"/>
-              </w:rPr>
-              <w:instrText xml:space="preserve"> PAGEREF _Toc232625910 \h </w:instrText>
-            </w:r>
-            <w:r>
-              <w:rPr>
-                <w:noProof/>
-                <w:webHidden/>
-                <w:szCs w:val="28"/>
-              </w:rPr>
-            </w:r>
-            <w:r>
-              <w:rPr>
-                <w:noProof/>
-                <w:webHidden/>
-                <w:szCs w:val="28"/>
+              </w:rPr>
+              <w:instrText xml:space="preserve"> PAGEREF _Toc232859333 \h </w:instrText>
+            </w:r>
+            <w:r>
+              <w:rPr>
+                <w:noProof/>
+                <w:webHidden/>
+              </w:rPr>
+            </w:r>
+            <w:r>
+              <w:rPr>
+                <w:noProof/>
+                <w:webHidden/>
               </w:rPr>
               <w:fldChar w:fldCharType="separate"/>
             </w:r>
@@ -2433,7 +2274,6 @@
               <w:rPr>
                 <w:noProof/>
                 <w:webHidden/>
-                <w:szCs w:val="28"/>
               </w:rPr>
               <w:t>16</w:t>
             </w:r>
@@ -2441,7 +2281,6 @@
               <w:rPr>
                 <w:noProof/>
                 <w:webHidden/>
-                <w:szCs w:val="28"/>
               </w:rPr>
               <w:fldChar w:fldCharType="end"/>
             </w:r>
@@ -2456,19 +2295,18 @@
             <w:spacing w:after="0" w:line="360" w:lineRule="auto"/>
             <w:ind w:left="0" w:right="0" w:firstLine="709"/>
             <w:rPr>
-              <w:rFonts w:eastAsiaTheme="minorEastAsia"/>
+              <w:rFonts w:asciiTheme="minorHAnsi" w:eastAsiaTheme="minorEastAsia" w:hAnsiTheme="minorHAnsi" w:cstheme="minorBidi"/>
               <w:noProof/>
               <w:color w:val="auto"/>
-              <w:szCs w:val="28"/>
+              <w:sz w:val="22"/>
             </w:rPr>
           </w:pPr>
-          <w:hyperlink w:anchor="_Toc232625911" w:history="1">
+          <w:hyperlink w:anchor="_Toc232859334" w:history="1">
             <w:r>
               <w:rPr>
                 <w:rStyle w:val="ab"/>
                 <w:rFonts w:eastAsia="Calibri"/>
                 <w:noProof/>
-                <w:szCs w:val="28"/>
               </w:rPr>
               <w:t>3.9 Оценка эффективности текущих решений</w:t>
             </w:r>
@@ -2476,7 +2314,6 @@
               <w:rPr>
                 <w:noProof/>
                 <w:webHidden/>
-                <w:szCs w:val="28"/>
               </w:rPr>
               <w:tab/>
             </w:r>
@@ -2484,7 +2321,6 @@
               <w:rPr>
                 <w:noProof/>
                 <w:webHidden/>
-                <w:szCs w:val="28"/>
               </w:rPr>
               <w:fldChar w:fldCharType="begin"/>
             </w:r>
@@ -2492,22 +2328,19 @@
               <w:rPr>
                 <w:noProof/>
                 <w:webHidden/>
-                <w:szCs w:val="28"/>
-              </w:rPr>
-              <w:instrText xml:space="preserve"> PAGEREF _Toc232625911 \h </w:instrText>
-            </w:r>
-            <w:r>
-              <w:rPr>
-                <w:noProof/>
-                <w:webHidden/>
-                <w:szCs w:val="28"/>
-              </w:rPr>
-            </w:r>
-            <w:r>
-              <w:rPr>
-                <w:noProof/>
-                <w:webHidden/>
-                <w:szCs w:val="28"/>
+              </w:rPr>
+              <w:instrText xml:space="preserve"> PAGEREF _Toc232859334 \h </w:instrText>
+            </w:r>
+            <w:r>
+              <w:rPr>
+                <w:noProof/>
+                <w:webHidden/>
+              </w:rPr>
+            </w:r>
+            <w:r>
+              <w:rPr>
+                <w:noProof/>
+                <w:webHidden/>
               </w:rPr>
               <w:fldChar w:fldCharType="separate"/>
             </w:r>
@@ -2515,7 +2348,6 @@
               <w:rPr>
                 <w:noProof/>
                 <w:webHidden/>
-                <w:szCs w:val="28"/>
               </w:rPr>
               <w:t>16</w:t>
             </w:r>
@@ -2523,7 +2355,6 @@
               <w:rPr>
                 <w:noProof/>
                 <w:webHidden/>
-                <w:szCs w:val="28"/>
               </w:rPr>
               <w:fldChar w:fldCharType="end"/>
             </w:r>
@@ -2538,19 +2369,18 @@
             <w:spacing w:after="0" w:line="360" w:lineRule="auto"/>
             <w:ind w:left="0" w:right="0" w:firstLine="0"/>
             <w:rPr>
-              <w:rFonts w:eastAsiaTheme="minorEastAsia"/>
+              <w:rFonts w:asciiTheme="minorHAnsi" w:eastAsiaTheme="minorEastAsia" w:hAnsiTheme="minorHAnsi" w:cstheme="minorBidi"/>
               <w:noProof/>
               <w:color w:val="auto"/>
-              <w:szCs w:val="28"/>
+              <w:sz w:val="22"/>
             </w:rPr>
           </w:pPr>
-          <w:hyperlink w:anchor="_Toc232625912" w:history="1">
+          <w:hyperlink w:anchor="_Toc232859335" w:history="1">
             <w:r>
               <w:rPr>
                 <w:rStyle w:val="ab"/>
                 <w:rFonts w:eastAsia="Calibri"/>
                 <w:noProof/>
-                <w:szCs w:val="28"/>
               </w:rPr>
               <w:t>ЗАКЛЮЧЕНИЕ</w:t>
             </w:r>
@@ -2558,7 +2388,6 @@
               <w:rPr>
                 <w:noProof/>
                 <w:webHidden/>
-                <w:szCs w:val="28"/>
               </w:rPr>
               <w:tab/>
             </w:r>
@@ -2566,7 +2395,6 @@
               <w:rPr>
                 <w:noProof/>
                 <w:webHidden/>
-                <w:szCs w:val="28"/>
               </w:rPr>
               <w:fldChar w:fldCharType="begin"/>
             </w:r>
@@ -2574,22 +2402,19 @@
               <w:rPr>
                 <w:noProof/>
                 <w:webHidden/>
-                <w:szCs w:val="28"/>
-              </w:rPr>
-              <w:instrText xml:space="preserve"> PAGEREF _Toc232625912 \h </w:instrText>
-            </w:r>
-            <w:r>
-              <w:rPr>
-                <w:noProof/>
-                <w:webHidden/>
-                <w:szCs w:val="28"/>
-              </w:rPr>
-            </w:r>
-            <w:r>
-              <w:rPr>
-                <w:noProof/>
-                <w:webHidden/>
-                <w:szCs w:val="28"/>
+              </w:rPr>
+              <w:instrText xml:space="preserve"> PAGEREF _Toc232859335 \h </w:instrText>
+            </w:r>
+            <w:r>
+              <w:rPr>
+                <w:noProof/>
+                <w:webHidden/>
+              </w:rPr>
+            </w:r>
+            <w:r>
+              <w:rPr>
+                <w:noProof/>
+                <w:webHidden/>
               </w:rPr>
               <w:fldChar w:fldCharType="separate"/>
             </w:r>
@@ -2597,7 +2422,6 @@
               <w:rPr>
                 <w:noProof/>
                 <w:webHidden/>
-                <w:szCs w:val="28"/>
               </w:rPr>
               <w:t>17</w:t>
             </w:r>
@@ -2605,7 +2429,6 @@
               <w:rPr>
                 <w:noProof/>
                 <w:webHidden/>
-                <w:szCs w:val="28"/>
               </w:rPr>
               <w:fldChar w:fldCharType="end"/>
             </w:r>
@@ -2620,18 +2443,17 @@
             <w:spacing w:after="0" w:line="360" w:lineRule="auto"/>
             <w:ind w:left="0" w:right="0" w:firstLine="0"/>
             <w:rPr>
-              <w:rFonts w:eastAsiaTheme="minorEastAsia"/>
+              <w:rFonts w:asciiTheme="minorHAnsi" w:eastAsiaTheme="minorEastAsia" w:hAnsiTheme="minorHAnsi" w:cstheme="minorBidi"/>
               <w:noProof/>
               <w:color w:val="auto"/>
-              <w:szCs w:val="28"/>
+              <w:sz w:val="22"/>
             </w:rPr>
           </w:pPr>
-          <w:hyperlink w:anchor="_Toc232625913" w:history="1">
+          <w:hyperlink w:anchor="_Toc232859336" w:history="1">
             <w:r>
               <w:rPr>
                 <w:rStyle w:val="ab"/>
                 <w:noProof/>
-                <w:szCs w:val="28"/>
               </w:rPr>
               <w:t>СПИСОК ИСПОЛЬЗОВАННЫХ ИСТОЧНИКОВ</w:t>
             </w:r>
@@ -2639,7 +2461,6 @@
               <w:rPr>
                 <w:noProof/>
                 <w:webHidden/>
-                <w:szCs w:val="28"/>
               </w:rPr>
               <w:tab/>
             </w:r>
@@ -2647,7 +2468,6 @@
               <w:rPr>
                 <w:noProof/>
                 <w:webHidden/>
-                <w:szCs w:val="28"/>
               </w:rPr>
               <w:fldChar w:fldCharType="begin"/>
             </w:r>
@@ -2655,22 +2475,19 @@
               <w:rPr>
                 <w:noProof/>
                 <w:webHidden/>
-                <w:szCs w:val="28"/>
-              </w:rPr>
-              <w:instrText xml:space="preserve"> PAGEREF _Toc232625913 \h </w:instrText>
-            </w:r>
-            <w:r>
-              <w:rPr>
-                <w:noProof/>
-                <w:webHidden/>
-                <w:szCs w:val="28"/>
-              </w:rPr>
-            </w:r>
-            <w:r>
-              <w:rPr>
-                <w:noProof/>
-                <w:webHidden/>
-                <w:szCs w:val="28"/>
+              </w:rPr>
+              <w:instrText xml:space="preserve"> PAGEREF _Toc232859336 \h </w:instrText>
+            </w:r>
+            <w:r>
+              <w:rPr>
+                <w:noProof/>
+                <w:webHidden/>
+              </w:rPr>
+            </w:r>
+            <w:r>
+              <w:rPr>
+                <w:noProof/>
+                <w:webHidden/>
               </w:rPr>
               <w:fldChar w:fldCharType="separate"/>
             </w:r>
@@ -2678,7 +2495,6 @@
               <w:rPr>
                 <w:noProof/>
                 <w:webHidden/>
-                <w:szCs w:val="28"/>
               </w:rPr>
               <w:t>18</w:t>
             </w:r>
@@ -2686,7 +2502,79 @@
               <w:rPr>
                 <w:noProof/>
                 <w:webHidden/>
-                <w:szCs w:val="28"/>
+              </w:rPr>
+              <w:fldChar w:fldCharType="end"/>
+            </w:r>
+          </w:hyperlink>
+        </w:p>
+        <w:p>
+          <w:pPr>
+            <w:pStyle w:val="11"/>
+            <w:tabs>
+              <w:tab w:val="right" w:leader="dot" w:pos="9345"/>
+            </w:tabs>
+            <w:spacing w:after="0" w:line="360" w:lineRule="auto"/>
+            <w:ind w:left="0" w:right="0" w:firstLine="0"/>
+            <w:rPr>
+              <w:rFonts w:asciiTheme="minorHAnsi" w:eastAsiaTheme="minorEastAsia" w:hAnsiTheme="minorHAnsi" w:cstheme="minorBidi"/>
+              <w:noProof/>
+              <w:color w:val="auto"/>
+              <w:sz w:val="22"/>
+            </w:rPr>
+          </w:pPr>
+          <w:hyperlink w:anchor="_Toc232859337" w:history="1">
+            <w:r>
+              <w:rPr>
+                <w:rStyle w:val="ab"/>
+                <w:noProof/>
+              </w:rPr>
+              <w:t>ПРИЛОЖЕНИЯ</w:t>
+            </w:r>
+            <w:r>
+              <w:rPr>
+                <w:noProof/>
+                <w:webHidden/>
+              </w:rPr>
+              <w:tab/>
+            </w:r>
+            <w:r>
+              <w:rPr>
+                <w:noProof/>
+                <w:webHidden/>
+              </w:rPr>
+              <w:fldChar w:fldCharType="begin"/>
+            </w:r>
+            <w:r>
+              <w:rPr>
+                <w:noProof/>
+                <w:webHidden/>
+              </w:rPr>
+              <w:instrText xml:space="preserve"> PAGEREF _Toc232859337 \h </w:instrText>
+            </w:r>
+            <w:r>
+              <w:rPr>
+                <w:noProof/>
+                <w:webHidden/>
+              </w:rPr>
+            </w:r>
+            <w:r>
+              <w:rPr>
+                <w:noProof/>
+                <w:webHidden/>
+              </w:rPr>
+              <w:fldChar w:fldCharType="separate"/>
+            </w:r>
+            <w:r>
+              <w:rPr>
+                <w:noProof/>
+                <w:webHidden/>
+              </w:rPr>
+              <w:t>19</w:t>
+            </w:r>
+            <w:r>
+              <w:rPr>
+                <w:noProof/>
+                <w:webHidden/>
               </w:rPr>
               <w:fldChar w:fldCharType="end"/>
             </w:r>
@@ -2758,17 +2646,6 @@
     <w:p>
       <w:pPr>
         <w:spacing w:after="0" w:line="0" w:lineRule="atLeast"/>
-        <w:jc w:val="center"/>
-        <w:rPr>
-          <w:rFonts w:ascii="Times New Roman" w:hAnsi="Times New Roman" w:cs="Times New Roman"/>
-          <w:sz w:val="28"/>
-          <w:szCs w:val="28"/>
-        </w:rPr>
-      </w:pPr>
-    </w:p>
-    <w:p>
-      <w:pPr>
-        <w:spacing w:after="0" w:line="0" w:lineRule="atLeast"/>
         <w:rPr>
           <w:rFonts w:ascii="Times New Roman" w:hAnsi="Times New Roman" w:cs="Times New Roman"/>
           <w:sz w:val="28"/>
@@ -2780,7 +2657,6 @@
       <w:pPr>
         <w:pStyle w:val="1"/>
         <w:spacing w:before="0" w:line="360" w:lineRule="auto"/>
-        <w:ind w:firstLine="709"/>
         <w:jc w:val="center"/>
         <w:rPr>
           <w:rFonts w:ascii="Times New Roman" w:hAnsi="Times New Roman" w:cs="Times New Roman"/>
@@ -2789,7 +2665,7 @@
           <w:szCs w:val="28"/>
         </w:rPr>
       </w:pPr>
-      <w:bookmarkStart w:id="0" w:name="_Toc232625891"/>
+      <w:bookmarkStart w:id="0" w:name="_Toc232859314"/>
       <w:r>
         <w:rPr>
           <w:rFonts w:ascii="Times New Roman" w:hAnsi="Times New Roman" w:cs="Times New Roman"/>
@@ -3423,7 +3299,7 @@
           <w:lang w:eastAsia="ru-RU"/>
         </w:rPr>
       </w:pPr>
-      <w:bookmarkStart w:id="1" w:name="_Toc232625892"/>
+      <w:bookmarkStart w:id="1" w:name="_Toc232859315"/>
       <w:r>
         <w:rPr>
           <w:rFonts w:ascii="Times New Roman" w:eastAsia="Times New Roman" w:hAnsi="Times New Roman" w:cs="Times New Roman"/>
@@ -3651,7 +3527,7 @@
           <w:szCs w:val="28"/>
         </w:rPr>
       </w:pPr>
-      <w:bookmarkStart w:id="2" w:name="_Toc232625893"/>
+      <w:bookmarkStart w:id="2" w:name="_Toc232859316"/>
       <w:r>
         <w:rPr>
           <w:rFonts w:ascii="Times New Roman" w:hAnsi="Times New Roman" w:cs="Times New Roman"/>
@@ -4266,7 +4142,7 @@
           <w:szCs w:val="28"/>
         </w:rPr>
       </w:pPr>
-      <w:bookmarkStart w:id="3" w:name="_Toc232625894"/>
+      <w:bookmarkStart w:id="3" w:name="_Toc232859317"/>
       <w:r>
         <w:rPr>
           <w:rStyle w:val="docdata"/>
@@ -4644,7 +4520,7 @@
           <w:szCs w:val="28"/>
         </w:rPr>
       </w:pPr>
-      <w:bookmarkStart w:id="4" w:name="_Toc232625895"/>
+      <w:bookmarkStart w:id="4" w:name="_Toc232859318"/>
       <w:r>
         <w:rPr>
           <w:rFonts w:ascii="Times New Roman" w:hAnsi="Times New Roman" w:cs="Times New Roman"/>
@@ -5004,7 +4880,7 @@
           <w:szCs w:val="28"/>
         </w:rPr>
       </w:pPr>
-      <w:bookmarkStart w:id="5" w:name="_Toc232625896"/>
+      <w:bookmarkStart w:id="5" w:name="_Toc232859319"/>
       <w:r>
         <w:rPr>
           <w:rStyle w:val="docdata"/>
@@ -5864,7 +5740,7 @@
           <w:shd w:val="clear" w:color="auto" w:fill="FFFFFF"/>
         </w:rPr>
       </w:pPr>
-      <w:bookmarkStart w:id="6" w:name="_Toc232625897"/>
+      <w:bookmarkStart w:id="6" w:name="_Toc232859320"/>
       <w:r>
         <w:rPr>
           <w:rStyle w:val="docdata"/>
@@ -6233,7 +6109,7 @@
           <w:shd w:val="clear" w:color="auto" w:fill="FFFFFF"/>
         </w:rPr>
       </w:pPr>
-      <w:bookmarkStart w:id="7" w:name="_Toc232625898"/>
+      <w:bookmarkStart w:id="7" w:name="_Toc232859321"/>
       <w:r>
         <w:rPr>
           <w:rStyle w:val="docdata"/>
@@ -6521,7 +6397,7 @@
           <w:szCs w:val="28"/>
         </w:rPr>
       </w:pPr>
-      <w:bookmarkStart w:id="8" w:name="_Toc232625899"/>
+      <w:bookmarkStart w:id="8" w:name="_Toc232859322"/>
       <w:r>
         <w:rPr>
           <w:rStyle w:val="docdata"/>
@@ -6827,7 +6703,7 @@
           <w:lang w:eastAsia="ru-RU"/>
         </w:rPr>
       </w:pPr>
-      <w:bookmarkStart w:id="9" w:name="_Toc232625900"/>
+      <w:bookmarkStart w:id="9" w:name="_Toc232859323"/>
       <w:r>
         <w:rPr>
           <w:rFonts w:ascii="Times New Roman" w:eastAsia="Times New Roman" w:hAnsi="Times New Roman" w:cs="Times New Roman"/>
@@ -7348,7 +7224,7 @@
           <w:shd w:val="clear" w:color="auto" w:fill="FFFFFF"/>
         </w:rPr>
       </w:pPr>
-      <w:bookmarkStart w:id="10" w:name="_Toc232625901"/>
+      <w:bookmarkStart w:id="10" w:name="_Toc232859324"/>
       <w:r>
         <w:rPr>
           <w:rFonts w:ascii="Times New Roman" w:eastAsia="Times New Roman" w:hAnsi="Times New Roman" w:cs="Times New Roman"/>
@@ -7849,7 +7725,6 @@
       <w:pPr>
         <w:pStyle w:val="1"/>
         <w:spacing w:before="0" w:line="360" w:lineRule="auto"/>
-        <w:ind w:firstLine="709"/>
         <w:jc w:val="center"/>
         <w:rPr>
           <w:rStyle w:val="docdata"/>
@@ -7859,7 +7734,7 @@
           <w:szCs w:val="28"/>
         </w:rPr>
       </w:pPr>
-      <w:bookmarkStart w:id="11" w:name="_Toc232625902"/>
+      <w:bookmarkStart w:id="11" w:name="_Toc232859325"/>
       <w:r>
         <w:rPr>
           <w:rStyle w:val="docdata"/>
@@ -7912,7 +7787,7 @@
           <w:szCs w:val="28"/>
         </w:rPr>
       </w:pPr>
-      <w:bookmarkStart w:id="12" w:name="_Toc232625903"/>
+      <w:bookmarkStart w:id="12" w:name="_Toc232859326"/>
       <w:r>
         <w:rPr>
           <w:rStyle w:val="docdata"/>
@@ -8064,7 +7939,7 @@
           <w:szCs w:val="28"/>
         </w:rPr>
       </w:pPr>
-      <w:bookmarkStart w:id="13" w:name="_Toc232625904"/>
+      <w:bookmarkStart w:id="13" w:name="_Toc232859327"/>
       <w:r>
         <w:rPr>
           <w:rStyle w:val="docdata"/>
@@ -8281,7 +8156,7 @@
           <w:szCs w:val="28"/>
         </w:rPr>
       </w:pPr>
-      <w:bookmarkStart w:id="14" w:name="_Toc232625905"/>
+      <w:bookmarkStart w:id="14" w:name="_Toc232859328"/>
       <w:r>
         <w:rPr>
           <w:rStyle w:val="docdata"/>
@@ -8365,7 +8240,7 @@
           <w:szCs w:val="28"/>
         </w:rPr>
       </w:pPr>
-      <w:bookmarkStart w:id="15" w:name="_Toc232625906"/>
+      <w:bookmarkStart w:id="15" w:name="_Toc232859329"/>
       <w:r>
         <w:rPr>
           <w:rStyle w:val="docdata"/>
@@ -8603,7 +8478,7 @@
           <w:szCs w:val="28"/>
         </w:rPr>
       </w:pPr>
-      <w:bookmarkStart w:id="16" w:name="_Toc232625907"/>
+      <w:bookmarkStart w:id="16" w:name="_Toc232859330"/>
       <w:r>
         <w:rPr>
           <w:rStyle w:val="docdata"/>
@@ -9235,7 +9110,7 @@
           <w:szCs w:val="28"/>
         </w:rPr>
       </w:pPr>
-      <w:bookmarkStart w:id="17" w:name="_Toc232625908"/>
+      <w:bookmarkStart w:id="17" w:name="_Toc232859331"/>
       <w:r>
         <w:rPr>
           <w:rStyle w:val="docdata"/>
@@ -9482,7 +9357,7 @@
           <w:szCs w:val="28"/>
         </w:rPr>
       </w:pPr>
-      <w:bookmarkStart w:id="18" w:name="_Toc232625909"/>
+      <w:bookmarkStart w:id="18" w:name="_Toc232859332"/>
       <w:r>
         <w:rPr>
           <w:rStyle w:val="docdata"/>
@@ -9724,7 +9599,7 @@
           <w:szCs w:val="28"/>
         </w:rPr>
       </w:pPr>
-      <w:bookmarkStart w:id="19" w:name="_Toc232625910"/>
+      <w:bookmarkStart w:id="19" w:name="_Toc232859333"/>
       <w:r>
         <w:rPr>
           <w:rStyle w:val="docdata"/>
@@ -9922,7 +9797,7 @@
           <w:szCs w:val="28"/>
         </w:rPr>
       </w:pPr>
-      <w:bookmarkStart w:id="20" w:name="_Toc232625911"/>
+      <w:bookmarkStart w:id="20" w:name="_Toc232859334"/>
       <w:r>
         <w:rPr>
           <w:rStyle w:val="docdata"/>
@@ -10185,7 +10060,7 @@
           <w:szCs w:val="28"/>
         </w:rPr>
       </w:pPr>
-      <w:bookmarkStart w:id="21" w:name="_Toc232625912"/>
+      <w:bookmarkStart w:id="21" w:name="_Toc232859335"/>
       <w:r>
         <w:rPr>
           <w:rStyle w:val="docdata"/>
@@ -10680,7 +10555,7 @@
           <w:szCs w:val="28"/>
         </w:rPr>
       </w:pPr>
-      <w:bookmarkStart w:id="22" w:name="_Toc232625913"/>
+      <w:bookmarkStart w:id="22" w:name="_Toc232859336"/>
       <w:r>
         <w:rPr>
           <w:color w:val="0F1115"/>
@@ -11293,8 +11168,128 @@
         <w:spacing w:after="0" w:line="0" w:lineRule="atLeast"/>
         <w:rPr>
           <w:rFonts w:ascii="Times New Roman" w:hAnsi="Times New Roman" w:cs="Times New Roman"/>
-        </w:rPr>
-      </w:pPr>
+          <w:lang w:val="en-US"/>
+        </w:rPr>
+      </w:pPr>
+    </w:p>
+    <w:p>
+      <w:pPr>
+        <w:spacing w:after="0" w:line="0" w:lineRule="atLeast"/>
+        <w:rPr>
+          <w:rFonts w:ascii="Times New Roman" w:hAnsi="Times New Roman" w:cs="Times New Roman"/>
+          <w:lang w:val="en-US"/>
+        </w:rPr>
+      </w:pPr>
+    </w:p>
+    <w:p>
+      <w:pPr>
+        <w:pStyle w:val="1"/>
+        <w:spacing w:before="0" w:line="360" w:lineRule="auto"/>
+        <w:jc w:val="center"/>
+        <w:rPr>
+          <w:rFonts w:ascii="Times New Roman" w:hAnsi="Times New Roman" w:cs="Times New Roman"/>
+          <w:sz w:val="28"/>
+          <w:szCs w:val="28"/>
+        </w:rPr>
+      </w:pPr>
+      <w:bookmarkStart w:id="23" w:name="_Toc232859337"/>
+      <w:r>
+        <w:rPr>
+          <w:rFonts w:ascii="Times New Roman" w:hAnsi="Times New Roman" w:cs="Times New Roman"/>
+          <w:color w:val="auto"/>
+          <w:sz w:val="28"/>
+          <w:szCs w:val="28"/>
+        </w:rPr>
+        <w:lastRenderedPageBreak/>
+        <w:t>ПРИЛОЖЕНИЯ</w:t>
+      </w:r>
+      <w:bookmarkEnd w:id="23"/>
+    </w:p>
+    <w:p>
+      <w:pPr>
+        <w:spacing w:after="0" w:line="360" w:lineRule="auto"/>
+        <w:rPr>
+          <w:rFonts w:ascii="Times New Roman" w:hAnsi="Times New Roman" w:cs="Times New Roman"/>
+          <w:sz w:val="28"/>
+          <w:szCs w:val="28"/>
+        </w:rPr>
+      </w:pPr>
+    </w:p>
+    <w:p>
+      <w:pPr>
+        <w:spacing w:after="0" w:line="360" w:lineRule="auto"/>
+        <w:jc w:val="center"/>
+        <w:rPr>
+          <w:rFonts w:ascii="Times New Roman" w:hAnsi="Times New Roman" w:cs="Times New Roman"/>
+          <w:sz w:val="28"/>
+          <w:szCs w:val="28"/>
+        </w:rPr>
+      </w:pPr>
+      <w:r>
+        <w:rPr>
+          <w:rFonts w:ascii="Times New Roman" w:hAnsi="Times New Roman" w:cs="Times New Roman"/>
+          <w:noProof/>
+          <w:sz w:val="28"/>
+          <w:szCs w:val="28"/>
+        </w:rPr>
+        <w:drawing>
+          <wp:inline distT="0" distB="0" distL="0" distR="0" wp14:anchorId="1D9CCD4F" wp14:editId="337EE820">
+            <wp:extent cx="5940425" cy="5586730"/>
+            <wp:effectExtent l="0" t="0" r="3175" b="0"/>
+            <wp:docPr id="1" name="Рисунок 1"/>
+            <wp:cNvGraphicFramePr>
+              <a:graphicFrameLocks xmlns:a="http://schemas.openxmlformats.org/drawingml/2006/main" noChangeAspect="1"/>
+            </wp:cNvGraphicFramePr>
+            <a:graphic xmlns:a="http://schemas.openxmlformats.org/drawingml/2006/main">
+              <a:graphicData uri="http://schemas.openxmlformats.org/drawingml/2006/picture">
+                <pic:pic xmlns:pic="http://schemas.openxmlformats.org/drawingml/2006/picture">
+                  <pic:nvPicPr>
+                    <pic:cNvPr id="1" name=""/>
+                    <pic:cNvPicPr/>
+                  </pic:nvPicPr>
+                  <pic:blipFill>
+                    <a:blip r:embed="rId19"/>
+                    <a:stretch>
+                      <a:fillRect/>
+                    </a:stretch>
+                  </pic:blipFill>
+                  <pic:spPr>
+                    <a:xfrm>
+                      <a:off x="0" y="0"/>
+                      <a:ext cx="5940425" cy="5586730"/>
+                    </a:xfrm>
+                    <a:prstGeom prst="rect">
+                      <a:avLst/>
+                    </a:prstGeom>
+                  </pic:spPr>
+                </pic:pic>
+              </a:graphicData>
+            </a:graphic>
+          </wp:inline>
+        </w:drawing>
+      </w:r>
+    </w:p>
+    <w:p>
+      <w:pPr>
+        <w:tabs>
+          <w:tab w:val="left" w:pos="5134"/>
+        </w:tabs>
+        <w:spacing w:after="0" w:line="360" w:lineRule="auto"/>
+        <w:jc w:val="center"/>
+        <w:rPr>
+          <w:rFonts w:ascii="Times New Roman" w:hAnsi="Times New Roman" w:cs="Times New Roman"/>
+          <w:sz w:val="28"/>
+          <w:szCs w:val="28"/>
+        </w:rPr>
+      </w:pPr>
+      <w:r>
+        <w:rPr>
+          <w:rFonts w:ascii="Times New Roman" w:hAnsi="Times New Roman" w:cs="Times New Roman"/>
+          <w:sz w:val="28"/>
+          <w:szCs w:val="28"/>
+        </w:rPr>
+        <w:t>Рисунок 1 – Программный модуль обработки и работы с изображениями</w:t>
+      </w:r>
     </w:p>
     <w:sectPr>
       <w:type w:val="continuous"/>
